--- a/小野町_引継ぎ_整理済/19_打合せ/小野町_打合せ資料_現在地と論点_20260928.docx
+++ b/小野町_引継ぎ_整理済/19_打合せ/小野町_打合せ資料_現在地と論点_20260928.docx
@@ -70,13 +70,13 @@
         </w:tblCellMar>
       </w:tblPr>
       <w:tblGrid>
-        <w:gridCol w:w="1430"/>
-        <w:gridCol w:w="8208"/>
+        <w:gridCol w:w="1458"/>
+        <w:gridCol w:w="8180"/>
       </w:tblGrid>
       <w:tr>
         <w:tc>
           <w:tcPr>
-            <w:tcW w:type="dxa" w:w="1430"/>
+            <w:tcW w:type="dxa" w:w="1458"/>
             <w:shd w:val="clear" w:fill="1F3864"/>
             <w:vAlign w:val="center"/>
           </w:tcPr>
@@ -99,7 +99,7 @@
         </w:tc>
         <w:tc>
           <w:tcPr>
-            <w:tcW w:type="dxa" w:w="8208"/>
+            <w:tcW w:type="dxa" w:w="8180"/>
             <w:shd w:val="clear" w:fill="1F3864"/>
             <w:vAlign w:val="center"/>
           </w:tcPr>
@@ -124,7 +124,7 @@
       <w:tr>
         <w:tc>
           <w:tcPr>
-            <w:tcW w:type="dxa" w:w="1430"/>
+            <w:tcW w:type="dxa" w:w="1458"/>
             <w:vAlign w:val="center"/>
           </w:tcPr>
           <w:p>
@@ -144,7 +144,7 @@
         </w:tc>
         <w:tc>
           <w:tcPr>
-            <w:tcW w:type="dxa" w:w="8208"/>
+            <w:tcW w:type="dxa" w:w="8180"/>
             <w:vAlign w:val="center"/>
           </w:tcPr>
           <w:p>
@@ -193,7 +193,7 @@
       <w:tr>
         <w:tc>
           <w:tcPr>
-            <w:tcW w:type="dxa" w:w="1430"/>
+            <w:tcW w:type="dxa" w:w="1458"/>
             <w:vAlign w:val="center"/>
           </w:tcPr>
           <w:p>
@@ -213,76 +213,7 @@
         </w:tc>
         <w:tc>
           <w:tcPr>
-            <w:tcW w:type="dxa" w:w="8208"/>
-            <w:vAlign w:val="center"/>
-          </w:tcPr>
-          <w:p>
-            <w:pPr>
-              <w:spacing w:before="20" w:after="20"/>
-            </w:pPr>
-            <w:r>
-              <w:rPr>
-                <w:rFonts w:ascii="BIZ UDPゴシック" w:hAnsi="BIZ UDPゴシック" w:eastAsia="BIZ UDPゴシック"/>
-                <w:b/>
-                <w:i w:val="0"/>
-                <w:sz w:val="22"/>
-              </w:rPr>
-              <w:t>突合の過程で、当方の保険料算式に誤りが1件見つかりました。</w:t>
-            </w:r>
-            <w:r>
-              <w:rPr>
-                <w:rFonts w:ascii="BIZ UDPゴシック" w:hAnsi="BIZ UDPゴシック" w:eastAsia="BIZ UDPゴシック"/>
-                <w:b w:val="0"/>
-                <w:i w:val="0"/>
-                <w:sz w:val="22"/>
-              </w:rPr>
-              <w:t>調整交付金見込額の基数の取りこぼしです。</w:t>
-            </w:r>
-            <w:r>
-              <w:rPr>
-                <w:rFonts w:ascii="BIZ UDPゴシック" w:hAnsi="BIZ UDPゴシック" w:eastAsia="BIZ UDPゴシック"/>
-                <w:b/>
-                <w:i w:val="0"/>
-                <w:sz w:val="22"/>
-              </w:rPr>
-              <w:t>当方の算定は6,095円から6,048円に訂正しますが、100円未満を切り上げた6,100円は変わりません</w:t>
-            </w:r>
-            <w:r>
-              <w:rPr>
-                <w:rFonts w:ascii="BIZ UDPゴシック" w:hAnsi="BIZ UDPゴシック" w:eastAsia="BIZ UDPゴシック"/>
-                <w:b w:val="0"/>
-                <w:i w:val="0"/>
-                <w:sz w:val="22"/>
-              </w:rPr>
-              <w:t>（第2章）</w:t>
-            </w:r>
-          </w:p>
-        </w:tc>
-      </w:tr>
-      <w:tr>
-        <w:tc>
-          <w:tcPr>
-            <w:tcW w:type="dxa" w:w="1430"/>
-            <w:vAlign w:val="center"/>
-          </w:tcPr>
-          <w:p>
-            <w:pPr>
-              <w:spacing w:before="20" w:after="20"/>
-            </w:pPr>
-            <w:r>
-              <w:rPr>
-                <w:rFonts w:ascii="BIZ UDPゴシック" w:hAnsi="BIZ UDPゴシック" w:eastAsia="BIZ UDPゴシック"/>
-                <w:b w:val="0"/>
-                <w:i w:val="0"/>
-                <w:sz w:val="22"/>
-              </w:rPr>
-              <w:t>3</w:t>
-            </w:r>
-          </w:p>
-        </w:tc>
-        <w:tc>
-          <w:tcPr>
-            <w:tcW w:type="dxa" w:w="8208"/>
+            <w:tcW w:type="dxa" w:w="8180"/>
             <w:vAlign w:val="center"/>
           </w:tcPr>
           <w:p>
@@ -314,7 +245,7 @@
                 <w:i w:val="0"/>
                 <w:sz w:val="22"/>
               </w:rPr>
-              <w:t>（第3章）</w:t>
+              <w:t>（第2章）</w:t>
             </w:r>
           </w:p>
         </w:tc>
@@ -322,7 +253,7 @@
       <w:tr>
         <w:tc>
           <w:tcPr>
-            <w:tcW w:type="dxa" w:w="1430"/>
+            <w:tcW w:type="dxa" w:w="1458"/>
             <w:vAlign w:val="center"/>
           </w:tcPr>
           <w:p>
@@ -336,13 +267,13 @@
                 <w:i w:val="0"/>
                 <w:sz w:val="22"/>
               </w:rPr>
-              <w:t>4</w:t>
+              <w:t>3</w:t>
             </w:r>
           </w:p>
         </w:tc>
         <w:tc>
           <w:tcPr>
-            <w:tcW w:type="dxa" w:w="8208"/>
+            <w:tcW w:type="dxa" w:w="8180"/>
             <w:vAlign w:val="center"/>
           </w:tcPr>
           <w:p>
@@ -383,7 +314,7 @@
                 <w:i w:val="0"/>
                 <w:sz w:val="22"/>
               </w:rPr>
-              <w:t>（第3章）</w:t>
+              <w:t>（第2章）</w:t>
             </w:r>
           </w:p>
         </w:tc>
@@ -391,7 +322,7 @@
       <w:tr>
         <w:tc>
           <w:tcPr>
-            <w:tcW w:type="dxa" w:w="1430"/>
+            <w:tcW w:type="dxa" w:w="1458"/>
             <w:vAlign w:val="center"/>
           </w:tcPr>
           <w:p>
@@ -405,13 +336,13 @@
                 <w:i w:val="0"/>
                 <w:sz w:val="22"/>
               </w:rPr>
-              <w:t>5</w:t>
+              <w:t>4</w:t>
             </w:r>
           </w:p>
         </w:tc>
         <w:tc>
           <w:tcPr>
-            <w:tcW w:type="dxa" w:w="8208"/>
+            <w:tcW w:type="dxa" w:w="8180"/>
             <w:vAlign w:val="center"/>
           </w:tcPr>
           <w:p>
@@ -434,7 +365,7 @@
                 <w:i w:val="0"/>
                 <w:sz w:val="22"/>
               </w:rPr>
-              <w:t>保険料・準備基金・協議会の日程・認知症の人の意見聴取・認知症計画の形式・見える化の提出時期（第4章）</w:t>
+              <w:t>保険料・準備基金・協議会の日程・認知症の人の意見聴取・認知症計画の形式・見える化の提出時期（第3章）</w:t>
             </w:r>
           </w:p>
         </w:tc>
@@ -442,7 +373,7 @@
       <w:tr>
         <w:tc>
           <w:tcPr>
-            <w:tcW w:type="dxa" w:w="1430"/>
+            <w:tcW w:type="dxa" w:w="1458"/>
             <w:vAlign w:val="center"/>
           </w:tcPr>
           <w:p>
@@ -456,13 +387,13 @@
                 <w:i w:val="0"/>
                 <w:sz w:val="22"/>
               </w:rPr>
-              <w:t>6</w:t>
+              <w:t>5</w:t>
             </w:r>
           </w:p>
         </w:tc>
         <w:tc>
           <w:tcPr>
-            <w:tcW w:type="dxa" w:w="8208"/>
+            <w:tcW w:type="dxa" w:w="8180"/>
             <w:vAlign w:val="center"/>
           </w:tcPr>
           <w:p>
@@ -485,7 +416,7 @@
                 <w:i w:val="0"/>
                 <w:sz w:val="22"/>
               </w:rPr>
-              <w:t>とくに基金運用状況調書と令和7年度決算は保険料の決定に直結します（第5章）</w:t>
+              <w:t>とくに基金運用状況調書と令和7年度決算は保険料の決定に直結します（第4章）</w:t>
             </w:r>
           </w:p>
         </w:tc>
@@ -493,7 +424,7 @@
       <w:tr>
         <w:tc>
           <w:tcPr>
-            <w:tcW w:type="dxa" w:w="1430"/>
+            <w:tcW w:type="dxa" w:w="1458"/>
             <w:vAlign w:val="center"/>
           </w:tcPr>
           <w:p>
@@ -507,13 +438,13 @@
                 <w:i w:val="0"/>
                 <w:sz w:val="22"/>
               </w:rPr>
-              <w:t>7</w:t>
+              <w:t>6</w:t>
             </w:r>
           </w:p>
         </w:tc>
         <w:tc>
           <w:tcPr>
-            <w:tcW w:type="dxa" w:w="8208"/>
+            <w:tcW w:type="dxa" w:w="8180"/>
             <w:vAlign w:val="center"/>
           </w:tcPr>
           <w:p>
@@ -536,7 +467,7 @@
                 <w:i w:val="0"/>
                 <w:sz w:val="22"/>
               </w:rPr>
-              <w:t>協議会第1回の開催日が決まらないと、ここから逆算した日程が引けません（第6章）</w:t>
+              <w:t>協議会第1回の開催日が決まらないと、ここから逆算した日程が引けません（第5章）</w:t>
             </w:r>
           </w:p>
         </w:tc>
@@ -1110,400 +1041,9 @@
           <w:color w:val="2E74B5"/>
           <w:sz w:val="32"/>
         </w:rPr>
-        <w:t>2　おわびと訂正（当方の保険料算式）</w:t>
+        <w:t>2　保険料の選択肢</w:t>
       </w:r>
       <w:bookmarkEnd w:id="103"/>
-    </w:p>
-    <w:p>
-      <w:pPr>
-        <w:spacing w:before="60" w:after="60"/>
-      </w:pPr>
-      <w:r>
-        <w:rPr>
-          <w:rFonts w:ascii="BIZ UDPゴシック" w:hAnsi="BIZ UDPゴシック" w:eastAsia="BIZ UDPゴシック"/>
-          <w:b/>
-          <w:i w:val="0"/>
-          <w:sz w:val="24"/>
-        </w:rPr>
-        <w:t>システムの値と突き合わせる過程で、当方の算式に誤りが1件あることが分かりました。おわび申し上げます。</w:t>
-      </w:r>
-    </w:p>
-    <w:tbl>
-      <w:tblPr>
-        <w:tblW w:type="auto" w:w="0"/>
-        <w:jc w:val="center"/>
-        <w:tblLayout w:type="fixed"/>
-        <w:tblLook w:firstColumn="1" w:firstRow="1" w:lastColumn="0" w:lastRow="0" w:noHBand="0" w:noVBand="1" w:val="04A0"/>
-        <w:tblBorders>
-          <w:top w:val="single" w:sz="6" w:space="0" w:color="2E75B6"/>
-          <w:left w:val="single" w:sz="4" w:space="0" w:color="BFBFBF"/>
-          <w:bottom w:val="single" w:sz="6" w:space="0" w:color="2E75B6"/>
-          <w:right w:val="single" w:sz="4" w:space="0" w:color="BFBFBF"/>
-          <w:insideH w:val="single" w:sz="4" w:space="0" w:color="BFBFBF"/>
-          <w:insideV w:val="single" w:sz="4" w:space="0" w:color="BFBFBF"/>
-        </w:tblBorders>
-        <w:tblCellMar>
-          <w:left w:w="10" w:type="dxa"/>
-          <w:right w:w="10" w:type="dxa"/>
-        </w:tblCellMar>
-      </w:tblPr>
-      <w:tblGrid>
-        <w:gridCol w:w="1906"/>
-        <w:gridCol w:w="7732"/>
-      </w:tblGrid>
-      <w:tr>
-        <w:tc>
-          <w:tcPr>
-            <w:tcW w:type="dxa" w:w="1906"/>
-            <w:shd w:val="clear" w:fill="1F3864"/>
-            <w:vAlign w:val="center"/>
-          </w:tcPr>
-          <w:p>
-            <w:pPr>
-              <w:spacing w:before="20" w:after="20"/>
-              <w:jc w:val="center"/>
-            </w:pPr>
-            <w:r>
-              <w:rPr>
-                <w:rFonts w:ascii="BIZ UDPゴシック" w:hAnsi="BIZ UDPゴシック" w:eastAsia="BIZ UDPゴシック"/>
-                <w:b/>
-                <w:i w:val="0"/>
-                <w:color w:val="FFFFFF"/>
-                <w:sz w:val="22"/>
-              </w:rPr>
-              <w:t>項目</w:t>
-            </w:r>
-          </w:p>
-        </w:tc>
-        <w:tc>
-          <w:tcPr>
-            <w:tcW w:type="dxa" w:w="7732"/>
-            <w:shd w:val="clear" w:fill="1F3864"/>
-            <w:vAlign w:val="center"/>
-          </w:tcPr>
-          <w:p>
-            <w:pPr>
-              <w:spacing w:before="20" w:after="20"/>
-              <w:jc w:val="center"/>
-            </w:pPr>
-            <w:r>
-              <w:rPr>
-                <w:rFonts w:ascii="BIZ UDPゴシック" w:hAnsi="BIZ UDPゴシック" w:eastAsia="BIZ UDPゴシック"/>
-                <w:b/>
-                <w:i w:val="0"/>
-                <w:color w:val="FFFFFF"/>
-                <w:sz w:val="22"/>
-              </w:rPr>
-              <w:t>内容</w:t>
-            </w:r>
-          </w:p>
-        </w:tc>
-      </w:tr>
-      <w:tr>
-        <w:tc>
-          <w:tcPr>
-            <w:tcW w:type="dxa" w:w="1906"/>
-            <w:vAlign w:val="center"/>
-          </w:tcPr>
-          <w:p>
-            <w:pPr>
-              <w:spacing w:before="20" w:after="20"/>
-            </w:pPr>
-            <w:r>
-              <w:rPr>
-                <w:rFonts w:ascii="BIZ UDPゴシック" w:hAnsi="BIZ UDPゴシック" w:eastAsia="BIZ UDPゴシック"/>
-                <w:b w:val="0"/>
-                <w:i w:val="0"/>
-                <w:sz w:val="22"/>
-              </w:rPr>
-              <w:t>誤り</w:t>
-            </w:r>
-          </w:p>
-        </w:tc>
-        <w:tc>
-          <w:tcPr>
-            <w:tcW w:type="dxa" w:w="7732"/>
-            <w:vAlign w:val="center"/>
-          </w:tcPr>
-          <w:p>
-            <w:pPr>
-              <w:spacing w:before="20" w:after="20"/>
-            </w:pPr>
-            <w:r>
-              <w:rPr>
-                <w:rFonts w:ascii="BIZ UDPゴシック" w:hAnsi="BIZ UDPゴシック" w:eastAsia="BIZ UDPゴシック"/>
-                <w:b/>
-                <w:i w:val="0"/>
-                <w:sz w:val="22"/>
-              </w:rPr>
-              <w:t>調整交付金見込額の基数に総合事業費を含めていませんでした。</w:t>
-            </w:r>
-            <w:r>
-              <w:rPr>
-                <w:rFonts w:ascii="BIZ UDPゴシック" w:hAnsi="BIZ UDPゴシック" w:eastAsia="BIZ UDPゴシック"/>
-                <w:b w:val="0"/>
-                <w:i w:val="0"/>
-                <w:sz w:val="22"/>
-              </w:rPr>
-              <w:t>システムは調整交付金相当額（5％）と同じく（標準給付費＋総合事業費）を基数としています</w:t>
-            </w:r>
-          </w:p>
-        </w:tc>
-      </w:tr>
-      <w:tr>
-        <w:tc>
-          <w:tcPr>
-            <w:tcW w:type="dxa" w:w="1906"/>
-            <w:vAlign w:val="center"/>
-          </w:tcPr>
-          <w:p>
-            <w:pPr>
-              <w:spacing w:before="20" w:after="20"/>
-            </w:pPr>
-            <w:r>
-              <w:rPr>
-                <w:rFonts w:ascii="BIZ UDPゴシック" w:hAnsi="BIZ UDPゴシック" w:eastAsia="BIZ UDPゴシック"/>
-                <w:b w:val="0"/>
-                <w:i w:val="0"/>
-                <w:sz w:val="22"/>
-              </w:rPr>
-              <w:t>確かめ方①</w:t>
-            </w:r>
-          </w:p>
-        </w:tc>
-        <w:tc>
-          <w:tcPr>
-            <w:tcW w:type="dxa" w:w="7732"/>
-            <w:vAlign w:val="center"/>
-          </w:tcPr>
-          <w:p>
-            <w:pPr>
-              <w:spacing w:before="20" w:after="20"/>
-            </w:pPr>
-            <w:r>
-              <w:rPr>
-                <w:rFonts w:ascii="BIZ UDPゴシック" w:hAnsi="BIZ UDPゴシック" w:eastAsia="BIZ UDPゴシック"/>
-                <w:b w:val="0"/>
-                <w:i w:val="0"/>
-                <w:sz w:val="22"/>
-              </w:rPr>
-              <w:t>ワークシートの調整交付金見込額（令和9年度70,959千円）を見込交付割合6.11％で割り戻すと1,161,354千円。</w:t>
-            </w:r>
-            <w:r>
-              <w:rPr>
-                <w:rFonts w:ascii="BIZ UDPゴシック" w:hAnsi="BIZ UDPゴシック" w:eastAsia="BIZ UDPゴシック"/>
-                <w:b/>
-                <w:i w:val="0"/>
-                <w:sz w:val="22"/>
-              </w:rPr>
-              <w:t>標準給付費1,126,772千円＋総合事業費34,581千円と1円まで一致します</w:t>
-            </w:r>
-          </w:p>
-        </w:tc>
-      </w:tr>
-      <w:tr>
-        <w:tc>
-          <w:tcPr>
-            <w:tcW w:type="dxa" w:w="1906"/>
-            <w:vAlign w:val="center"/>
-          </w:tcPr>
-          <w:p>
-            <w:pPr>
-              <w:spacing w:before="20" w:after="20"/>
-            </w:pPr>
-            <w:r>
-              <w:rPr>
-                <w:rFonts w:ascii="BIZ UDPゴシック" w:hAnsi="BIZ UDPゴシック" w:eastAsia="BIZ UDPゴシック"/>
-                <w:b w:val="0"/>
-                <w:i w:val="0"/>
-                <w:sz w:val="22"/>
-              </w:rPr>
-              <w:t>確かめ方②</w:t>
-            </w:r>
-          </w:p>
-        </w:tc>
-        <w:tc>
-          <w:tcPr>
-            <w:tcW w:type="dxa" w:w="7732"/>
-            <w:vAlign w:val="center"/>
-          </w:tcPr>
-          <w:p>
-            <w:pPr>
-              <w:spacing w:before="20" w:after="20"/>
-            </w:pPr>
-            <w:r>
-              <w:rPr>
-                <w:rFonts w:ascii="BIZ UDPゴシック" w:hAnsi="BIZ UDPゴシック" w:eastAsia="BIZ UDPゴシック"/>
-                <w:b/>
-                <w:i w:val="0"/>
-                <w:sz w:val="22"/>
-              </w:rPr>
-              <w:t>第9期計画の実数で検算しました。</w:t>
-            </w:r>
-            <w:r>
-              <w:rPr>
-                <w:rFonts w:ascii="BIZ UDPゴシック" w:hAnsi="BIZ UDPゴシック" w:eastAsia="BIZ UDPゴシック"/>
-                <w:b w:val="0"/>
-                <w:i w:val="0"/>
-                <w:sz w:val="22"/>
-              </w:rPr>
-              <w:t>標準給付費3,566,486千円を入れると月額6,865円となり、</w:t>
-            </w:r>
-            <w:r>
-              <w:rPr>
-                <w:rFonts w:ascii="BIZ UDPゴシック" w:hAnsi="BIZ UDPゴシック" w:eastAsia="BIZ UDPゴシック"/>
-                <w:b/>
-                <w:i w:val="0"/>
-                <w:sz w:val="22"/>
-              </w:rPr>
-              <w:t>第9期計画の算定値6,886円との差は0.3％です。</w:t>
-            </w:r>
-            <w:r>
-              <w:rPr>
-                <w:rFonts w:ascii="BIZ UDPゴシック" w:hAnsi="BIZ UDPゴシック" w:eastAsia="BIZ UDPゴシック"/>
-                <w:b w:val="0"/>
-                <w:i w:val="0"/>
-                <w:sz w:val="22"/>
-              </w:rPr>
-              <w:t>訂正前は6,442円で、差は6.4％ありました</w:t>
-            </w:r>
-          </w:p>
-        </w:tc>
-      </w:tr>
-      <w:tr>
-        <w:tc>
-          <w:tcPr>
-            <w:tcW w:type="dxa" w:w="1906"/>
-            <w:vAlign w:val="center"/>
-          </w:tcPr>
-          <w:p>
-            <w:pPr>
-              <w:spacing w:before="20" w:after="20"/>
-            </w:pPr>
-            <w:r>
-              <w:rPr>
-                <w:rFonts w:ascii="BIZ UDPゴシック" w:hAnsi="BIZ UDPゴシック" w:eastAsia="BIZ UDPゴシック"/>
-                <w:b/>
-                <w:i w:val="0"/>
-                <w:sz w:val="22"/>
-              </w:rPr>
-              <w:t>影響</w:t>
-            </w:r>
-          </w:p>
-        </w:tc>
-        <w:tc>
-          <w:tcPr>
-            <w:tcW w:type="dxa" w:w="7732"/>
-            <w:vAlign w:val="center"/>
-          </w:tcPr>
-          <w:p>
-            <w:pPr>
-              <w:spacing w:before="20" w:after="20"/>
-            </w:pPr>
-            <w:r>
-              <w:rPr>
-                <w:rFonts w:ascii="BIZ UDPゴシック" w:hAnsi="BIZ UDPゴシック" w:eastAsia="BIZ UDPゴシック"/>
-                <w:b/>
-                <w:i w:val="0"/>
-                <w:sz w:val="22"/>
-              </w:rPr>
-              <w:t>当方の算定は6,095円ではなく6,048円になります（▲47円）。</w:t>
-            </w:r>
-            <w:r>
-              <w:rPr>
-                <w:rFonts w:ascii="BIZ UDPゴシック" w:hAnsi="BIZ UDPゴシック" w:eastAsia="BIZ UDPゴシック"/>
-                <w:b/>
-                <w:i w:val="0"/>
-                <w:sz w:val="22"/>
-              </w:rPr>
-              <w:t>100円未満を切り上げた6,100円は変わらないため、協議会にお示しする額そのものに変更はありません</w:t>
-            </w:r>
-          </w:p>
-        </w:tc>
-      </w:tr>
-      <w:tr>
-        <w:tc>
-          <w:tcPr>
-            <w:tcW w:type="dxa" w:w="1906"/>
-            <w:vAlign w:val="center"/>
-          </w:tcPr>
-          <w:p>
-            <w:pPr>
-              <w:spacing w:before="20" w:after="20"/>
-            </w:pPr>
-            <w:r>
-              <w:rPr>
-                <w:rFonts w:ascii="BIZ UDPゴシック" w:hAnsi="BIZ UDPゴシック" w:eastAsia="BIZ UDPゴシック"/>
-                <w:b w:val="0"/>
-                <w:i w:val="0"/>
-                <w:sz w:val="22"/>
-              </w:rPr>
-              <w:t>直したところ</w:t>
-            </w:r>
-          </w:p>
-        </w:tc>
-        <w:tc>
-          <w:tcPr>
-            <w:tcW w:type="dxa" w:w="7732"/>
-            <w:vAlign w:val="center"/>
-          </w:tcPr>
-          <w:p>
-            <w:pPr>
-              <w:spacing w:before="20" w:after="20"/>
-            </w:pPr>
-            <w:r>
-              <w:rPr>
-                <w:rFonts w:ascii="BIZ UDPゴシック" w:hAnsi="BIZ UDPゴシック" w:eastAsia="BIZ UDPゴシック"/>
-                <w:b w:val="0"/>
-                <w:i w:val="0"/>
-                <w:sz w:val="22"/>
-              </w:rPr>
-              <w:t>算定の基となるスクリプトを訂正し、</w:t>
-            </w:r>
-            <w:r>
-              <w:rPr>
-                <w:rFonts w:ascii="BIZ UDPゴシック" w:hAnsi="BIZ UDPゴシック" w:eastAsia="BIZ UDPゴシック"/>
-                <w:b/>
-                <w:i w:val="0"/>
-                <w:sz w:val="22"/>
-              </w:rPr>
-              <w:t>これを用いている成果品をすべて作り直しました。</w:t>
-            </w:r>
-            <w:r>
-              <w:rPr>
-                <w:rFonts w:ascii="BIZ UDPゴシック" w:hAnsi="BIZ UDPゴシック" w:eastAsia="BIZ UDPゴシック"/>
-                <w:b w:val="0"/>
-                <w:i w:val="0"/>
-                <w:sz w:val="22"/>
-              </w:rPr>
-              <w:t>古い額が残っていないかを機械的に点検する仕組みも設け、208件を走査して残存がないことを確かめています</w:t>
-            </w:r>
-          </w:p>
-        </w:tc>
-      </w:tr>
-    </w:tbl>
-    <w:p>
-      <w:pPr>
-        <w:spacing w:after="40"/>
-      </w:pPr>
-    </w:p>
-    <w:p>
-      <w:pPr>
-        <w:keepNext/>
-        <w:spacing w:before="360" w:after="180"/>
-      </w:pPr>
-      <w:bookmarkStart w:id="104" w:name="_Toc_004"/>
-      <w:r>
-        <w:rPr>
-          <w:rFonts w:ascii="BIZ UDPゴシック" w:hAnsi="BIZ UDPゴシック" w:eastAsia="BIZ UDPゴシック"/>
-          <w:b/>
-          <w:i w:val="0"/>
-          <w:color w:val="2E74B5"/>
-          <w:sz w:val="32"/>
-        </w:rPr>
-        <w:t>3　保険料の選択肢</w:t>
-      </w:r>
-      <w:bookmarkEnd w:id="104"/>
     </w:p>
     <w:p>
       <w:pPr>
@@ -2617,7 +2157,7 @@
         <w:keepNext/>
         <w:spacing w:before="280" w:after="120"/>
       </w:pPr>
-      <w:bookmarkStart w:id="105" w:name="_Toc_005"/>
+      <w:bookmarkStart w:id="104" w:name="_Toc_004"/>
       <w:r>
         <w:rPr>
           <w:rFonts w:ascii="BIZ UDPゴシック" w:hAnsi="BIZ UDPゴシック" w:eastAsia="BIZ UDPゴシック"/>
@@ -2628,7 +2168,7 @@
         </w:rPr>
         <w:t>(1)　なぜ差が出るのか</w:t>
       </w:r>
-      <w:bookmarkEnd w:id="105"/>
+      <w:bookmarkEnd w:id="104"/>
     </w:p>
     <w:p>
       <w:pPr>
@@ -2959,10 +2499,42 @@
     </w:p>
     <w:p>
       <w:pPr>
+        <w:spacing w:before="60" w:after="60"/>
+      </w:pPr>
+      <w:r>
+        <w:rPr>
+          <w:rFonts w:ascii="BIZ UDPゴシック" w:hAnsi="BIZ UDPゴシック" w:eastAsia="BIZ UDPゴシック"/>
+          <w:b/>
+          <w:i w:val="0"/>
+          <w:sz w:val="24"/>
+        </w:rPr>
+        <w:t>なお、当方の算式はシステムと1円まで照合してあります。</w:t>
+      </w:r>
+      <w:r>
+        <w:rPr>
+          <w:rFonts w:ascii="BIZ UDPゴシック" w:hAnsi="BIZ UDPゴシック" w:eastAsia="BIZ UDPゴシック"/>
+          <w:b w:val="0"/>
+          <w:i w:val="0"/>
+          <w:sz w:val="24"/>
+        </w:rPr>
+        <w:t>調整交付金見込額の基数（標準給付費＋総合事業費）に見込交付割合を掛けた額が、ワークシートの値と一致します。</w:t>
+      </w:r>
+      <w:r>
+        <w:rPr>
+          <w:rFonts w:ascii="BIZ UDPゴシック" w:hAnsi="BIZ UDPゴシック" w:eastAsia="BIZ UDPゴシック"/>
+          <w:b/>
+          <w:i w:val="0"/>
+          <w:sz w:val="24"/>
+        </w:rPr>
+        <w:t>第9期計画の実数を入れた検算でも、月額6,865円となり計画の算定値6,886円との差は0.3％です。</w:t>
+      </w:r>
+    </w:p>
+    <w:p>
+      <w:pPr>
         <w:keepNext/>
         <w:spacing w:before="280" w:after="120"/>
       </w:pPr>
-      <w:bookmarkStart w:id="106" w:name="_Toc_006"/>
+      <w:bookmarkStart w:id="105" w:name="_Toc_005"/>
       <w:r>
         <w:rPr>
           <w:rFonts w:ascii="BIZ UDPゴシック" w:hAnsi="BIZ UDPゴシック" w:eastAsia="BIZ UDPゴシック"/>
@@ -2973,7 +2545,7 @@
         </w:rPr>
         <w:t>(2)　所得段階別の年額（13段階）</w:t>
       </w:r>
-      <w:bookmarkEnd w:id="106"/>
+      <w:bookmarkEnd w:id="105"/>
     </w:p>
     <w:p>
       <w:pPr>
@@ -4842,7 +4414,7 @@
         <w:keepNext/>
         <w:spacing w:before="280" w:after="120"/>
       </w:pPr>
-      <w:bookmarkStart w:id="107" w:name="_Toc_007"/>
+      <w:bookmarkStart w:id="106" w:name="_Toc_006"/>
       <w:r>
         <w:rPr>
           <w:rFonts w:ascii="BIZ UDPゴシック" w:hAnsi="BIZ UDPゴシック" w:eastAsia="BIZ UDPゴシック"/>
@@ -4853,7 +4425,7 @@
         </w:rPr>
         <w:t>(3)　準備基金の取扱い</w:t>
       </w:r>
-      <w:bookmarkEnd w:id="107"/>
+      <w:bookmarkEnd w:id="106"/>
     </w:p>
     <w:p>
       <w:pPr>
@@ -5286,7 +4858,7 @@
         <w:keepNext/>
         <w:spacing w:before="360" w:after="180"/>
       </w:pPr>
-      <w:bookmarkStart w:id="108" w:name="_Toc_008"/>
+      <w:bookmarkStart w:id="107" w:name="_Toc_007"/>
       <w:r>
         <w:rPr>
           <w:rFonts w:ascii="BIZ UDPゴシック" w:hAnsi="BIZ UDPゴシック" w:eastAsia="BIZ UDPゴシック"/>
@@ -5295,9 +4867,9 @@
           <w:color w:val="2E74B5"/>
           <w:sz w:val="32"/>
         </w:rPr>
-        <w:t>4　決めていただきたいこと</w:t>
+        <w:t>3　決めていただきたいこと</w:t>
       </w:r>
-      <w:bookmarkEnd w:id="108"/>
+      <w:bookmarkEnd w:id="107"/>
     </w:p>
     <w:p>
       <w:pPr>
@@ -5318,7 +4890,7 @@
         <w:keepNext/>
         <w:spacing w:before="280" w:after="120"/>
       </w:pPr>
-      <w:bookmarkStart w:id="109" w:name="_Toc_009"/>
+      <w:bookmarkStart w:id="108" w:name="_Toc_008"/>
       <w:r>
         <w:rPr>
           <w:rFonts w:ascii="BIZ UDPゴシック" w:hAnsi="BIZ UDPゴシック" w:eastAsia="BIZ UDPゴシック"/>
@@ -5329,7 +4901,7 @@
         </w:rPr>
         <w:t>(1)　保険料基準額をいくらに置くか</w:t>
       </w:r>
-      <w:bookmarkEnd w:id="109"/>
+      <w:bookmarkEnd w:id="108"/>
     </w:p>
     <w:tbl>
       <w:tblPr>
@@ -5496,7 +5068,7 @@
         <w:keepNext/>
         <w:spacing w:before="280" w:after="120"/>
       </w:pPr>
-      <w:bookmarkStart w:id="110" w:name="_Toc_010"/>
+      <w:bookmarkStart w:id="109" w:name="_Toc_009"/>
       <w:r>
         <w:rPr>
           <w:rFonts w:ascii="BIZ UDPゴシック" w:hAnsi="BIZ UDPゴシック" w:eastAsia="BIZ UDPゴシック"/>
@@ -5507,7 +5079,7 @@
         </w:rPr>
         <w:t>(2)　準備基金の残高と取崩額</w:t>
       </w:r>
-      <w:bookmarkEnd w:id="110"/>
+      <w:bookmarkEnd w:id="109"/>
     </w:p>
     <w:tbl>
       <w:tblPr>
@@ -5674,7 +5246,7 @@
         <w:keepNext/>
         <w:spacing w:before="280" w:after="120"/>
       </w:pPr>
-      <w:bookmarkStart w:id="111" w:name="_Toc_011"/>
+      <w:bookmarkStart w:id="110" w:name="_Toc_010"/>
       <w:r>
         <w:rPr>
           <w:rFonts w:ascii="BIZ UDPゴシック" w:hAnsi="BIZ UDPゴシック" w:eastAsia="BIZ UDPゴシック"/>
@@ -5685,7 +5257,7 @@
         </w:rPr>
         <w:t>(3)　協議会の開催回数と日程</w:t>
       </w:r>
-      <w:bookmarkEnd w:id="111"/>
+      <w:bookmarkEnd w:id="110"/>
     </w:p>
     <w:tbl>
       <w:tblPr>
@@ -5852,7 +5424,7 @@
         <w:keepNext/>
         <w:spacing w:before="280" w:after="120"/>
       </w:pPr>
-      <w:bookmarkStart w:id="112" w:name="_Toc_012"/>
+      <w:bookmarkStart w:id="111" w:name="_Toc_011"/>
       <w:r>
         <w:rPr>
           <w:rFonts w:ascii="BIZ UDPゴシック" w:hAnsi="BIZ UDPゴシック" w:eastAsia="BIZ UDPゴシック"/>
@@ -5863,7 +5435,7 @@
         </w:rPr>
         <w:t>(4)　認知症の人及びその家族等からの意見聴取の方法</w:t>
       </w:r>
-      <w:bookmarkEnd w:id="112"/>
+      <w:bookmarkEnd w:id="111"/>
     </w:p>
     <w:tbl>
       <w:tblPr>
@@ -6030,7 +5602,7 @@
         <w:keepNext/>
         <w:spacing w:before="280" w:after="120"/>
       </w:pPr>
-      <w:bookmarkStart w:id="113" w:name="_Toc_013"/>
+      <w:bookmarkStart w:id="112" w:name="_Toc_012"/>
       <w:r>
         <w:rPr>
           <w:rFonts w:ascii="BIZ UDPゴシック" w:hAnsi="BIZ UDPゴシック" w:eastAsia="BIZ UDPゴシック"/>
@@ -6041,7 +5613,7 @@
         </w:rPr>
         <w:t>(5)　認知症施策推進基本計画の包含の形式</w:t>
       </w:r>
-      <w:bookmarkEnd w:id="113"/>
+      <w:bookmarkEnd w:id="112"/>
     </w:p>
     <w:tbl>
       <w:tblPr>
@@ -6190,7 +5762,7 @@
         <w:keepNext/>
         <w:spacing w:before="280" w:after="120"/>
       </w:pPr>
-      <w:bookmarkStart w:id="114" w:name="_Toc_014"/>
+      <w:bookmarkStart w:id="113" w:name="_Toc_013"/>
       <w:r>
         <w:rPr>
           <w:rFonts w:ascii="BIZ UDPゴシック" w:hAnsi="BIZ UDPゴシック" w:eastAsia="BIZ UDPゴシック"/>
@@ -6201,7 +5773,7 @@
         </w:rPr>
         <w:t>(6)　見える化システムの都道府県への提出時期</w:t>
       </w:r>
-      <w:bookmarkEnd w:id="114"/>
+      <w:bookmarkEnd w:id="113"/>
     </w:p>
     <w:tbl>
       <w:tblPr>
@@ -6359,7 +5931,7 @@
         <w:keepNext/>
         <w:spacing w:before="360" w:after="180"/>
       </w:pPr>
-      <w:bookmarkStart w:id="115" w:name="_Toc_015"/>
+      <w:bookmarkStart w:id="114" w:name="_Toc_014"/>
       <w:r>
         <w:rPr>
           <w:rFonts w:ascii="BIZ UDPゴシック" w:hAnsi="BIZ UDPゴシック" w:eastAsia="BIZ UDPゴシック"/>
@@ -6368,9 +5940,9 @@
           <w:color w:val="2E74B5"/>
           <w:sz w:val="32"/>
         </w:rPr>
-        <w:t>5　いただきたい資料</w:t>
+        <w:t>4　いただきたい資料</w:t>
       </w:r>
-      <w:bookmarkEnd w:id="115"/>
+      <w:bookmarkEnd w:id="114"/>
     </w:p>
     <w:tbl>
       <w:tblPr>
@@ -7336,7 +6908,7 @@
         <w:keepNext/>
         <w:spacing w:before="360" w:after="180"/>
       </w:pPr>
-      <w:bookmarkStart w:id="116" w:name="_Toc_016"/>
+      <w:bookmarkStart w:id="115" w:name="_Toc_015"/>
       <w:r>
         <w:rPr>
           <w:rFonts w:ascii="BIZ UDPゴシック" w:hAnsi="BIZ UDPゴシック" w:eastAsia="BIZ UDPゴシック"/>
@@ -7345,9 +6917,9 @@
           <w:color w:val="2E74B5"/>
           <w:sz w:val="32"/>
         </w:rPr>
-        <w:t>6　今後の工程</w:t>
+        <w:t>5　今後の工程</w:t>
       </w:r>
-      <w:bookmarkEnd w:id="116"/>
+      <w:bookmarkEnd w:id="115"/>
     </w:p>
     <w:tbl>
       <w:tblPr>
@@ -8135,7 +7707,7 @@
         <w:keepNext/>
         <w:spacing w:before="360" w:after="180"/>
       </w:pPr>
-      <w:bookmarkStart w:id="117" w:name="_Toc_017"/>
+      <w:bookmarkStart w:id="116" w:name="_Toc_016"/>
       <w:r>
         <w:rPr>
           <w:rFonts w:ascii="BIZ UDPゴシック" w:hAnsi="BIZ UDPゴシック" w:eastAsia="BIZ UDPゴシック"/>
@@ -8144,9 +7716,9 @@
           <w:color w:val="2E74B5"/>
           <w:sz w:val="32"/>
         </w:rPr>
-        <w:t>7　法令上落とせない要件</w:t>
+        <w:t>6　法令上落とせない要件</w:t>
       </w:r>
-      <w:bookmarkEnd w:id="117"/>
+      <w:bookmarkEnd w:id="116"/>
     </w:p>
     <w:p>
       <w:pPr>

--- a/小野町_引継ぎ_整理済/19_打合せ/小野町_打合せ資料_現在地と論点_20260928.docx
+++ b/小野町_引継ぎ_整理済/19_打合せ/小野町_打合せ資料_現在地と論点_20260928.docx
@@ -356,7 +356,7 @@
                 <w:i w:val="0"/>
                 <w:sz w:val="22"/>
               </w:rPr>
-              <w:t>決めていただきたいことが6件あります。</w:t>
+              <w:t>決めていただきたいことが8件あります。</w:t>
             </w:r>
             <w:r>
               <w:rPr>
@@ -407,7 +407,7 @@
                 <w:i w:val="0"/>
                 <w:sz w:val="22"/>
               </w:rPr>
-              <w:t>いただきたい資料が7件あります。</w:t>
+              <w:t>いただきたい資料が10件あります。</w:t>
             </w:r>
             <w:r>
               <w:rPr>
@@ -4882,7 +4882,7 @@
           <w:i w:val="0"/>
           <w:sz w:val="24"/>
         </w:rPr>
-        <w:t>6件あります。いずれも当方では決められないものです。</w:t>
+        <w:t>8件あります。いずれも当方では決められないものです。</w:t>
       </w:r>
     </w:p>
     <w:p>
@@ -5929,9 +5929,356 @@
     <w:p>
       <w:pPr>
         <w:keepNext/>
+        <w:spacing w:before="280" w:after="120"/>
+      </w:pPr>
+      <w:bookmarkStart w:id="114" w:name="_Toc_014"/>
+      <w:r>
+        <w:rPr>
+          <w:rFonts w:ascii="BIZ UDPゴシック" w:hAnsi="BIZ UDPゴシック" w:eastAsia="BIZ UDPゴシック"/>
+          <w:b/>
+          <w:i w:val="0"/>
+          <w:color w:val="2E74B5"/>
+          <w:sz w:val="28"/>
+        </w:rPr>
+        <w:t>(7)　多様なサービス・活動（サービスB）を第10期で広げるか</w:t>
+      </w:r>
+      <w:bookmarkEnd w:id="114"/>
+    </w:p>
+    <w:tbl>
+      <w:tblPr>
+        <w:tblW w:type="auto" w:w="0"/>
+        <w:jc w:val="center"/>
+        <w:tblLayout w:type="fixed"/>
+        <w:tblLook w:firstColumn="1" w:firstRow="1" w:lastColumn="0" w:lastRow="0" w:noHBand="0" w:noVBand="1" w:val="04A0"/>
+        <w:tblBorders>
+          <w:top w:val="single" w:sz="6" w:space="0" w:color="2E75B6"/>
+          <w:left w:val="single" w:sz="4" w:space="0" w:color="BFBFBF"/>
+          <w:bottom w:val="single" w:sz="6" w:space="0" w:color="2E75B6"/>
+          <w:right w:val="single" w:sz="4" w:space="0" w:color="BFBFBF"/>
+          <w:insideH w:val="single" w:sz="4" w:space="0" w:color="BFBFBF"/>
+          <w:insideV w:val="single" w:sz="4" w:space="0" w:color="BFBFBF"/>
+        </w:tblBorders>
+        <w:tblCellMar>
+          <w:left w:w="10" w:type="dxa"/>
+          <w:right w:w="10" w:type="dxa"/>
+        </w:tblCellMar>
+      </w:tblPr>
+      <w:tblGrid>
+        <w:gridCol w:w="5897"/>
+        <w:gridCol w:w="3740"/>
+      </w:tblGrid>
+      <w:tr>
+        <w:tc>
+          <w:tcPr>
+            <w:tcW w:type="dxa" w:w="5897"/>
+            <w:shd w:val="clear" w:fill="1F3864"/>
+            <w:vAlign w:val="center"/>
+          </w:tcPr>
+          <w:p>
+            <w:pPr>
+              <w:spacing w:before="20" w:after="20"/>
+              <w:jc w:val="center"/>
+            </w:pPr>
+            <w:r>
+              <w:rPr>
+                <w:rFonts w:ascii="BIZ UDPゴシック" w:hAnsi="BIZ UDPゴシック" w:eastAsia="BIZ UDPゴシック"/>
+                <w:b/>
+                <w:i w:val="0"/>
+                <w:color w:val="FFFFFF"/>
+                <w:sz w:val="22"/>
+              </w:rPr>
+              <w:t>いつまでに</w:t>
+            </w:r>
+          </w:p>
+        </w:tc>
+        <w:tc>
+          <w:tcPr>
+            <w:tcW w:type="dxa" w:w="3740"/>
+            <w:shd w:val="clear" w:fill="1F3864"/>
+            <w:vAlign w:val="center"/>
+          </w:tcPr>
+          <w:p>
+            <w:pPr>
+              <w:spacing w:before="20" w:after="20"/>
+              <w:jc w:val="center"/>
+            </w:pPr>
+            <w:r>
+              <w:rPr>
+                <w:rFonts w:ascii="BIZ UDPゴシック" w:hAnsi="BIZ UDPゴシック" w:eastAsia="BIZ UDPゴシック"/>
+                <w:b/>
+                <w:i w:val="0"/>
+                <w:color w:val="FFFFFF"/>
+                <w:sz w:val="22"/>
+              </w:rPr>
+              <w:t>決める人</w:t>
+            </w:r>
+          </w:p>
+        </w:tc>
+      </w:tr>
+      <w:tr>
+        <w:tc>
+          <w:tcPr>
+            <w:tcW w:type="dxa" w:w="5897"/>
+            <w:vAlign w:val="center"/>
+          </w:tcPr>
+          <w:p>
+            <w:pPr>
+              <w:spacing w:before="20" w:after="20"/>
+            </w:pPr>
+            <w:r>
+              <w:rPr>
+                <w:rFonts w:ascii="BIZ UDPゴシック" w:hAnsi="BIZ UDPゴシック" w:eastAsia="BIZ UDPゴシック"/>
+                <w:b w:val="0"/>
+                <w:i w:val="0"/>
+                <w:sz w:val="22"/>
+              </w:rPr>
+              <w:t>11月の協議会まで</w:t>
+            </w:r>
+          </w:p>
+        </w:tc>
+        <w:tc>
+          <w:tcPr>
+            <w:tcW w:type="dxa" w:w="3740"/>
+            <w:vAlign w:val="center"/>
+          </w:tcPr>
+          <w:p>
+            <w:pPr>
+              <w:spacing w:before="20" w:after="20"/>
+            </w:pPr>
+            <w:r>
+              <w:rPr>
+                <w:rFonts w:ascii="BIZ UDPゴシック" w:hAnsi="BIZ UDPゴシック" w:eastAsia="BIZ UDPゴシック"/>
+                <w:b/>
+                <w:i w:val="0"/>
+                <w:sz w:val="22"/>
+              </w:rPr>
+              <w:t>町</w:t>
+            </w:r>
+          </w:p>
+        </w:tc>
+      </w:tr>
+    </w:tbl>
+    <w:p>
+      <w:pPr>
+        <w:spacing w:after="40"/>
+      </w:pPr>
+    </w:p>
+    <w:p>
+      <w:pPr>
+        <w:spacing w:before="60" w:after="60"/>
+      </w:pPr>
+      <w:r>
+        <w:rPr>
+          <w:rFonts w:ascii="BIZ UDPゴシック" w:hAnsi="BIZ UDPゴシック" w:eastAsia="BIZ UDPゴシック"/>
+          <w:b/>
+          <w:i w:val="0"/>
+          <w:sz w:val="24"/>
+        </w:rPr>
+        <w:t>9月28日に受領した「（改修版）総合事業の充実に向けたワークシート」により、小野町が訪問型サービスB・通所型サービスB（住民主体）を実施していることが分かりました。</w:t>
+      </w:r>
+      <w:r>
+        <w:rPr>
+          <w:rFonts w:ascii="BIZ UDPゴシック" w:hAnsi="BIZ UDPゴシック" w:eastAsia="BIZ UDPゴシック"/>
+          <w:b/>
+          <w:i w:val="0"/>
+          <w:sz w:val="24"/>
+        </w:rPr>
+        <w:t>これまで実施の有無が確認できていなかったものです。</w:t>
+      </w:r>
+      <w:r>
+        <w:rPr>
+          <w:rFonts w:ascii="BIZ UDPゴシック" w:hAnsi="BIZ UDPゴシック" w:eastAsia="BIZ UDPゴシック"/>
+          <w:b w:val="0"/>
+          <w:i w:val="0"/>
+          <w:sz w:val="24"/>
+        </w:rPr>
+        <w:t>広げる場合、総合事業費を令和6年度実績の据え置きのままとするか、上乗せするかを決める必要があります。</w:t>
+      </w:r>
+      <w:r>
+        <w:rPr>
+          <w:rFonts w:ascii="BIZ UDPゴシック" w:hAnsi="BIZ UDPゴシック" w:eastAsia="BIZ UDPゴシック"/>
+          <w:b/>
+          <w:i w:val="0"/>
+          <w:sz w:val="24"/>
+        </w:rPr>
+        <w:t>ワークシートは、生産年齢人口の減少により2030年には従前相当サービスの供給が需要に追いつかなくなると示しており、多様なサービス・活動の必要性が高まります</w:t>
+      </w:r>
+    </w:p>
+    <w:p>
+      <w:pPr>
+        <w:keepNext/>
+        <w:spacing w:before="280" w:after="120"/>
+      </w:pPr>
+      <w:bookmarkStart w:id="115" w:name="_Toc_015"/>
+      <w:r>
+        <w:rPr>
+          <w:rFonts w:ascii="BIZ UDPゴシック" w:hAnsi="BIZ UDPゴシック" w:eastAsia="BIZ UDPゴシック"/>
+          <w:b/>
+          <w:i w:val="0"/>
+          <w:color w:val="2E74B5"/>
+          <w:sz w:val="28"/>
+        </w:rPr>
+        <w:t>(8)　介護予防ケアマネジメントB・Cを導入するか</w:t>
+      </w:r>
+      <w:bookmarkEnd w:id="115"/>
+    </w:p>
+    <w:tbl>
+      <w:tblPr>
+        <w:tblW w:type="auto" w:w="0"/>
+        <w:jc w:val="center"/>
+        <w:tblLayout w:type="fixed"/>
+        <w:tblLook w:firstColumn="1" w:firstRow="1" w:lastColumn="0" w:lastRow="0" w:noHBand="0" w:noVBand="1" w:val="04A0"/>
+        <w:tblBorders>
+          <w:top w:val="single" w:sz="6" w:space="0" w:color="2E75B6"/>
+          <w:left w:val="single" w:sz="4" w:space="0" w:color="BFBFBF"/>
+          <w:bottom w:val="single" w:sz="6" w:space="0" w:color="2E75B6"/>
+          <w:right w:val="single" w:sz="4" w:space="0" w:color="BFBFBF"/>
+          <w:insideH w:val="single" w:sz="4" w:space="0" w:color="BFBFBF"/>
+          <w:insideV w:val="single" w:sz="4" w:space="0" w:color="BFBFBF"/>
+        </w:tblBorders>
+        <w:tblCellMar>
+          <w:left w:w="10" w:type="dxa"/>
+          <w:right w:w="10" w:type="dxa"/>
+        </w:tblCellMar>
+      </w:tblPr>
+      <w:tblGrid>
+        <w:gridCol w:w="5574"/>
+        <w:gridCol w:w="4064"/>
+      </w:tblGrid>
+      <w:tr>
+        <w:tc>
+          <w:tcPr>
+            <w:tcW w:type="dxa" w:w="5574"/>
+            <w:shd w:val="clear" w:fill="1F3864"/>
+            <w:vAlign w:val="center"/>
+          </w:tcPr>
+          <w:p>
+            <w:pPr>
+              <w:spacing w:before="20" w:after="20"/>
+              <w:jc w:val="center"/>
+            </w:pPr>
+            <w:r>
+              <w:rPr>
+                <w:rFonts w:ascii="BIZ UDPゴシック" w:hAnsi="BIZ UDPゴシック" w:eastAsia="BIZ UDPゴシック"/>
+                <w:b/>
+                <w:i w:val="0"/>
+                <w:color w:val="FFFFFF"/>
+                <w:sz w:val="22"/>
+              </w:rPr>
+              <w:t>いつまでに</w:t>
+            </w:r>
+          </w:p>
+        </w:tc>
+        <w:tc>
+          <w:tcPr>
+            <w:tcW w:type="dxa" w:w="4064"/>
+            <w:shd w:val="clear" w:fill="1F3864"/>
+            <w:vAlign w:val="center"/>
+          </w:tcPr>
+          <w:p>
+            <w:pPr>
+              <w:spacing w:before="20" w:after="20"/>
+              <w:jc w:val="center"/>
+            </w:pPr>
+            <w:r>
+              <w:rPr>
+                <w:rFonts w:ascii="BIZ UDPゴシック" w:hAnsi="BIZ UDPゴシック" w:eastAsia="BIZ UDPゴシック"/>
+                <w:b/>
+                <w:i w:val="0"/>
+                <w:color w:val="FFFFFF"/>
+                <w:sz w:val="22"/>
+              </w:rPr>
+              <w:t>決める人</w:t>
+            </w:r>
+          </w:p>
+        </w:tc>
+      </w:tr>
+      <w:tr>
+        <w:tc>
+          <w:tcPr>
+            <w:tcW w:type="dxa" w:w="5574"/>
+            <w:vAlign w:val="center"/>
+          </w:tcPr>
+          <w:p>
+            <w:pPr>
+              <w:spacing w:before="20" w:after="20"/>
+            </w:pPr>
+            <w:r>
+              <w:rPr>
+                <w:rFonts w:ascii="BIZ UDPゴシック" w:hAnsi="BIZ UDPゴシック" w:eastAsia="BIZ UDPゴシック"/>
+                <w:b w:val="0"/>
+                <w:i w:val="0"/>
+                <w:sz w:val="22"/>
+              </w:rPr>
+              <w:t>素案の確定まで</w:t>
+            </w:r>
+          </w:p>
+        </w:tc>
+        <w:tc>
+          <w:tcPr>
+            <w:tcW w:type="dxa" w:w="4064"/>
+            <w:vAlign w:val="center"/>
+          </w:tcPr>
+          <w:p>
+            <w:pPr>
+              <w:spacing w:before="20" w:after="20"/>
+            </w:pPr>
+            <w:r>
+              <w:rPr>
+                <w:rFonts w:ascii="BIZ UDPゴシック" w:hAnsi="BIZ UDPゴシック" w:eastAsia="BIZ UDPゴシック"/>
+                <w:b w:val="0"/>
+                <w:i w:val="0"/>
+                <w:sz w:val="22"/>
+              </w:rPr>
+              <w:t>町</w:t>
+            </w:r>
+          </w:p>
+        </w:tc>
+      </w:tr>
+    </w:tbl>
+    <w:p>
+      <w:pPr>
+        <w:spacing w:after="40"/>
+      </w:pPr>
+    </w:p>
+    <w:p>
+      <w:pPr>
+        <w:spacing w:before="60" w:after="60"/>
+      </w:pPr>
+      <w:r>
+        <w:rPr>
+          <w:rFonts w:ascii="BIZ UDPゴシック" w:hAnsi="BIZ UDPゴシック" w:eastAsia="BIZ UDPゴシック"/>
+          <w:b/>
+          <w:i w:val="0"/>
+          <w:sz w:val="24"/>
+        </w:rPr>
+        <w:t>現在はAのみで、B・Cは実施していないと国の調査に回答されています。</w:t>
+      </w:r>
+      <w:r>
+        <w:rPr>
+          <w:rFonts w:ascii="BIZ UDPゴシック" w:hAnsi="BIZ UDPゴシック" w:eastAsia="BIZ UDPゴシック"/>
+          <w:b/>
+          <w:i w:val="0"/>
+          <w:sz w:val="24"/>
+        </w:rPr>
+        <w:t>令和6年8月5日の地域支援事業実施要綱等の改正により、B・Cはケアプラン作成等の一部を省略・簡略化できるようになりました。</w:t>
+      </w:r>
+      <w:r>
+        <w:rPr>
+          <w:rFonts w:ascii="BIZ UDPゴシック" w:hAnsi="BIZ UDPゴシック" w:eastAsia="BIZ UDPゴシック"/>
+          <w:b w:val="0"/>
+          <w:i w:val="0"/>
+          <w:sz w:val="24"/>
+        </w:rPr>
+        <w:t>地域包括支援センターの事務負担を減らせます</w:t>
+      </w:r>
+    </w:p>
+    <w:p>
+      <w:pPr>
+        <w:keepNext/>
         <w:spacing w:before="360" w:after="180"/>
       </w:pPr>
-      <w:bookmarkStart w:id="114" w:name="_Toc_014"/>
+      <w:bookmarkStart w:id="116" w:name="_Toc_016"/>
       <w:r>
         <w:rPr>
           <w:rFonts w:ascii="BIZ UDPゴシック" w:hAnsi="BIZ UDPゴシック" w:eastAsia="BIZ UDPゴシック"/>
@@ -5942,7 +6289,7 @@
         </w:rPr>
         <w:t>4　いただきたい資料</w:t>
       </w:r>
-      <w:bookmarkEnd w:id="114"/>
+      <w:bookmarkEnd w:id="116"/>
     </w:p>
     <w:tbl>
       <w:tblPr>
@@ -6882,6 +7229,366 @@
           </w:p>
         </w:tc>
       </w:tr>
+      <w:tr>
+        <w:tc>
+          <w:tcPr>
+            <w:tcW w:type="dxa" w:w="1151"/>
+            <w:vAlign w:val="center"/>
+          </w:tcPr>
+          <w:p>
+            <w:pPr>
+              <w:spacing w:before="20" w:after="20"/>
+            </w:pPr>
+            <w:r>
+              <w:rPr>
+                <w:rFonts w:ascii="BIZ UDPゴシック" w:hAnsi="BIZ UDPゴシック" w:eastAsia="BIZ UDPゴシック"/>
+                <w:b w:val="0"/>
+                <w:i w:val="0"/>
+                <w:sz w:val="22"/>
+              </w:rPr>
+              <w:t>8</w:t>
+            </w:r>
+          </w:p>
+        </w:tc>
+        <w:tc>
+          <w:tcPr>
+            <w:tcW w:type="dxa" w:w="1799"/>
+            <w:vAlign w:val="center"/>
+          </w:tcPr>
+          <w:p>
+            <w:pPr>
+              <w:spacing w:before="20" w:after="20"/>
+            </w:pPr>
+            <w:r>
+              <w:rPr>
+                <w:rFonts w:ascii="BIZ UDPゴシック" w:hAnsi="BIZ UDPゴシック" w:eastAsia="BIZ UDPゴシック"/>
+                <w:b/>
+                <w:i w:val="0"/>
+                <w:sz w:val="22"/>
+              </w:rPr>
+              <w:t>総合事業上限額算定の手引き（Excel）</w:t>
+            </w:r>
+          </w:p>
+        </w:tc>
+        <w:tc>
+          <w:tcPr>
+            <w:tcW w:type="dxa" w:w="1405"/>
+            <w:vAlign w:val="center"/>
+          </w:tcPr>
+          <w:p>
+            <w:pPr>
+              <w:spacing w:before="20" w:after="20"/>
+            </w:pPr>
+            <w:r>
+              <w:rPr>
+                <w:rFonts w:ascii="BIZ UDPゴシック" w:hAnsi="BIZ UDPゴシック" w:eastAsia="BIZ UDPゴシック"/>
+                <w:b/>
+                <w:i w:val="0"/>
+                <w:sz w:val="22"/>
+              </w:rPr>
+              <w:t>至急</w:t>
+            </w:r>
+          </w:p>
+        </w:tc>
+        <w:tc>
+          <w:tcPr>
+            <w:tcW w:type="dxa" w:w="3605"/>
+            <w:vAlign w:val="center"/>
+          </w:tcPr>
+          <w:p>
+            <w:pPr>
+              <w:spacing w:before="20" w:after="20"/>
+            </w:pPr>
+            <w:r>
+              <w:rPr>
+                <w:rFonts w:ascii="BIZ UDPゴシック" w:hAnsi="BIZ UDPゴシック" w:eastAsia="BIZ UDPゴシック"/>
+                <w:b/>
+                <w:i w:val="0"/>
+                <w:sz w:val="22"/>
+              </w:rPr>
+              <w:t>平成27年度〜令和6年度の各年度分。</w:t>
+            </w:r>
+            <w:r>
+              <w:rPr>
+                <w:rFonts w:ascii="BIZ UDPゴシック" w:hAnsi="BIZ UDPゴシック" w:eastAsia="BIZ UDPゴシック"/>
+                <w:b/>
+                <w:i w:val="0"/>
+                <w:sz w:val="22"/>
+              </w:rPr>
+              <w:t>総合事業費には介護保険法施行令第37条の13第4項による上限額があり、第10期の見込みが上限内に収まるかを確かめられていません。</w:t>
+            </w:r>
+            <w:r>
+              <w:rPr>
+                <w:rFonts w:ascii="BIZ UDPゴシック" w:hAnsi="BIZ UDPゴシック" w:eastAsia="BIZ UDPゴシック"/>
+                <w:b w:val="0"/>
+                <w:i w:val="0"/>
+                <w:sz w:val="22"/>
+              </w:rPr>
+              <w:t>国・県への毎年度の報告に使われたものです</w:t>
+            </w:r>
+          </w:p>
+        </w:tc>
+        <w:tc>
+          <w:tcPr>
+            <w:tcW w:type="dxa" w:w="1679"/>
+            <w:vAlign w:val="center"/>
+          </w:tcPr>
+          <w:p>
+            <w:pPr>
+              <w:spacing w:before="20" w:after="20"/>
+            </w:pPr>
+            <w:r>
+              <w:rPr>
+                <w:rFonts w:ascii="BIZ UDPゴシック" w:hAnsi="BIZ UDPゴシック" w:eastAsia="BIZ UDPゴシック"/>
+                <w:b w:val="0"/>
+                <w:i w:val="0"/>
+                <w:sz w:val="22"/>
+              </w:rPr>
+              <w:t>総合事業費の上限額の確認</w:t>
+            </w:r>
+          </w:p>
+        </w:tc>
+      </w:tr>
+      <w:tr>
+        <w:tc>
+          <w:tcPr>
+            <w:tcW w:type="dxa" w:w="1151"/>
+            <w:vAlign w:val="center"/>
+          </w:tcPr>
+          <w:p>
+            <w:pPr>
+              <w:spacing w:before="20" w:after="20"/>
+            </w:pPr>
+            <w:r>
+              <w:rPr>
+                <w:rFonts w:ascii="BIZ UDPゴシック" w:hAnsi="BIZ UDPゴシック" w:eastAsia="BIZ UDPゴシック"/>
+                <w:b w:val="0"/>
+                <w:i w:val="0"/>
+                <w:sz w:val="22"/>
+              </w:rPr>
+              <w:t>9</w:t>
+            </w:r>
+          </w:p>
+        </w:tc>
+        <w:tc>
+          <w:tcPr>
+            <w:tcW w:type="dxa" w:w="1799"/>
+            <w:vAlign w:val="center"/>
+          </w:tcPr>
+          <w:p>
+            <w:pPr>
+              <w:spacing w:before="20" w:after="20"/>
+            </w:pPr>
+            <w:r>
+              <w:rPr>
+                <w:rFonts w:ascii="BIZ UDPゴシック" w:hAnsi="BIZ UDPゴシック" w:eastAsia="BIZ UDPゴシック"/>
+                <w:b/>
+                <w:i w:val="0"/>
+                <w:sz w:val="22"/>
+              </w:rPr>
+              <w:t>地域支援事業交付金事業実績報告書（Excel）</w:t>
+            </w:r>
+          </w:p>
+        </w:tc>
+        <w:tc>
+          <w:tcPr>
+            <w:tcW w:type="dxa" w:w="1405"/>
+            <w:vAlign w:val="center"/>
+          </w:tcPr>
+          <w:p>
+            <w:pPr>
+              <w:spacing w:before="20" w:after="20"/>
+            </w:pPr>
+            <w:r>
+              <w:rPr>
+                <w:rFonts w:ascii="BIZ UDPゴシック" w:hAnsi="BIZ UDPゴシック" w:eastAsia="BIZ UDPゴシック"/>
+                <w:b/>
+                <w:i w:val="0"/>
+                <w:sz w:val="22"/>
+              </w:rPr>
+              <w:t>至急</w:t>
+            </w:r>
+          </w:p>
+        </w:tc>
+        <w:tc>
+          <w:tcPr>
+            <w:tcW w:type="dxa" w:w="3605"/>
+            <w:vAlign w:val="center"/>
+          </w:tcPr>
+          <w:p>
+            <w:pPr>
+              <w:spacing w:before="20" w:after="20"/>
+            </w:pPr>
+            <w:r>
+              <w:rPr>
+                <w:rFonts w:ascii="BIZ UDPゴシック" w:hAnsi="BIZ UDPゴシック" w:eastAsia="BIZ UDPゴシック"/>
+                <w:b/>
+                <w:i w:val="0"/>
+                <w:sz w:val="22"/>
+              </w:rPr>
+              <w:t>平成27年度〜令和6年度の各年度分。</w:t>
+            </w:r>
+            <w:r>
+              <w:rPr>
+                <w:rFonts w:ascii="BIZ UDPゴシック" w:hAnsi="BIZ UDPゴシック" w:eastAsia="BIZ UDPゴシック"/>
+                <w:b w:val="0"/>
+                <w:i w:val="0"/>
+                <w:sz w:val="22"/>
+              </w:rPr>
+              <w:t>様式1（地域支援事業交付金精算書）を含むもの。</w:t>
+            </w:r>
+            <w:r>
+              <w:rPr>
+                <w:rFonts w:ascii="BIZ UDPゴシック" w:hAnsi="BIZ UDPゴシック" w:eastAsia="BIZ UDPゴシック"/>
+                <w:b/>
+                <w:i w:val="0"/>
+                <w:sz w:val="22"/>
+              </w:rPr>
+              <w:t>訪問型・通所型のサービス・活動別の事業費を確かめるために要ります</w:t>
+            </w:r>
+          </w:p>
+        </w:tc>
+        <w:tc>
+          <w:tcPr>
+            <w:tcW w:type="dxa" w:w="1679"/>
+            <w:vAlign w:val="center"/>
+          </w:tcPr>
+          <w:p>
+            <w:pPr>
+              <w:spacing w:before="20" w:after="20"/>
+            </w:pPr>
+            <w:r>
+              <w:rPr>
+                <w:rFonts w:ascii="BIZ UDPゴシック" w:hAnsi="BIZ UDPゴシック" w:eastAsia="BIZ UDPゴシック"/>
+                <w:b w:val="0"/>
+                <w:i w:val="0"/>
+                <w:sz w:val="22"/>
+              </w:rPr>
+              <w:t>サービス・活動別の事業費</w:t>
+            </w:r>
+          </w:p>
+        </w:tc>
+      </w:tr>
+      <w:tr>
+        <w:tc>
+          <w:tcPr>
+            <w:tcW w:type="dxa" w:w="1151"/>
+            <w:vAlign w:val="center"/>
+          </w:tcPr>
+          <w:p>
+            <w:pPr>
+              <w:spacing w:before="20" w:after="20"/>
+            </w:pPr>
+            <w:r>
+              <w:rPr>
+                <w:rFonts w:ascii="BIZ UDPゴシック" w:hAnsi="BIZ UDPゴシック" w:eastAsia="BIZ UDPゴシック"/>
+                <w:b w:val="0"/>
+                <w:i w:val="0"/>
+                <w:sz w:val="22"/>
+              </w:rPr>
+              <w:t>10</w:t>
+            </w:r>
+          </w:p>
+        </w:tc>
+        <w:tc>
+          <w:tcPr>
+            <w:tcW w:type="dxa" w:w="1799"/>
+            <w:vAlign w:val="center"/>
+          </w:tcPr>
+          <w:p>
+            <w:pPr>
+              <w:spacing w:before="20" w:after="20"/>
+            </w:pPr>
+            <w:r>
+              <w:rPr>
+                <w:rFonts w:ascii="BIZ UDPゴシック" w:hAnsi="BIZ UDPゴシック" w:eastAsia="BIZ UDPゴシック"/>
+                <w:b w:val="0"/>
+                <w:i w:val="0"/>
+                <w:sz w:val="22"/>
+              </w:rPr>
+              <w:t>総合事業の実施状況調査への回答の控え</w:t>
+            </w:r>
+          </w:p>
+        </w:tc>
+        <w:tc>
+          <w:tcPr>
+            <w:tcW w:type="dxa" w:w="1405"/>
+            <w:vAlign w:val="center"/>
+          </w:tcPr>
+          <w:p>
+            <w:pPr>
+              <w:spacing w:before="20" w:after="20"/>
+            </w:pPr>
+            <w:r>
+              <w:rPr>
+                <w:rFonts w:ascii="BIZ UDPゴシック" w:hAnsi="BIZ UDPゴシック" w:eastAsia="BIZ UDPゴシック"/>
+                <w:b w:val="0"/>
+                <w:i w:val="0"/>
+                <w:sz w:val="22"/>
+              </w:rPr>
+              <w:t>10月中</w:t>
+            </w:r>
+          </w:p>
+        </w:tc>
+        <w:tc>
+          <w:tcPr>
+            <w:tcW w:type="dxa" w:w="3605"/>
+            <w:vAlign w:val="center"/>
+          </w:tcPr>
+          <w:p>
+            <w:pPr>
+              <w:spacing w:before="20" w:after="20"/>
+            </w:pPr>
+            <w:r>
+              <w:rPr>
+                <w:rFonts w:ascii="BIZ UDPゴシック" w:hAnsi="BIZ UDPゴシック" w:eastAsia="BIZ UDPゴシック"/>
+                <w:b/>
+                <w:i w:val="0"/>
+                <w:sz w:val="22"/>
+              </w:rPr>
+              <w:t>平成29年度〜令和6年度。</w:t>
+            </w:r>
+            <w:r>
+              <w:rPr>
+                <w:rFonts w:ascii="BIZ UDPゴシック" w:hAnsi="BIZ UDPゴシック" w:eastAsia="BIZ UDPゴシック"/>
+                <w:b/>
+                <w:i w:val="0"/>
+                <w:sz w:val="22"/>
+              </w:rPr>
+              <w:t>国の集計では、従前相当サービスの利用者数がほとんど空欄で、実人数と延べ人数が同じ年があり、サービスBの人数が408人→24人→150人→24人と激しく振れています。</w:t>
+            </w:r>
+            <w:r>
+              <w:rPr>
+                <w:rFonts w:ascii="BIZ UDPゴシック" w:hAnsi="BIZ UDPゴシック" w:eastAsia="BIZ UDPゴシック"/>
+                <w:b w:val="0"/>
+                <w:i w:val="0"/>
+                <w:sz w:val="22"/>
+              </w:rPr>
+              <w:t>町の控えと突き合わせて、どちらが正しいかを確かめたい</w:t>
+            </w:r>
+          </w:p>
+        </w:tc>
+        <w:tc>
+          <w:tcPr>
+            <w:tcW w:type="dxa" w:w="1679"/>
+            <w:vAlign w:val="center"/>
+          </w:tcPr>
+          <w:p>
+            <w:pPr>
+              <w:spacing w:before="20" w:after="20"/>
+            </w:pPr>
+            <w:r>
+              <w:rPr>
+                <w:rFonts w:ascii="BIZ UDPゴシック" w:hAnsi="BIZ UDPゴシック" w:eastAsia="BIZ UDPゴシック"/>
+                <w:b w:val="0"/>
+                <w:i w:val="0"/>
+                <w:sz w:val="22"/>
+              </w:rPr>
+              <w:t>多様なサービス・活動の実績</w:t>
+            </w:r>
+          </w:p>
+        </w:tc>
+      </w:tr>
     </w:tbl>
     <w:p>
       <w:pPr>
@@ -6908,7 +7615,7 @@
         <w:keepNext/>
         <w:spacing w:before="360" w:after="180"/>
       </w:pPr>
-      <w:bookmarkStart w:id="115" w:name="_Toc_015"/>
+      <w:bookmarkStart w:id="117" w:name="_Toc_017"/>
       <w:r>
         <w:rPr>
           <w:rFonts w:ascii="BIZ UDPゴシック" w:hAnsi="BIZ UDPゴシック" w:eastAsia="BIZ UDPゴシック"/>
@@ -6919,7 +7626,7 @@
         </w:rPr>
         <w:t>5　今後の工程</w:t>
       </w:r>
-      <w:bookmarkEnd w:id="115"/>
+      <w:bookmarkEnd w:id="117"/>
     </w:p>
     <w:tbl>
       <w:tblPr>
@@ -7707,7 +8414,7 @@
         <w:keepNext/>
         <w:spacing w:before="360" w:after="180"/>
       </w:pPr>
-      <w:bookmarkStart w:id="116" w:name="_Toc_016"/>
+      <w:bookmarkStart w:id="118" w:name="_Toc_018"/>
       <w:r>
         <w:rPr>
           <w:rFonts w:ascii="BIZ UDPゴシック" w:hAnsi="BIZ UDPゴシック" w:eastAsia="BIZ UDPゴシック"/>
@@ -7718,7 +8425,7 @@
         </w:rPr>
         <w:t>6　法令上落とせない要件</w:t>
       </w:r>
-      <w:bookmarkEnd w:id="116"/>
+      <w:bookmarkEnd w:id="118"/>
     </w:p>
     <w:p>
       <w:pPr>

--- a/小野町_引継ぎ_整理済/19_打合せ/小野町_打合せ資料_現在地と論点_20260928.docx
+++ b/小野町_引継ぎ_整理済/19_打合せ/小野町_打合せ資料_現在地と論点_20260928.docx
@@ -70,13 +70,13 @@
         </w:tblCellMar>
       </w:tblPr>
       <w:tblGrid>
-        <w:gridCol w:w="1458"/>
-        <w:gridCol w:w="8180"/>
+        <w:gridCol w:w="1441"/>
+        <w:gridCol w:w="8197"/>
       </w:tblGrid>
       <w:tr>
         <w:tc>
           <w:tcPr>
-            <w:tcW w:type="dxa" w:w="1458"/>
+            <w:tcW w:type="dxa" w:w="1441"/>
             <w:shd w:val="clear" w:fill="1F3864"/>
             <w:vAlign w:val="center"/>
           </w:tcPr>
@@ -99,7 +99,7 @@
         </w:tc>
         <w:tc>
           <w:tcPr>
-            <w:tcW w:type="dxa" w:w="8180"/>
+            <w:tcW w:type="dxa" w:w="8197"/>
             <w:shd w:val="clear" w:fill="1F3864"/>
             <w:vAlign w:val="center"/>
           </w:tcPr>
@@ -124,7 +124,7 @@
       <w:tr>
         <w:tc>
           <w:tcPr>
-            <w:tcW w:type="dxa" w:w="1458"/>
+            <w:tcW w:type="dxa" w:w="1441"/>
             <w:vAlign w:val="center"/>
           </w:tcPr>
           <w:p>
@@ -144,7 +144,7 @@
         </w:tc>
         <w:tc>
           <w:tcPr>
-            <w:tcW w:type="dxa" w:w="8180"/>
+            <w:tcW w:type="dxa" w:w="8197"/>
             <w:vAlign w:val="center"/>
           </w:tcPr>
           <w:p>
@@ -193,7 +193,7 @@
       <w:tr>
         <w:tc>
           <w:tcPr>
-            <w:tcW w:type="dxa" w:w="1458"/>
+            <w:tcW w:type="dxa" w:w="1441"/>
             <w:vAlign w:val="center"/>
           </w:tcPr>
           <w:p>
@@ -213,7 +213,7 @@
         </w:tc>
         <w:tc>
           <w:tcPr>
-            <w:tcW w:type="dxa" w:w="8180"/>
+            <w:tcW w:type="dxa" w:w="8197"/>
             <w:vAlign w:val="center"/>
           </w:tcPr>
           <w:p>
@@ -253,7 +253,7 @@
       <w:tr>
         <w:tc>
           <w:tcPr>
-            <w:tcW w:type="dxa" w:w="1458"/>
+            <w:tcW w:type="dxa" w:w="1441"/>
             <w:vAlign w:val="center"/>
           </w:tcPr>
           <w:p>
@@ -273,7 +273,7 @@
         </w:tc>
         <w:tc>
           <w:tcPr>
-            <w:tcW w:type="dxa" w:w="8180"/>
+            <w:tcW w:type="dxa" w:w="8197"/>
             <w:vAlign w:val="center"/>
           </w:tcPr>
           <w:p>
@@ -322,7 +322,7 @@
       <w:tr>
         <w:tc>
           <w:tcPr>
-            <w:tcW w:type="dxa" w:w="1458"/>
+            <w:tcW w:type="dxa" w:w="1441"/>
             <w:vAlign w:val="center"/>
           </w:tcPr>
           <w:p>
@@ -342,7 +342,7 @@
         </w:tc>
         <w:tc>
           <w:tcPr>
-            <w:tcW w:type="dxa" w:w="8180"/>
+            <w:tcW w:type="dxa" w:w="8197"/>
             <w:vAlign w:val="center"/>
           </w:tcPr>
           <w:p>
@@ -356,7 +356,7 @@
                 <w:i w:val="0"/>
                 <w:sz w:val="22"/>
               </w:rPr>
-              <w:t>決めていただきたいことが8件あります。</w:t>
+              <w:t>決めていただきたいことが11件あります。</w:t>
             </w:r>
             <w:r>
               <w:rPr>
@@ -365,7 +365,25 @@
                 <w:i w:val="0"/>
                 <w:sz w:val="22"/>
               </w:rPr>
-              <w:t>保険料・準備基金・協議会の日程・認知症の人の意見聴取・認知症計画の形式・見える化の提出時期（第3章）</w:t>
+              <w:t>保険料・準備基金・協議会の日程・認知症の人の意見聴取・認知症計画の形式・見える化の提出時期・</w:t>
+            </w:r>
+            <w:r>
+              <w:rPr>
+                <w:rFonts w:ascii="BIZ UDPゴシック" w:hAnsi="BIZ UDPゴシック" w:eastAsia="BIZ UDPゴシック"/>
+                <w:b/>
+                <w:i w:val="0"/>
+                <w:sz w:val="22"/>
+              </w:rPr>
+              <w:t>給付適正化計画の位置づけ</w:t>
+            </w:r>
+            <w:r>
+              <w:rPr>
+                <w:rFonts w:ascii="BIZ UDPゴシック" w:hAnsi="BIZ UDPゴシック" w:eastAsia="BIZ UDPゴシック"/>
+                <w:b w:val="0"/>
+                <w:i w:val="0"/>
+                <w:sz w:val="22"/>
+              </w:rPr>
+              <w:t>（第3章）</w:t>
             </w:r>
           </w:p>
         </w:tc>
@@ -373,7 +391,7 @@
       <w:tr>
         <w:tc>
           <w:tcPr>
-            <w:tcW w:type="dxa" w:w="1458"/>
+            <w:tcW w:type="dxa" w:w="1441"/>
             <w:vAlign w:val="center"/>
           </w:tcPr>
           <w:p>
@@ -393,7 +411,7 @@
         </w:tc>
         <w:tc>
           <w:tcPr>
-            <w:tcW w:type="dxa" w:w="8180"/>
+            <w:tcW w:type="dxa" w:w="8197"/>
             <w:vAlign w:val="center"/>
           </w:tcPr>
           <w:p>
@@ -407,7 +425,25 @@
                 <w:i w:val="0"/>
                 <w:sz w:val="22"/>
               </w:rPr>
-              <w:t>いただきたい資料が10件あります。</w:t>
+              <w:t>令和8年度交付金は537点／800点で、全国平均を82点上回ります。</w:t>
+            </w:r>
+            <w:r>
+              <w:rPr>
+                <w:rFonts w:ascii="BIZ UDPゴシック" w:hAnsi="BIZ UDPゴシック" w:eastAsia="BIZ UDPゴシック"/>
+                <w:b/>
+                <w:i w:val="0"/>
+                <w:sz w:val="22"/>
+              </w:rPr>
+              <w:t>介護給付適正化は弱点ではなく強みでした。</w:t>
+            </w:r>
+            <w:r>
+              <w:rPr>
+                <w:rFonts w:ascii="BIZ UDPゴシック" w:hAnsi="BIZ UDPゴシック" w:eastAsia="BIZ UDPゴシック"/>
+                <w:b/>
+                <w:i w:val="0"/>
+                <w:sz w:val="22"/>
+              </w:rPr>
+              <w:t>最大の弱点は在宅医療・在宅介護連携で、4つの場面ごとの目指すべき姿を計画に書けば動きます</w:t>
             </w:r>
             <w:r>
               <w:rPr>
@@ -416,7 +452,7 @@
                 <w:i w:val="0"/>
                 <w:sz w:val="22"/>
               </w:rPr>
-              <w:t>とくに基金運用状況調書と令和7年度決算は保険料の決定に直結します（第4章）</w:t>
+              <w:t>（第4章）</w:t>
             </w:r>
           </w:p>
         </w:tc>
@@ -424,7 +460,7 @@
       <w:tr>
         <w:tc>
           <w:tcPr>
-            <w:tcW w:type="dxa" w:w="1458"/>
+            <w:tcW w:type="dxa" w:w="1441"/>
             <w:vAlign w:val="center"/>
           </w:tcPr>
           <w:p>
@@ -444,7 +480,7 @@
         </w:tc>
         <w:tc>
           <w:tcPr>
-            <w:tcW w:type="dxa" w:w="8180"/>
+            <w:tcW w:type="dxa" w:w="8197"/>
             <w:vAlign w:val="center"/>
           </w:tcPr>
           <w:p>
@@ -458,6 +494,57 @@
                 <w:i w:val="0"/>
                 <w:sz w:val="22"/>
               </w:rPr>
+              <w:t>いただきたい資料が13件あります。</w:t>
+            </w:r>
+            <w:r>
+              <w:rPr>
+                <w:rFonts w:ascii="BIZ UDPゴシック" w:hAnsi="BIZ UDPゴシック" w:eastAsia="BIZ UDPゴシック"/>
+                <w:b w:val="0"/>
+                <w:i w:val="0"/>
+                <w:sz w:val="22"/>
+              </w:rPr>
+              <w:t>とくに基金運用状況調書と令和7年度決算は保険料の決定に直結します（第5章）</w:t>
+            </w:r>
+          </w:p>
+        </w:tc>
+      </w:tr>
+      <w:tr>
+        <w:tc>
+          <w:tcPr>
+            <w:tcW w:type="dxa" w:w="1441"/>
+            <w:vAlign w:val="center"/>
+          </w:tcPr>
+          <w:p>
+            <w:pPr>
+              <w:spacing w:before="20" w:after="20"/>
+            </w:pPr>
+            <w:r>
+              <w:rPr>
+                <w:rFonts w:ascii="BIZ UDPゴシック" w:hAnsi="BIZ UDPゴシック" w:eastAsia="BIZ UDPゴシック"/>
+                <w:b w:val="0"/>
+                <w:i w:val="0"/>
+                <w:sz w:val="22"/>
+              </w:rPr>
+              <w:t>7</w:t>
+            </w:r>
+          </w:p>
+        </w:tc>
+        <w:tc>
+          <w:tcPr>
+            <w:tcW w:type="dxa" w:w="8197"/>
+            <w:vAlign w:val="center"/>
+          </w:tcPr>
+          <w:p>
+            <w:pPr>
+              <w:spacing w:before="20" w:after="20"/>
+            </w:pPr>
+            <w:r>
+              <w:rPr>
+                <w:rFonts w:ascii="BIZ UDPゴシック" w:hAnsi="BIZ UDPゴシック" w:eastAsia="BIZ UDPゴシック"/>
+                <w:b/>
+                <w:i w:val="0"/>
+                <w:sz w:val="22"/>
+              </w:rPr>
               <w:t>令和9年2月下旬の校了が動かせない期限です。</w:t>
             </w:r>
             <w:r>
@@ -467,7 +554,7 @@
                 <w:i w:val="0"/>
                 <w:sz w:val="22"/>
               </w:rPr>
-              <w:t>協議会第1回の開催日が決まらないと、ここから逆算した日程が引けません（第5章）</w:t>
+              <w:t>協議会第1回の開催日が決まらないと、ここから逆算した日程が引けません（第6章）</w:t>
             </w:r>
           </w:p>
         </w:tc>
@@ -4882,7 +4969,7 @@
           <w:i w:val="0"/>
           <w:sz w:val="24"/>
         </w:rPr>
-        <w:t>8件あります。いずれも当方では決められないものです。</w:t>
+        <w:t>11件あります。いずれも当方では決められないものです。</w:t>
       </w:r>
     </w:p>
     <w:p>
@@ -6276,7 +6363,7 @@
     <w:p>
       <w:pPr>
         <w:keepNext/>
-        <w:spacing w:before="360" w:after="180"/>
+        <w:spacing w:before="280" w:after="120"/>
       </w:pPr>
       <w:bookmarkStart w:id="116" w:name="_Toc_016"/>
       <w:r>
@@ -6285,11 +6372,1040 @@
           <w:b/>
           <w:i w:val="0"/>
           <w:color w:val="2E74B5"/>
+          <w:sz w:val="28"/>
+        </w:rPr>
+        <w:t>(9)　介護給付適正化計画の位置づけ（案A・B・C）</w:t>
+      </w:r>
+      <w:bookmarkEnd w:id="116"/>
+    </w:p>
+    <w:tbl>
+      <w:tblPr>
+        <w:tblW w:type="auto" w:w="0"/>
+        <w:jc w:val="center"/>
+        <w:tblLayout w:type="fixed"/>
+        <w:tblLook w:firstColumn="1" w:firstRow="1" w:lastColumn="0" w:lastRow="0" w:noHBand="0" w:noVBand="1" w:val="04A0"/>
+        <w:tblBorders>
+          <w:top w:val="single" w:sz="6" w:space="0" w:color="2E75B6"/>
+          <w:left w:val="single" w:sz="4" w:space="0" w:color="BFBFBF"/>
+          <w:bottom w:val="single" w:sz="6" w:space="0" w:color="2E75B6"/>
+          <w:right w:val="single" w:sz="4" w:space="0" w:color="BFBFBF"/>
+          <w:insideH w:val="single" w:sz="4" w:space="0" w:color="BFBFBF"/>
+          <w:insideV w:val="single" w:sz="4" w:space="0" w:color="BFBFBF"/>
+        </w:tblBorders>
+        <w:tblCellMar>
+          <w:left w:w="10" w:type="dxa"/>
+          <w:right w:w="10" w:type="dxa"/>
+        </w:tblCellMar>
+      </w:tblPr>
+      <w:tblGrid>
+        <w:gridCol w:w="5277"/>
+        <w:gridCol w:w="4361"/>
+      </w:tblGrid>
+      <w:tr>
+        <w:tc>
+          <w:tcPr>
+            <w:tcW w:type="dxa" w:w="5277"/>
+            <w:shd w:val="clear" w:fill="1F3864"/>
+            <w:vAlign w:val="center"/>
+          </w:tcPr>
+          <w:p>
+            <w:pPr>
+              <w:spacing w:before="20" w:after="20"/>
+              <w:jc w:val="center"/>
+            </w:pPr>
+            <w:r>
+              <w:rPr>
+                <w:rFonts w:ascii="BIZ UDPゴシック" w:hAnsi="BIZ UDPゴシック" w:eastAsia="BIZ UDPゴシック"/>
+                <w:b/>
+                <w:i w:val="0"/>
+                <w:color w:val="FFFFFF"/>
+                <w:sz w:val="22"/>
+              </w:rPr>
+              <w:t>いつまでに</w:t>
+            </w:r>
+          </w:p>
+        </w:tc>
+        <w:tc>
+          <w:tcPr>
+            <w:tcW w:type="dxa" w:w="4361"/>
+            <w:shd w:val="clear" w:fill="1F3864"/>
+            <w:vAlign w:val="center"/>
+          </w:tcPr>
+          <w:p>
+            <w:pPr>
+              <w:spacing w:before="20" w:after="20"/>
+              <w:jc w:val="center"/>
+            </w:pPr>
+            <w:r>
+              <w:rPr>
+                <w:rFonts w:ascii="BIZ UDPゴシック" w:hAnsi="BIZ UDPゴシック" w:eastAsia="BIZ UDPゴシック"/>
+                <w:b/>
+                <w:i w:val="0"/>
+                <w:color w:val="FFFFFF"/>
+                <w:sz w:val="22"/>
+              </w:rPr>
+              <w:t>決める人</w:t>
+            </w:r>
+          </w:p>
+        </w:tc>
+      </w:tr>
+      <w:tr>
+        <w:tc>
+          <w:tcPr>
+            <w:tcW w:type="dxa" w:w="5277"/>
+            <w:vAlign w:val="center"/>
+          </w:tcPr>
+          <w:p>
+            <w:pPr>
+              <w:spacing w:before="20" w:after="20"/>
+            </w:pPr>
+            <w:r>
+              <w:rPr>
+                <w:rFonts w:ascii="BIZ UDPゴシック" w:hAnsi="BIZ UDPゴシック" w:eastAsia="BIZ UDPゴシック"/>
+                <w:b w:val="0"/>
+                <w:i w:val="0"/>
+                <w:sz w:val="22"/>
+              </w:rPr>
+              <w:t>素案の確定まで</w:t>
+            </w:r>
+          </w:p>
+        </w:tc>
+        <w:tc>
+          <w:tcPr>
+            <w:tcW w:type="dxa" w:w="4361"/>
+            <w:vAlign w:val="center"/>
+          </w:tcPr>
+          <w:p>
+            <w:pPr>
+              <w:spacing w:before="20" w:after="20"/>
+            </w:pPr>
+            <w:r>
+              <w:rPr>
+                <w:rFonts w:ascii="BIZ UDPゴシック" w:hAnsi="BIZ UDPゴシック" w:eastAsia="BIZ UDPゴシック"/>
+                <w:b/>
+                <w:i w:val="0"/>
+                <w:sz w:val="22"/>
+              </w:rPr>
+              <w:t>町・協議会</w:t>
+            </w:r>
+          </w:p>
+        </w:tc>
+      </w:tr>
+    </w:tbl>
+    <w:p>
+      <w:pPr>
+        <w:spacing w:after="40"/>
+      </w:pPr>
+    </w:p>
+    <w:p>
+      <w:pPr>
+        <w:spacing w:before="60" w:after="60"/>
+      </w:pPr>
+      <w:r>
+        <w:rPr>
+          <w:rFonts w:ascii="BIZ UDPゴシック" w:hAnsi="BIZ UDPゴシック" w:eastAsia="BIZ UDPゴシック"/>
+          <w:b/>
+          <w:i w:val="0"/>
+          <w:sz w:val="24"/>
+        </w:rPr>
+        <w:t>介護保険法第117条第5項は市町村介護給付適正化計画を定めることを求めていますが、第9期計画はその名称では置いていません。</w:t>
+      </w:r>
+      <w:r>
+        <w:rPr>
+          <w:rFonts w:ascii="BIZ UDPゴシック" w:hAnsi="BIZ UDPゴシック" w:eastAsia="BIZ UDPゴシック"/>
+          <w:b/>
+          <w:i w:val="0"/>
+          <w:sz w:val="24"/>
+        </w:rPr>
+        <w:t>当方は案B（第4章 基本目標3① の中に主要3事業の毎年度の定量的な目標を掲げる）をお勧めし、素案にはその形で記載しています。</w:t>
+      </w:r>
+      <w:r>
+        <w:rPr>
+          <w:rFonts w:ascii="BIZ UDPゴシック" w:hAnsi="BIZ UDPゴシック" w:eastAsia="BIZ UDPゴシック"/>
+          <w:b w:val="0"/>
+          <w:i w:val="0"/>
+          <w:sz w:val="24"/>
+        </w:rPr>
+        <w:t>案A（独立した節）・案C（別冊）もお示しします</w:t>
+      </w:r>
+    </w:p>
+    <w:p>
+      <w:pPr>
+        <w:keepNext/>
+        <w:spacing w:before="280" w:after="120"/>
+      </w:pPr>
+      <w:bookmarkStart w:id="117" w:name="_Toc_017"/>
+      <w:r>
+        <w:rPr>
+          <w:rFonts w:ascii="BIZ UDPゴシック" w:hAnsi="BIZ UDPゴシック" w:eastAsia="BIZ UDPゴシック"/>
+          <w:b/>
+          <w:i w:val="0"/>
+          <w:color w:val="2E74B5"/>
+          <w:sz w:val="28"/>
+        </w:rPr>
+        <w:t>(10)　ケアプラン点検の点検件数の目標</w:t>
+      </w:r>
+      <w:bookmarkEnd w:id="117"/>
+    </w:p>
+    <w:tbl>
+      <w:tblPr>
+        <w:tblW w:type="auto" w:w="0"/>
+        <w:jc w:val="center"/>
+        <w:tblLayout w:type="fixed"/>
+        <w:tblLook w:firstColumn="1" w:firstRow="1" w:lastColumn="0" w:lastRow="0" w:noHBand="0" w:noVBand="1" w:val="04A0"/>
+        <w:tblBorders>
+          <w:top w:val="single" w:sz="6" w:space="0" w:color="2E75B6"/>
+          <w:left w:val="single" w:sz="4" w:space="0" w:color="BFBFBF"/>
+          <w:bottom w:val="single" w:sz="6" w:space="0" w:color="2E75B6"/>
+          <w:right w:val="single" w:sz="4" w:space="0" w:color="BFBFBF"/>
+          <w:insideH w:val="single" w:sz="4" w:space="0" w:color="BFBFBF"/>
+          <w:insideV w:val="single" w:sz="4" w:space="0" w:color="BFBFBF"/>
+        </w:tblBorders>
+        <w:tblCellMar>
+          <w:left w:w="10" w:type="dxa"/>
+          <w:right w:w="10" w:type="dxa"/>
+        </w:tblCellMar>
+      </w:tblPr>
+      <w:tblGrid>
+        <w:gridCol w:w="5897"/>
+        <w:gridCol w:w="3740"/>
+      </w:tblGrid>
+      <w:tr>
+        <w:tc>
+          <w:tcPr>
+            <w:tcW w:type="dxa" w:w="5897"/>
+            <w:shd w:val="clear" w:fill="1F3864"/>
+            <w:vAlign w:val="center"/>
+          </w:tcPr>
+          <w:p>
+            <w:pPr>
+              <w:spacing w:before="20" w:after="20"/>
+              <w:jc w:val="center"/>
+            </w:pPr>
+            <w:r>
+              <w:rPr>
+                <w:rFonts w:ascii="BIZ UDPゴシック" w:hAnsi="BIZ UDPゴシック" w:eastAsia="BIZ UDPゴシック"/>
+                <w:b/>
+                <w:i w:val="0"/>
+                <w:color w:val="FFFFFF"/>
+                <w:sz w:val="22"/>
+              </w:rPr>
+              <w:t>いつまでに</w:t>
+            </w:r>
+          </w:p>
+        </w:tc>
+        <w:tc>
+          <w:tcPr>
+            <w:tcW w:type="dxa" w:w="3740"/>
+            <w:shd w:val="clear" w:fill="1F3864"/>
+            <w:vAlign w:val="center"/>
+          </w:tcPr>
+          <w:p>
+            <w:pPr>
+              <w:spacing w:before="20" w:after="20"/>
+              <w:jc w:val="center"/>
+            </w:pPr>
+            <w:r>
+              <w:rPr>
+                <w:rFonts w:ascii="BIZ UDPゴシック" w:hAnsi="BIZ UDPゴシック" w:eastAsia="BIZ UDPゴシック"/>
+                <w:b/>
+                <w:i w:val="0"/>
+                <w:color w:val="FFFFFF"/>
+                <w:sz w:val="22"/>
+              </w:rPr>
+              <w:t>決める人</w:t>
+            </w:r>
+          </w:p>
+        </w:tc>
+      </w:tr>
+      <w:tr>
+        <w:tc>
+          <w:tcPr>
+            <w:tcW w:type="dxa" w:w="5897"/>
+            <w:vAlign w:val="center"/>
+          </w:tcPr>
+          <w:p>
+            <w:pPr>
+              <w:spacing w:before="20" w:after="20"/>
+            </w:pPr>
+            <w:r>
+              <w:rPr>
+                <w:rFonts w:ascii="BIZ UDPゴシック" w:hAnsi="BIZ UDPゴシック" w:eastAsia="BIZ UDPゴシック"/>
+                <w:b w:val="0"/>
+                <w:i w:val="0"/>
+                <w:sz w:val="22"/>
+              </w:rPr>
+              <w:t>11月の協議会まで</w:t>
+            </w:r>
+          </w:p>
+        </w:tc>
+        <w:tc>
+          <w:tcPr>
+            <w:tcW w:type="dxa" w:w="3740"/>
+            <w:vAlign w:val="center"/>
+          </w:tcPr>
+          <w:p>
+            <w:pPr>
+              <w:spacing w:before="20" w:after="20"/>
+            </w:pPr>
+            <w:r>
+              <w:rPr>
+                <w:rFonts w:ascii="BIZ UDPゴシック" w:hAnsi="BIZ UDPゴシック" w:eastAsia="BIZ UDPゴシック"/>
+                <w:b/>
+                <w:i w:val="0"/>
+                <w:sz w:val="22"/>
+              </w:rPr>
+              <w:t>町</w:t>
+            </w:r>
+          </w:p>
+        </w:tc>
+      </w:tr>
+    </w:tbl>
+    <w:p>
+      <w:pPr>
+        <w:spacing w:after="40"/>
+      </w:pPr>
+    </w:p>
+    <w:p>
+      <w:pPr>
+        <w:spacing w:before="60" w:after="60"/>
+      </w:pPr>
+      <w:r>
+        <w:rPr>
+          <w:rFonts w:ascii="BIZ UDPゴシック" w:hAnsi="BIZ UDPゴシック" w:eastAsia="BIZ UDPゴシック"/>
+          <w:b/>
+          <w:i w:val="0"/>
+          <w:sz w:val="24"/>
+        </w:rPr>
+        <w:t>令和8年度交付金で唯一0点の項目です。</w:t>
+      </w:r>
+      <w:r>
+        <w:rPr>
+          <w:rFonts w:ascii="BIZ UDPゴシック" w:hAnsi="BIZ UDPゴシック" w:eastAsia="BIZ UDPゴシック"/>
+          <w:b/>
+          <w:i w:val="0"/>
+          <w:sz w:val="24"/>
+        </w:rPr>
+        <w:t>実施していないのではなく、実施割合が全保険者の下位3割にあることによる0点です。</w:t>
+      </w:r>
+      <w:r>
+        <w:rPr>
+          <w:rFonts w:ascii="BIZ UDPゴシック" w:hAnsi="BIZ UDPゴシック" w:eastAsia="BIZ UDPゴシック"/>
+          <w:b w:val="0"/>
+          <w:i w:val="0"/>
+          <w:sz w:val="24"/>
+        </w:rPr>
+        <w:t>点検件数は対象者数×点検対象月数で数えます。町内の居宅介護支援事業所3か所について、</w:t>
+      </w:r>
+      <w:r>
+        <w:rPr>
+          <w:rFonts w:ascii="BIZ UDPゴシック" w:hAnsi="BIZ UDPゴシック" w:eastAsia="BIZ UDPゴシック"/>
+          <w:b/>
+          <w:i w:val="0"/>
+          <w:sz w:val="24"/>
+        </w:rPr>
+        <w:t>事業所あたりの件数と点検する月数をお決めいただくと目標として書けます</w:t>
+      </w:r>
+    </w:p>
+    <w:p>
+      <w:pPr>
+        <w:keepNext/>
+        <w:spacing w:before="280" w:after="120"/>
+      </w:pPr>
+      <w:bookmarkStart w:id="118" w:name="_Toc_018"/>
+      <w:r>
+        <w:rPr>
+          <w:rFonts w:ascii="BIZ UDPゴシック" w:hAnsi="BIZ UDPゴシック" w:eastAsia="BIZ UDPゴシック"/>
+          <w:b/>
+          <w:i w:val="0"/>
+          <w:color w:val="2E74B5"/>
+          <w:sz w:val="28"/>
+        </w:rPr>
+        <w:t>(11)　在宅医療・介護連携の4つの場面ごとの目指すべき姿</w:t>
+      </w:r>
+      <w:bookmarkEnd w:id="118"/>
+    </w:p>
+    <w:tbl>
+      <w:tblPr>
+        <w:tblW w:type="auto" w:w="0"/>
+        <w:jc w:val="center"/>
+        <w:tblLayout w:type="fixed"/>
+        <w:tblLook w:firstColumn="1" w:firstRow="1" w:lastColumn="0" w:lastRow="0" w:noHBand="0" w:noVBand="1" w:val="04A0"/>
+        <w:tblBorders>
+          <w:top w:val="single" w:sz="6" w:space="0" w:color="2E75B6"/>
+          <w:left w:val="single" w:sz="4" w:space="0" w:color="BFBFBF"/>
+          <w:bottom w:val="single" w:sz="6" w:space="0" w:color="2E75B6"/>
+          <w:right w:val="single" w:sz="4" w:space="0" w:color="BFBFBF"/>
+          <w:insideH w:val="single" w:sz="4" w:space="0" w:color="BFBFBF"/>
+          <w:insideV w:val="single" w:sz="4" w:space="0" w:color="BFBFBF"/>
+        </w:tblBorders>
+        <w:tblCellMar>
+          <w:left w:w="10" w:type="dxa"/>
+          <w:right w:w="10" w:type="dxa"/>
+        </w:tblCellMar>
+      </w:tblPr>
+      <w:tblGrid>
+        <w:gridCol w:w="5029"/>
+        <w:gridCol w:w="4608"/>
+      </w:tblGrid>
+      <w:tr>
+        <w:tc>
+          <w:tcPr>
+            <w:tcW w:type="dxa" w:w="5029"/>
+            <w:shd w:val="clear" w:fill="1F3864"/>
+            <w:vAlign w:val="center"/>
+          </w:tcPr>
+          <w:p>
+            <w:pPr>
+              <w:spacing w:before="20" w:after="20"/>
+              <w:jc w:val="center"/>
+            </w:pPr>
+            <w:r>
+              <w:rPr>
+                <w:rFonts w:ascii="BIZ UDPゴシック" w:hAnsi="BIZ UDPゴシック" w:eastAsia="BIZ UDPゴシック"/>
+                <w:b/>
+                <w:i w:val="0"/>
+                <w:color w:val="FFFFFF"/>
+                <w:sz w:val="22"/>
+              </w:rPr>
+              <w:t>いつまでに</w:t>
+            </w:r>
+          </w:p>
+        </w:tc>
+        <w:tc>
+          <w:tcPr>
+            <w:tcW w:type="dxa" w:w="4608"/>
+            <w:shd w:val="clear" w:fill="1F3864"/>
+            <w:vAlign w:val="center"/>
+          </w:tcPr>
+          <w:p>
+            <w:pPr>
+              <w:spacing w:before="20" w:after="20"/>
+              <w:jc w:val="center"/>
+            </w:pPr>
+            <w:r>
+              <w:rPr>
+                <w:rFonts w:ascii="BIZ UDPゴシック" w:hAnsi="BIZ UDPゴシック" w:eastAsia="BIZ UDPゴシック"/>
+                <w:b/>
+                <w:i w:val="0"/>
+                <w:color w:val="FFFFFF"/>
+                <w:sz w:val="22"/>
+              </w:rPr>
+              <w:t>決める人</w:t>
+            </w:r>
+          </w:p>
+        </w:tc>
+      </w:tr>
+      <w:tr>
+        <w:tc>
+          <w:tcPr>
+            <w:tcW w:type="dxa" w:w="5029"/>
+            <w:vAlign w:val="center"/>
+          </w:tcPr>
+          <w:p>
+            <w:pPr>
+              <w:spacing w:before="20" w:after="20"/>
+            </w:pPr>
+            <w:r>
+              <w:rPr>
+                <w:rFonts w:ascii="BIZ UDPゴシック" w:hAnsi="BIZ UDPゴシック" w:eastAsia="BIZ UDPゴシック"/>
+                <w:b w:val="0"/>
+                <w:i w:val="0"/>
+                <w:sz w:val="22"/>
+              </w:rPr>
+              <w:t>素案の確定まで</w:t>
+            </w:r>
+          </w:p>
+        </w:tc>
+        <w:tc>
+          <w:tcPr>
+            <w:tcW w:type="dxa" w:w="4608"/>
+            <w:vAlign w:val="center"/>
+          </w:tcPr>
+          <w:p>
+            <w:pPr>
+              <w:spacing w:before="20" w:after="20"/>
+            </w:pPr>
+            <w:r>
+              <w:rPr>
+                <w:rFonts w:ascii="BIZ UDPゴシック" w:hAnsi="BIZ UDPゴシック" w:eastAsia="BIZ UDPゴシック"/>
+                <w:b/>
+                <w:i w:val="0"/>
+                <w:sz w:val="22"/>
+              </w:rPr>
+              <w:t>町・関係機関</w:t>
+            </w:r>
+          </w:p>
+        </w:tc>
+      </w:tr>
+    </w:tbl>
+    <w:p>
+      <w:pPr>
+        <w:spacing w:after="40"/>
+      </w:pPr>
+    </w:p>
+    <w:p>
+      <w:pPr>
+        <w:spacing w:before="60" w:after="60"/>
+      </w:pPr>
+      <w:r>
+        <w:rPr>
+          <w:rFonts w:ascii="BIZ UDPゴシック" w:hAnsi="BIZ UDPゴシック" w:eastAsia="BIZ UDPゴシック"/>
+          <w:b/>
+          <w:i w:val="0"/>
+          <w:sz w:val="24"/>
+        </w:rPr>
+        <w:t>在宅医療・在宅介護連携（支援Ⅲ）は55点で、8つの目標のうち唯一、全国平均を下回っています。</w:t>
+      </w:r>
+      <w:r>
+        <w:rPr>
+          <w:rFonts w:ascii="BIZ UDPゴシック" w:hAnsi="BIZ UDPゴシック" w:eastAsia="BIZ UDPゴシック"/>
+          <w:b/>
+          <w:i w:val="0"/>
+          <w:sz w:val="24"/>
+        </w:rPr>
+        <w:t>評価指標は、①日常の療養支援、②入退院支援、③急変時の対応、④看取りの4つの場面ごとに目指すべき姿を設定することを求めています。</w:t>
+      </w:r>
+      <w:r>
+        <w:rPr>
+          <w:rFonts w:ascii="BIZ UDPゴシック" w:hAnsi="BIZ UDPゴシック" w:eastAsia="BIZ UDPゴシック"/>
+          <w:b w:val="0"/>
+          <w:i w:val="0"/>
+          <w:sz w:val="24"/>
+        </w:rPr>
+        <w:t>素案 第4章 基本目標2⑦ に案を置きました。</w:t>
+      </w:r>
+      <w:r>
+        <w:rPr>
+          <w:rFonts w:ascii="BIZ UDPゴシック" w:hAnsi="BIZ UDPゴシック" w:eastAsia="BIZ UDPゴシック"/>
+          <w:b/>
+          <w:i w:val="0"/>
+          <w:sz w:val="24"/>
+        </w:rPr>
+        <w:t>公立小野町地方綜合病院・田村郡医師会等との調整が要ります</w:t>
+      </w:r>
+    </w:p>
+    <w:p>
+      <w:pPr>
+        <w:keepNext/>
+        <w:spacing w:before="360" w:after="180"/>
+      </w:pPr>
+      <w:bookmarkStart w:id="119" w:name="_Toc_019"/>
+      <w:r>
+        <w:rPr>
+          <w:rFonts w:ascii="BIZ UDPゴシック" w:hAnsi="BIZ UDPゴシック" w:eastAsia="BIZ UDPゴシック"/>
+          <w:b/>
+          <w:i w:val="0"/>
+          <w:color w:val="2E74B5"/>
           <w:sz w:val="32"/>
         </w:rPr>
-        <w:t>4　いただきたい資料</w:t>
+        <w:t>4　交付金の取りまとめ</w:t>
       </w:r>
-      <w:bookmarkEnd w:id="116"/>
+      <w:bookmarkEnd w:id="119"/>
+    </w:p>
+    <w:p>
+      <w:pPr>
+        <w:spacing w:before="60" w:after="60"/>
+      </w:pPr>
+      <w:r>
+        <w:rPr>
+          <w:rFonts w:ascii="BIZ UDPゴシック" w:hAnsi="BIZ UDPゴシック" w:eastAsia="BIZ UDPゴシック"/>
+          <w:b/>
+          <w:i w:val="0"/>
+          <w:sz w:val="24"/>
+        </w:rPr>
+        <w:t>令和8年9月28日に、令和8年度保険者機能強化推進交付金・介護保険保険者努力支援交付金（市町村分）の該当状況調査票集計表と評価指標を受領しました。</w:t>
+      </w:r>
+      <w:r>
+        <w:rPr>
+          <w:rFonts w:ascii="BIZ UDPゴシック" w:hAnsi="BIZ UDPゴシック" w:eastAsia="BIZ UDPゴシック"/>
+          <w:b/>
+          <w:i w:val="0"/>
+          <w:sz w:val="24"/>
+        </w:rPr>
+        <w:t>これにより、小野町の得点を項目ごとに追えるようになりました。</w:t>
+      </w:r>
+    </w:p>
+    <w:tbl>
+      <w:tblPr>
+        <w:tblW w:type="auto" w:w="0"/>
+        <w:jc w:val="center"/>
+        <w:tblLayout w:type="fixed"/>
+        <w:tblLook w:firstColumn="1" w:firstRow="1" w:lastColumn="0" w:lastRow="0" w:noHBand="0" w:noVBand="1" w:val="04A0"/>
+        <w:tblBorders>
+          <w:top w:val="single" w:sz="6" w:space="0" w:color="2E75B6"/>
+          <w:left w:val="single" w:sz="4" w:space="0" w:color="BFBFBF"/>
+          <w:bottom w:val="single" w:sz="6" w:space="0" w:color="2E75B6"/>
+          <w:right w:val="single" w:sz="4" w:space="0" w:color="BFBFBF"/>
+          <w:insideH w:val="single" w:sz="4" w:space="0" w:color="BFBFBF"/>
+          <w:insideV w:val="single" w:sz="4" w:space="0" w:color="BFBFBF"/>
+        </w:tblBorders>
+        <w:tblCellMar>
+          <w:left w:w="10" w:type="dxa"/>
+          <w:right w:w="10" w:type="dxa"/>
+        </w:tblCellMar>
+      </w:tblPr>
+      <w:tblGrid>
+        <w:gridCol w:w="3648"/>
+        <w:gridCol w:w="1817"/>
+        <w:gridCol w:w="2087"/>
+        <w:gridCol w:w="2087"/>
+      </w:tblGrid>
+      <w:tr>
+        <w:tc>
+          <w:tcPr>
+            <w:tcW w:type="dxa" w:w="3648"/>
+            <w:shd w:val="clear" w:fill="1F3864"/>
+            <w:vAlign w:val="center"/>
+          </w:tcPr>
+          <w:p>
+            <w:pPr>
+              <w:spacing w:before="20" w:after="20"/>
+              <w:jc w:val="center"/>
+            </w:pPr>
+            <w:r>
+              <w:rPr>
+                <w:rFonts w:ascii="BIZ UDPゴシック" w:hAnsi="BIZ UDPゴシック" w:eastAsia="BIZ UDPゴシック"/>
+                <w:b/>
+                <w:i w:val="0"/>
+                <w:color w:val="FFFFFF"/>
+                <w:sz w:val="22"/>
+              </w:rPr>
+              <w:t>区分</w:t>
+            </w:r>
+          </w:p>
+        </w:tc>
+        <w:tc>
+          <w:tcPr>
+            <w:tcW w:type="dxa" w:w="1817"/>
+            <w:shd w:val="clear" w:fill="1F3864"/>
+            <w:vAlign w:val="center"/>
+          </w:tcPr>
+          <w:p>
+            <w:pPr>
+              <w:spacing w:before="20" w:after="20"/>
+              <w:jc w:val="center"/>
+            </w:pPr>
+            <w:r>
+              <w:rPr>
+                <w:rFonts w:ascii="BIZ UDPゴシック" w:hAnsi="BIZ UDPゴシック" w:eastAsia="BIZ UDPゴシック"/>
+                <w:b/>
+                <w:i w:val="0"/>
+                <w:color w:val="FFFFFF"/>
+                <w:sz w:val="22"/>
+              </w:rPr>
+              <w:t>小野町</w:t>
+            </w:r>
+          </w:p>
+        </w:tc>
+        <w:tc>
+          <w:tcPr>
+            <w:tcW w:type="dxa" w:w="2087"/>
+            <w:shd w:val="clear" w:fill="1F3864"/>
+            <w:vAlign w:val="center"/>
+          </w:tcPr>
+          <w:p>
+            <w:pPr>
+              <w:spacing w:before="20" w:after="20"/>
+              <w:jc w:val="center"/>
+            </w:pPr>
+            <w:r>
+              <w:rPr>
+                <w:rFonts w:ascii="BIZ UDPゴシック" w:hAnsi="BIZ UDPゴシック" w:eastAsia="BIZ UDPゴシック"/>
+                <w:b/>
+                <w:i w:val="0"/>
+                <w:color w:val="FFFFFF"/>
+                <w:sz w:val="22"/>
+              </w:rPr>
+              <w:t>全国平均</w:t>
+            </w:r>
+          </w:p>
+        </w:tc>
+        <w:tc>
+          <w:tcPr>
+            <w:tcW w:type="dxa" w:w="2087"/>
+            <w:shd w:val="clear" w:fill="1F3864"/>
+            <w:vAlign w:val="center"/>
+          </w:tcPr>
+          <w:p>
+            <w:pPr>
+              <w:spacing w:before="20" w:after="20"/>
+              <w:jc w:val="center"/>
+            </w:pPr>
+            <w:r>
+              <w:rPr>
+                <w:rFonts w:ascii="BIZ UDPゴシック" w:hAnsi="BIZ UDPゴシック" w:eastAsia="BIZ UDPゴシック"/>
+                <w:b/>
+                <w:i w:val="0"/>
+                <w:color w:val="FFFFFF"/>
+                <w:sz w:val="22"/>
+              </w:rPr>
+              <w:t>県内順位</w:t>
+            </w:r>
+          </w:p>
+        </w:tc>
+      </w:tr>
+      <w:tr>
+        <w:tc>
+          <w:tcPr>
+            <w:tcW w:type="dxa" w:w="3648"/>
+            <w:vAlign w:val="center"/>
+          </w:tcPr>
+          <w:p>
+            <w:pPr>
+              <w:spacing w:before="20" w:after="20"/>
+            </w:pPr>
+            <w:r>
+              <w:rPr>
+                <w:rFonts w:ascii="BIZ UDPゴシック" w:hAnsi="BIZ UDPゴシック" w:eastAsia="BIZ UDPゴシック"/>
+                <w:b/>
+                <w:i w:val="0"/>
+                <w:sz w:val="22"/>
+              </w:rPr>
+              <w:t>推進・支援合計（800点満点）</w:t>
+            </w:r>
+          </w:p>
+        </w:tc>
+        <w:tc>
+          <w:tcPr>
+            <w:tcW w:type="dxa" w:w="1817"/>
+            <w:vAlign w:val="center"/>
+          </w:tcPr>
+          <w:p>
+            <w:pPr>
+              <w:spacing w:before="20" w:after="20"/>
+            </w:pPr>
+            <w:r>
+              <w:rPr>
+                <w:rFonts w:ascii="BIZ UDPゴシック" w:hAnsi="BIZ UDPゴシック" w:eastAsia="BIZ UDPゴシック"/>
+                <w:b/>
+                <w:i w:val="0"/>
+                <w:sz w:val="22"/>
+              </w:rPr>
+              <w:t>537点</w:t>
+            </w:r>
+          </w:p>
+        </w:tc>
+        <w:tc>
+          <w:tcPr>
+            <w:tcW w:type="dxa" w:w="2087"/>
+            <w:vAlign w:val="center"/>
+          </w:tcPr>
+          <w:p>
+            <w:pPr>
+              <w:spacing w:before="20" w:after="20"/>
+            </w:pPr>
+            <w:r>
+              <w:rPr>
+                <w:rFonts w:ascii="BIZ UDPゴシック" w:hAnsi="BIZ UDPゴシック" w:eastAsia="BIZ UDPゴシック"/>
+                <w:b w:val="0"/>
+                <w:i w:val="0"/>
+                <w:sz w:val="22"/>
+              </w:rPr>
+              <w:t>454.8点</w:t>
+            </w:r>
+          </w:p>
+        </w:tc>
+        <w:tc>
+          <w:tcPr>
+            <w:tcW w:type="dxa" w:w="2087"/>
+            <w:vAlign w:val="center"/>
+          </w:tcPr>
+          <w:p>
+            <w:pPr>
+              <w:spacing w:before="20" w:after="20"/>
+            </w:pPr>
+            <w:r>
+              <w:rPr>
+                <w:rFonts w:ascii="BIZ UDPゴシック" w:hAnsi="BIZ UDPゴシック" w:eastAsia="BIZ UDPゴシック"/>
+                <w:b/>
+                <w:i w:val="0"/>
+                <w:sz w:val="22"/>
+              </w:rPr>
+              <w:t>13位／59</w:t>
+            </w:r>
+          </w:p>
+        </w:tc>
+      </w:tr>
+      <w:tr>
+        <w:tc>
+          <w:tcPr>
+            <w:tcW w:type="dxa" w:w="3648"/>
+            <w:vAlign w:val="center"/>
+          </w:tcPr>
+          <w:p>
+            <w:pPr>
+              <w:spacing w:before="20" w:after="20"/>
+            </w:pPr>
+            <w:r>
+              <w:rPr>
+                <w:rFonts w:ascii="BIZ UDPゴシック" w:hAnsi="BIZ UDPゴシック" w:eastAsia="BIZ UDPゴシック"/>
+                <w:b/>
+                <w:i w:val="0"/>
+                <w:sz w:val="22"/>
+              </w:rPr>
+              <w:t>推進Ⅱ　公正・公平な給付（介護給付適正化）</w:t>
+            </w:r>
+          </w:p>
+        </w:tc>
+        <w:tc>
+          <w:tcPr>
+            <w:tcW w:type="dxa" w:w="1817"/>
+            <w:vAlign w:val="center"/>
+          </w:tcPr>
+          <w:p>
+            <w:pPr>
+              <w:spacing w:before="20" w:after="20"/>
+            </w:pPr>
+            <w:r>
+              <w:rPr>
+                <w:rFonts w:ascii="BIZ UDPゴシック" w:hAnsi="BIZ UDPゴシック" w:eastAsia="BIZ UDPゴシック"/>
+                <w:b/>
+                <w:i w:val="0"/>
+                <w:sz w:val="22"/>
+              </w:rPr>
+              <w:t>84点</w:t>
+            </w:r>
+          </w:p>
+        </w:tc>
+        <w:tc>
+          <w:tcPr>
+            <w:tcW w:type="dxa" w:w="2087"/>
+            <w:vAlign w:val="center"/>
+          </w:tcPr>
+          <w:p>
+            <w:pPr>
+              <w:spacing w:before="20" w:after="20"/>
+            </w:pPr>
+            <w:r>
+              <w:rPr>
+                <w:rFonts w:ascii="BIZ UDPゴシック" w:hAnsi="BIZ UDPゴシック" w:eastAsia="BIZ UDPゴシック"/>
+                <w:b w:val="0"/>
+                <w:i w:val="0"/>
+                <w:sz w:val="22"/>
+              </w:rPr>
+              <w:t>69.1点</w:t>
+            </w:r>
+          </w:p>
+        </w:tc>
+        <w:tc>
+          <w:tcPr>
+            <w:tcW w:type="dxa" w:w="2087"/>
+            <w:vAlign w:val="center"/>
+          </w:tcPr>
+          <w:p>
+            <w:pPr>
+              <w:spacing w:before="20" w:after="20"/>
+            </w:pPr>
+            <w:r>
+              <w:rPr>
+                <w:rFonts w:ascii="BIZ UDPゴシック" w:hAnsi="BIZ UDPゴシック" w:eastAsia="BIZ UDPゴシック"/>
+                <w:b/>
+                <w:i w:val="0"/>
+                <w:sz w:val="22"/>
+              </w:rPr>
+              <w:t>11位</w:t>
+            </w:r>
+          </w:p>
+        </w:tc>
+      </w:tr>
+      <w:tr>
+        <w:tc>
+          <w:tcPr>
+            <w:tcW w:type="dxa" w:w="3648"/>
+            <w:vAlign w:val="center"/>
+          </w:tcPr>
+          <w:p>
+            <w:pPr>
+              <w:spacing w:before="20" w:after="20"/>
+            </w:pPr>
+            <w:r>
+              <w:rPr>
+                <w:rFonts w:ascii="BIZ UDPゴシック" w:hAnsi="BIZ UDPゴシック" w:eastAsia="BIZ UDPゴシック"/>
+                <w:b/>
+                <w:i w:val="0"/>
+                <w:sz w:val="22"/>
+              </w:rPr>
+              <w:t>支援Ⅲ　在宅医療・在宅介護連携</w:t>
+            </w:r>
+          </w:p>
+        </w:tc>
+        <w:tc>
+          <w:tcPr>
+            <w:tcW w:type="dxa" w:w="1817"/>
+            <w:vAlign w:val="center"/>
+          </w:tcPr>
+          <w:p>
+            <w:pPr>
+              <w:spacing w:before="20" w:after="20"/>
+            </w:pPr>
+            <w:r>
+              <w:rPr>
+                <w:rFonts w:ascii="BIZ UDPゴシック" w:hAnsi="BIZ UDPゴシック" w:eastAsia="BIZ UDPゴシック"/>
+                <w:b/>
+                <w:i w:val="0"/>
+                <w:sz w:val="22"/>
+              </w:rPr>
+              <w:t>55点</w:t>
+            </w:r>
+          </w:p>
+        </w:tc>
+        <w:tc>
+          <w:tcPr>
+            <w:tcW w:type="dxa" w:w="2087"/>
+            <w:vAlign w:val="center"/>
+          </w:tcPr>
+          <w:p>
+            <w:pPr>
+              <w:spacing w:before="20" w:after="20"/>
+            </w:pPr>
+            <w:r>
+              <w:rPr>
+                <w:rFonts w:ascii="BIZ UDPゴシック" w:hAnsi="BIZ UDPゴシック" w:eastAsia="BIZ UDPゴシック"/>
+                <w:b w:val="0"/>
+                <w:i w:val="0"/>
+                <w:sz w:val="22"/>
+              </w:rPr>
+              <w:t>68.3点</w:t>
+            </w:r>
+          </w:p>
+        </w:tc>
+        <w:tc>
+          <w:tcPr>
+            <w:tcW w:type="dxa" w:w="2087"/>
+            <w:vAlign w:val="center"/>
+          </w:tcPr>
+          <w:p>
+            <w:pPr>
+              <w:spacing w:before="20" w:after="20"/>
+            </w:pPr>
+            <w:r>
+              <w:rPr>
+                <w:rFonts w:ascii="BIZ UDPゴシック" w:hAnsi="BIZ UDPゴシック" w:eastAsia="BIZ UDPゴシック"/>
+                <w:b/>
+                <w:i w:val="0"/>
+                <w:sz w:val="22"/>
+              </w:rPr>
+              <w:t>39位</w:t>
+            </w:r>
+          </w:p>
+        </w:tc>
+      </w:tr>
+    </w:tbl>
+    <w:p>
+      <w:pPr>
+        <w:spacing w:after="40"/>
+      </w:pPr>
+    </w:p>
+    <w:p>
+      <w:pPr>
+        <w:spacing w:before="60" w:after="60"/>
+      </w:pPr>
+      <w:r>
+        <w:rPr>
+          <w:rFonts w:ascii="BIZ UDPゴシック" w:hAnsi="BIZ UDPゴシック" w:eastAsia="BIZ UDPゴシック"/>
+          <w:b/>
+          <w:i w:val="0"/>
+          <w:sz w:val="24"/>
+        </w:rPr>
+        <w:t>介護給付適正化は、弱点ではなく強みでした。</w:t>
+      </w:r>
+      <w:r>
+        <w:rPr>
+          <w:rFonts w:ascii="BIZ UDPゴシック" w:hAnsi="BIZ UDPゴシック" w:eastAsia="BIZ UDPゴシック"/>
+          <w:b/>
+          <w:i w:val="0"/>
+          <w:sz w:val="24"/>
+        </w:rPr>
+        <w:t>主要3事業はいずれも実施されており、縦覧点検4帳票の全件点検と医療情報との突合は配点満点です。</w:t>
+      </w:r>
+      <w:r>
+        <w:rPr>
+          <w:rFonts w:ascii="BIZ UDPゴシック" w:hAnsi="BIZ UDPゴシック" w:eastAsia="BIZ UDPゴシック"/>
+          <w:b/>
+          <w:i w:val="0"/>
+          <w:sz w:val="24"/>
+        </w:rPr>
+        <w:t>0点なのはケアプラン点検の実施割合（配点16点）だけです。</w:t>
+      </w:r>
+    </w:p>
+    <w:p>
+      <w:pPr>
+        <w:spacing w:before="60" w:after="60"/>
+      </w:pPr>
+      <w:r>
+        <w:rPr>
+          <w:rFonts w:ascii="BIZ UDPゴシック" w:hAnsi="BIZ UDPゴシック" w:eastAsia="BIZ UDPゴシック"/>
+          <w:b/>
+          <w:i w:val="0"/>
+          <w:sz w:val="24"/>
+        </w:rPr>
+        <w:t>体制・取組（配点68点）は68点＝配点満点です。これは第9期計画に適正化方策と評価指標が書かれていることに支えられており、第10期計画に同じ水準の記載を置かなければ失点します。</w:t>
+      </w:r>
+    </w:p>
+    <w:p>
+      <w:pPr>
+        <w:spacing w:before="60" w:after="60"/>
+      </w:pPr>
+      <w:r>
+        <w:rPr>
+          <w:rFonts w:ascii="BIZ UDPゴシック" w:hAnsi="BIZ UDPゴシック" w:eastAsia="BIZ UDPゴシック"/>
+          <w:b/>
+          <w:i w:val="0"/>
+          <w:sz w:val="24"/>
+        </w:rPr>
+        <w:t>8つの目標のうち、全国平均を下回るのは支援Ⅲ（在宅医療・在宅介護連携）だけです。</w:t>
+      </w:r>
+      <w:r>
+        <w:rPr>
+          <w:rFonts w:ascii="BIZ UDPゴシック" w:hAnsi="BIZ UDPゴシック" w:eastAsia="BIZ UDPゴシック"/>
+          <w:b/>
+          <w:i w:val="0"/>
+          <w:sz w:val="24"/>
+        </w:rPr>
+        <w:t>評価指標が求める「①日常の療養支援、②入退院支援、③急変時の対応、④看取りの4つの場面ごとの目指すべき姿」が設定されていないことによるもので、計画に書けば動きます。</w:t>
+      </w:r>
+      <w:r>
+        <w:rPr>
+          <w:rFonts w:ascii="BIZ UDPゴシック" w:hAnsi="BIZ UDPゴシック" w:eastAsia="BIZ UDPゴシック"/>
+          <w:b/>
+          <w:i w:val="0"/>
+          <w:sz w:val="24"/>
+        </w:rPr>
+        <w:t>素案 第4章 基本目標2⑦ に案を置きました（決定11）。</w:t>
+      </w:r>
+    </w:p>
+    <w:p>
+      <w:pPr>
+        <w:spacing w:before="60" w:after="60"/>
+      </w:pPr>
+      <w:r>
+        <w:rPr>
+          <w:rFonts w:ascii="BIZ UDPゴシック" w:hAnsi="BIZ UDPゴシック" w:eastAsia="BIZ UDPゴシック"/>
+          <w:b/>
+          <w:i w:val="0"/>
+          <w:sz w:val="24"/>
+        </w:rPr>
+        <w:t>詳しくは配布資料14「小野町_給付適正化と交付金の取りまとめ」をご覧ください。</w:t>
+      </w:r>
+    </w:p>
+    <w:p>
+      <w:pPr>
+        <w:keepNext/>
+        <w:spacing w:before="360" w:after="180"/>
+      </w:pPr>
+      <w:bookmarkStart w:id="120" w:name="_Toc_020"/>
+      <w:r>
+        <w:rPr>
+          <w:rFonts w:ascii="BIZ UDPゴシック" w:hAnsi="BIZ UDPゴシック" w:eastAsia="BIZ UDPゴシック"/>
+          <w:b/>
+          <w:i w:val="0"/>
+          <w:color w:val="2E74B5"/>
+          <w:sz w:val="32"/>
+        </w:rPr>
+        <w:t>5　いただきたい資料</w:t>
+      </w:r>
+      <w:bookmarkEnd w:id="120"/>
     </w:p>
     <w:tbl>
       <w:tblPr>
@@ -7589,6 +8705,348 @@
           </w:p>
         </w:tc>
       </w:tr>
+      <w:tr>
+        <w:tc>
+          <w:tcPr>
+            <w:tcW w:type="dxa" w:w="1151"/>
+            <w:vAlign w:val="center"/>
+          </w:tcPr>
+          <w:p>
+            <w:pPr>
+              <w:spacing w:before="20" w:after="20"/>
+            </w:pPr>
+            <w:r>
+              <w:rPr>
+                <w:rFonts w:ascii="BIZ UDPゴシック" w:hAnsi="BIZ UDPゴシック" w:eastAsia="BIZ UDPゴシック"/>
+                <w:b w:val="0"/>
+                <w:i w:val="0"/>
+                <w:sz w:val="22"/>
+              </w:rPr>
+              <w:t>11</w:t>
+            </w:r>
+          </w:p>
+        </w:tc>
+        <w:tc>
+          <w:tcPr>
+            <w:tcW w:type="dxa" w:w="1799"/>
+            <w:vAlign w:val="center"/>
+          </w:tcPr>
+          <w:p>
+            <w:pPr>
+              <w:spacing w:before="20" w:after="20"/>
+            </w:pPr>
+            <w:r>
+              <w:rPr>
+                <w:rFonts w:ascii="BIZ UDPゴシック" w:hAnsi="BIZ UDPゴシック" w:eastAsia="BIZ UDPゴシック"/>
+                <w:b/>
+                <w:i w:val="0"/>
+                <w:sz w:val="22"/>
+              </w:rPr>
+              <w:t>令和6年度のケアプラン点検の実施件数</w:t>
+            </w:r>
+          </w:p>
+        </w:tc>
+        <w:tc>
+          <w:tcPr>
+            <w:tcW w:type="dxa" w:w="1405"/>
+            <w:vAlign w:val="center"/>
+          </w:tcPr>
+          <w:p>
+            <w:pPr>
+              <w:spacing w:before="20" w:after="20"/>
+            </w:pPr>
+            <w:r>
+              <w:rPr>
+                <w:rFonts w:ascii="BIZ UDPゴシック" w:hAnsi="BIZ UDPゴシック" w:eastAsia="BIZ UDPゴシック"/>
+                <w:b/>
+                <w:i w:val="0"/>
+                <w:sz w:val="22"/>
+              </w:rPr>
+              <w:t>10月中</w:t>
+            </w:r>
+          </w:p>
+        </w:tc>
+        <w:tc>
+          <w:tcPr>
+            <w:tcW w:type="dxa" w:w="3605"/>
+            <w:vAlign w:val="center"/>
+          </w:tcPr>
+          <w:p>
+            <w:pPr>
+              <w:spacing w:before="20" w:after="20"/>
+            </w:pPr>
+            <w:r>
+              <w:rPr>
+                <w:rFonts w:ascii="BIZ UDPゴシック" w:hAnsi="BIZ UDPゴシック" w:eastAsia="BIZ UDPゴシック"/>
+                <w:b/>
+                <w:i w:val="0"/>
+                <w:sz w:val="22"/>
+              </w:rPr>
+              <w:t>令和8年度交付金で唯一0点の項目です。</w:t>
+            </w:r>
+            <w:r>
+              <w:rPr>
+                <w:rFonts w:ascii="BIZ UDPゴシック" w:hAnsi="BIZ UDPゴシック" w:eastAsia="BIZ UDPゴシック"/>
+                <w:b/>
+                <w:i w:val="0"/>
+                <w:sz w:val="22"/>
+              </w:rPr>
+              <w:t>件数が少ないことによるものか、報告していないことによるものかで、打てる手が変わります。</w:t>
+            </w:r>
+            <w:r>
+              <w:rPr>
+                <w:rFonts w:ascii="BIZ UDPゴシック" w:hAnsi="BIZ UDPゴシック" w:eastAsia="BIZ UDPゴシック"/>
+                <w:b w:val="0"/>
+                <w:i w:val="0"/>
+                <w:sz w:val="22"/>
+              </w:rPr>
+              <w:t>点検を行った事業所数・対象者数・点検対象とした月数がわかるもの</w:t>
+            </w:r>
+          </w:p>
+        </w:tc>
+        <w:tc>
+          <w:tcPr>
+            <w:tcW w:type="dxa" w:w="1679"/>
+            <w:vAlign w:val="center"/>
+          </w:tcPr>
+          <w:p>
+            <w:pPr>
+              <w:spacing w:before="20" w:after="20"/>
+            </w:pPr>
+            <w:r>
+              <w:rPr>
+                <w:rFonts w:ascii="BIZ UDPゴシック" w:hAnsi="BIZ UDPゴシック" w:eastAsia="BIZ UDPゴシック"/>
+                <w:b w:val="0"/>
+                <w:i w:val="0"/>
+                <w:sz w:val="22"/>
+              </w:rPr>
+              <w:t>決定10（点検件数の目標）</w:t>
+            </w:r>
+          </w:p>
+        </w:tc>
+      </w:tr>
+      <w:tr>
+        <w:tc>
+          <w:tcPr>
+            <w:tcW w:type="dxa" w:w="1151"/>
+            <w:vAlign w:val="center"/>
+          </w:tcPr>
+          <w:p>
+            <w:pPr>
+              <w:spacing w:before="20" w:after="20"/>
+            </w:pPr>
+            <w:r>
+              <w:rPr>
+                <w:rFonts w:ascii="BIZ UDPゴシック" w:hAnsi="BIZ UDPゴシック" w:eastAsia="BIZ UDPゴシック"/>
+                <w:b w:val="0"/>
+                <w:i w:val="0"/>
+                <w:sz w:val="22"/>
+              </w:rPr>
+              <w:t>12</w:t>
+            </w:r>
+          </w:p>
+        </w:tc>
+        <w:tc>
+          <w:tcPr>
+            <w:tcW w:type="dxa" w:w="1799"/>
+            <w:vAlign w:val="center"/>
+          </w:tcPr>
+          <w:p>
+            <w:pPr>
+              <w:spacing w:before="20" w:after="20"/>
+            </w:pPr>
+            <w:r>
+              <w:rPr>
+                <w:rFonts w:ascii="BIZ UDPゴシック" w:hAnsi="BIZ UDPゴシック" w:eastAsia="BIZ UDPゴシック"/>
+                <w:b/>
+                <w:i w:val="0"/>
+                <w:sz w:val="22"/>
+              </w:rPr>
+              <w:t>要介護認定の適正化の実施の内容</w:t>
+            </w:r>
+          </w:p>
+        </w:tc>
+        <w:tc>
+          <w:tcPr>
+            <w:tcW w:type="dxa" w:w="1405"/>
+            <w:vAlign w:val="center"/>
+          </w:tcPr>
+          <w:p>
+            <w:pPr>
+              <w:spacing w:before="20" w:after="20"/>
+            </w:pPr>
+            <w:r>
+              <w:rPr>
+                <w:rFonts w:ascii="BIZ UDPゴシック" w:hAnsi="BIZ UDPゴシック" w:eastAsia="BIZ UDPゴシック"/>
+                <w:b w:val="0"/>
+                <w:i w:val="0"/>
+                <w:sz w:val="22"/>
+              </w:rPr>
+              <w:t>10月中</w:t>
+            </w:r>
+          </w:p>
+        </w:tc>
+        <w:tc>
+          <w:tcPr>
+            <w:tcW w:type="dxa" w:w="3605"/>
+            <w:vAlign w:val="center"/>
+          </w:tcPr>
+          <w:p>
+            <w:pPr>
+              <w:spacing w:before="20" w:after="20"/>
+            </w:pPr>
+            <w:r>
+              <w:rPr>
+                <w:rFonts w:ascii="BIZ UDPゴシック" w:hAnsi="BIZ UDPゴシック" w:eastAsia="BIZ UDPゴシック"/>
+                <w:b/>
+                <w:i w:val="0"/>
+                <w:sz w:val="22"/>
+              </w:rPr>
+              <w:t>交付金では「3事業の全てを実施している」として得点しています。</w:t>
+            </w:r>
+            <w:r>
+              <w:rPr>
+                <w:rFonts w:ascii="BIZ UDPゴシック" w:hAnsi="BIZ UDPゴシック" w:eastAsia="BIZ UDPゴシック"/>
+                <w:b/>
+                <w:i w:val="0"/>
+                <w:sz w:val="22"/>
+              </w:rPr>
+              <w:t>認定調査の委託の有無と件数、点検の実施状況、軽重度変更率・認定調査項目別の選択状況の分析の有無をご教示ください</w:t>
+            </w:r>
+          </w:p>
+        </w:tc>
+        <w:tc>
+          <w:tcPr>
+            <w:tcW w:type="dxa" w:w="1679"/>
+            <w:vAlign w:val="center"/>
+          </w:tcPr>
+          <w:p>
+            <w:pPr>
+              <w:spacing w:before="20" w:after="20"/>
+            </w:pPr>
+            <w:r>
+              <w:rPr>
+                <w:rFonts w:ascii="BIZ UDPゴシック" w:hAnsi="BIZ UDPゴシック" w:eastAsia="BIZ UDPゴシック"/>
+                <w:b w:val="0"/>
+                <w:i w:val="0"/>
+                <w:sz w:val="22"/>
+              </w:rPr>
+              <w:t>主要3事業の定量的な目標</w:t>
+            </w:r>
+          </w:p>
+        </w:tc>
+      </w:tr>
+      <w:tr>
+        <w:tc>
+          <w:tcPr>
+            <w:tcW w:type="dxa" w:w="1151"/>
+            <w:vAlign w:val="center"/>
+          </w:tcPr>
+          <w:p>
+            <w:pPr>
+              <w:spacing w:before="20" w:after="20"/>
+            </w:pPr>
+            <w:r>
+              <w:rPr>
+                <w:rFonts w:ascii="BIZ UDPゴシック" w:hAnsi="BIZ UDPゴシック" w:eastAsia="BIZ UDPゴシック"/>
+                <w:b w:val="0"/>
+                <w:i w:val="0"/>
+                <w:sz w:val="22"/>
+              </w:rPr>
+              <w:t>13</w:t>
+            </w:r>
+          </w:p>
+        </w:tc>
+        <w:tc>
+          <w:tcPr>
+            <w:tcW w:type="dxa" w:w="1799"/>
+            <w:vAlign w:val="center"/>
+          </w:tcPr>
+          <w:p>
+            <w:pPr>
+              <w:spacing w:before="20" w:after="20"/>
+            </w:pPr>
+            <w:r>
+              <w:rPr>
+                <w:rFonts w:ascii="BIZ UDPゴシック" w:hAnsi="BIZ UDPゴシック" w:eastAsia="BIZ UDPゴシック"/>
+                <w:b/>
+                <w:i w:val="0"/>
+                <w:sz w:val="22"/>
+              </w:rPr>
+              <w:t>令和8年度交付金の該当状況調査票の控え</w:t>
+            </w:r>
+          </w:p>
+        </w:tc>
+        <w:tc>
+          <w:tcPr>
+            <w:tcW w:type="dxa" w:w="1405"/>
+            <w:vAlign w:val="center"/>
+          </w:tcPr>
+          <w:p>
+            <w:pPr>
+              <w:spacing w:before="20" w:after="20"/>
+            </w:pPr>
+            <w:r>
+              <w:rPr>
+                <w:rFonts w:ascii="BIZ UDPゴシック" w:hAnsi="BIZ UDPゴシック" w:eastAsia="BIZ UDPゴシック"/>
+                <w:b w:val="0"/>
+                <w:i w:val="0"/>
+                <w:sz w:val="22"/>
+              </w:rPr>
+              <w:t>10月中</w:t>
+            </w:r>
+          </w:p>
+        </w:tc>
+        <w:tc>
+          <w:tcPr>
+            <w:tcW w:type="dxa" w:w="3605"/>
+            <w:vAlign w:val="center"/>
+          </w:tcPr>
+          <w:p>
+            <w:pPr>
+              <w:spacing w:before="20" w:after="20"/>
+            </w:pPr>
+            <w:r>
+              <w:rPr>
+                <w:rFonts w:ascii="BIZ UDPゴシック" w:hAnsi="BIZ UDPゴシック" w:eastAsia="BIZ UDPゴシック"/>
+                <w:b/>
+                <w:i w:val="0"/>
+                <w:sz w:val="22"/>
+              </w:rPr>
+              <w:t>体制・取組指標群の多くは、分析結果や課題分析を「資料（記録）として作成・整理できている」ことを評価の条件にしています。</w:t>
+            </w:r>
+            <w:r>
+              <w:rPr>
+                <w:rFonts w:ascii="BIZ UDPゴシック" w:hAnsi="BIZ UDPゴシック" w:eastAsia="BIZ UDPゴシック"/>
+                <w:b/>
+                <w:i w:val="0"/>
+                <w:sz w:val="22"/>
+              </w:rPr>
+              <w:t>得点した項目の根拠資料が残っているかを確かめたうえで、第10期計画の記載を置きます</w:t>
+            </w:r>
+          </w:p>
+        </w:tc>
+        <w:tc>
+          <w:tcPr>
+            <w:tcW w:type="dxa" w:w="1679"/>
+            <w:vAlign w:val="center"/>
+          </w:tcPr>
+          <w:p>
+            <w:pPr>
+              <w:spacing w:before="20" w:after="20"/>
+            </w:pPr>
+            <w:r>
+              <w:rPr>
+                <w:rFonts w:ascii="BIZ UDPゴシック" w:hAnsi="BIZ UDPゴシック" w:eastAsia="BIZ UDPゴシック"/>
+                <w:b w:val="0"/>
+                <w:i w:val="0"/>
+                <w:sz w:val="22"/>
+              </w:rPr>
+              <w:t>計画の記載（交付金の68点の維持）</w:t>
+            </w:r>
+          </w:p>
+        </w:tc>
+      </w:tr>
     </w:tbl>
     <w:p>
       <w:pPr>
@@ -7615,7 +9073,7 @@
         <w:keepNext/>
         <w:spacing w:before="360" w:after="180"/>
       </w:pPr>
-      <w:bookmarkStart w:id="117" w:name="_Toc_017"/>
+      <w:bookmarkStart w:id="121" w:name="_Toc_021"/>
       <w:r>
         <w:rPr>
           <w:rFonts w:ascii="BIZ UDPゴシック" w:hAnsi="BIZ UDPゴシック" w:eastAsia="BIZ UDPゴシック"/>
@@ -7624,9 +9082,9 @@
           <w:color w:val="2E74B5"/>
           <w:sz w:val="32"/>
         </w:rPr>
-        <w:t>5　今後の工程</w:t>
+        <w:t>6　今後の工程</w:t>
       </w:r>
-      <w:bookmarkEnd w:id="117"/>
+      <w:bookmarkEnd w:id="121"/>
     </w:p>
     <w:tbl>
       <w:tblPr>
@@ -8414,7 +9872,7 @@
         <w:keepNext/>
         <w:spacing w:before="360" w:after="180"/>
       </w:pPr>
-      <w:bookmarkStart w:id="118" w:name="_Toc_018"/>
+      <w:bookmarkStart w:id="122" w:name="_Toc_022"/>
       <w:r>
         <w:rPr>
           <w:rFonts w:ascii="BIZ UDPゴシック" w:hAnsi="BIZ UDPゴシック" w:eastAsia="BIZ UDPゴシック"/>
@@ -8423,9 +9881,9 @@
           <w:color w:val="2E74B5"/>
           <w:sz w:val="32"/>
         </w:rPr>
-        <w:t>6　法令上落とせない要件</w:t>
+        <w:t>7　法令上落とせない要件</w:t>
       </w:r>
-      <w:bookmarkEnd w:id="118"/>
+      <w:bookmarkEnd w:id="122"/>
     </w:p>
     <w:p>
       <w:pPr>

--- a/小野町_引継ぎ_整理済/19_打合せ/小野町_打合せ資料_現在地と論点_20260928.docx
+++ b/小野町_引継ぎ_整理済/19_打合せ/小野町_打合せ資料_現在地と論点_20260928.docx
@@ -70,13 +70,13 @@
         </w:tblCellMar>
       </w:tblPr>
       <w:tblGrid>
-        <w:gridCol w:w="1441"/>
-        <w:gridCol w:w="8197"/>
+        <w:gridCol w:w="1433"/>
+        <w:gridCol w:w="8205"/>
       </w:tblGrid>
       <w:tr>
         <w:tc>
           <w:tcPr>
-            <w:tcW w:type="dxa" w:w="1441"/>
+            <w:tcW w:type="dxa" w:w="1433"/>
             <w:shd w:val="clear" w:fill="1F3864"/>
             <w:vAlign w:val="center"/>
           </w:tcPr>
@@ -99,7 +99,7 @@
         </w:tc>
         <w:tc>
           <w:tcPr>
-            <w:tcW w:type="dxa" w:w="8197"/>
+            <w:tcW w:type="dxa" w:w="8205"/>
             <w:shd w:val="clear" w:fill="1F3864"/>
             <w:vAlign w:val="center"/>
           </w:tcPr>
@@ -124,7 +124,7 @@
       <w:tr>
         <w:tc>
           <w:tcPr>
-            <w:tcW w:type="dxa" w:w="1441"/>
+            <w:tcW w:type="dxa" w:w="1433"/>
             <w:vAlign w:val="center"/>
           </w:tcPr>
           <w:p>
@@ -144,7 +144,7 @@
         </w:tc>
         <w:tc>
           <w:tcPr>
-            <w:tcW w:type="dxa" w:w="8197"/>
+            <w:tcW w:type="dxa" w:w="8205"/>
             <w:vAlign w:val="center"/>
           </w:tcPr>
           <w:p>
@@ -193,7 +193,7 @@
       <w:tr>
         <w:tc>
           <w:tcPr>
-            <w:tcW w:type="dxa" w:w="1441"/>
+            <w:tcW w:type="dxa" w:w="1433"/>
             <w:vAlign w:val="center"/>
           </w:tcPr>
           <w:p>
@@ -213,7 +213,7 @@
         </w:tc>
         <w:tc>
           <w:tcPr>
-            <w:tcW w:type="dxa" w:w="8197"/>
+            <w:tcW w:type="dxa" w:w="8205"/>
             <w:vAlign w:val="center"/>
           </w:tcPr>
           <w:p>
@@ -253,7 +253,7 @@
       <w:tr>
         <w:tc>
           <w:tcPr>
-            <w:tcW w:type="dxa" w:w="1441"/>
+            <w:tcW w:type="dxa" w:w="1433"/>
             <w:vAlign w:val="center"/>
           </w:tcPr>
           <w:p>
@@ -273,7 +273,7 @@
         </w:tc>
         <w:tc>
           <w:tcPr>
-            <w:tcW w:type="dxa" w:w="8197"/>
+            <w:tcW w:type="dxa" w:w="8205"/>
             <w:vAlign w:val="center"/>
           </w:tcPr>
           <w:p>
@@ -322,7 +322,7 @@
       <w:tr>
         <w:tc>
           <w:tcPr>
-            <w:tcW w:type="dxa" w:w="1441"/>
+            <w:tcW w:type="dxa" w:w="1433"/>
             <w:vAlign w:val="center"/>
           </w:tcPr>
           <w:p>
@@ -342,7 +342,7 @@
         </w:tc>
         <w:tc>
           <w:tcPr>
-            <w:tcW w:type="dxa" w:w="8197"/>
+            <w:tcW w:type="dxa" w:w="8205"/>
             <w:vAlign w:val="center"/>
           </w:tcPr>
           <w:p>
@@ -391,7 +391,7 @@
       <w:tr>
         <w:tc>
           <w:tcPr>
-            <w:tcW w:type="dxa" w:w="1441"/>
+            <w:tcW w:type="dxa" w:w="1433"/>
             <w:vAlign w:val="center"/>
           </w:tcPr>
           <w:p>
@@ -411,7 +411,7 @@
         </w:tc>
         <w:tc>
           <w:tcPr>
-            <w:tcW w:type="dxa" w:w="8197"/>
+            <w:tcW w:type="dxa" w:w="8205"/>
             <w:vAlign w:val="center"/>
           </w:tcPr>
           <w:p>
@@ -425,7 +425,7 @@
                 <w:i w:val="0"/>
                 <w:sz w:val="22"/>
               </w:rPr>
-              <w:t>令和8年度交付金は537点／800点で、全国平均を82点上回ります。</w:t>
+              <w:t>令和8年度交付金は537点／800点で、市町村分の平均を82点上回ります。</w:t>
             </w:r>
             <w:r>
               <w:rPr>
@@ -460,7 +460,7 @@
       <w:tr>
         <w:tc>
           <w:tcPr>
-            <w:tcW w:type="dxa" w:w="1441"/>
+            <w:tcW w:type="dxa" w:w="1433"/>
             <w:vAlign w:val="center"/>
           </w:tcPr>
           <w:p>
@@ -480,7 +480,7 @@
         </w:tc>
         <w:tc>
           <w:tcPr>
-            <w:tcW w:type="dxa" w:w="8197"/>
+            <w:tcW w:type="dxa" w:w="8205"/>
             <w:vAlign w:val="center"/>
           </w:tcPr>
           <w:p>
@@ -494,7 +494,7 @@
                 <w:i w:val="0"/>
                 <w:sz w:val="22"/>
               </w:rPr>
-              <w:t>いただきたい資料が13件あります。</w:t>
+              <w:t>いただきたい資料が15件あります。</w:t>
             </w:r>
             <w:r>
               <w:rPr>
@@ -511,7 +511,7 @@
       <w:tr>
         <w:tc>
           <w:tcPr>
-            <w:tcW w:type="dxa" w:w="1441"/>
+            <w:tcW w:type="dxa" w:w="1433"/>
             <w:vAlign w:val="center"/>
           </w:tcPr>
           <w:p>
@@ -531,7 +531,7 @@
         </w:tc>
         <w:tc>
           <w:tcPr>
-            <w:tcW w:type="dxa" w:w="8197"/>
+            <w:tcW w:type="dxa" w:w="8205"/>
             <w:vAlign w:val="center"/>
           </w:tcPr>
           <w:p>
@@ -6946,15 +6946,15 @@
         </w:tblCellMar>
       </w:tblPr>
       <w:tblGrid>
-        <w:gridCol w:w="3648"/>
-        <w:gridCol w:w="1817"/>
-        <w:gridCol w:w="2087"/>
-        <w:gridCol w:w="2087"/>
+        <w:gridCol w:w="3590"/>
+        <w:gridCol w:w="1799"/>
+        <w:gridCol w:w="2185"/>
+        <w:gridCol w:w="2063"/>
       </w:tblGrid>
       <w:tr>
         <w:tc>
           <w:tcPr>
-            <w:tcW w:type="dxa" w:w="3648"/>
+            <w:tcW w:type="dxa" w:w="3590"/>
             <w:shd w:val="clear" w:fill="1F3864"/>
             <w:vAlign w:val="center"/>
           </w:tcPr>
@@ -6977,7 +6977,7 @@
         </w:tc>
         <w:tc>
           <w:tcPr>
-            <w:tcW w:type="dxa" w:w="1817"/>
+            <w:tcW w:type="dxa" w:w="1799"/>
             <w:shd w:val="clear" w:fill="1F3864"/>
             <w:vAlign w:val="center"/>
           </w:tcPr>
@@ -7000,7 +7000,7 @@
         </w:tc>
         <w:tc>
           <w:tcPr>
-            <w:tcW w:type="dxa" w:w="2087"/>
+            <w:tcW w:type="dxa" w:w="2185"/>
             <w:shd w:val="clear" w:fill="1F3864"/>
             <w:vAlign w:val="center"/>
           </w:tcPr>
@@ -7017,13 +7017,13 @@
                 <w:color w:val="FFFFFF"/>
                 <w:sz w:val="22"/>
               </w:rPr>
-              <w:t>全国平均</w:t>
-            </w:r>
-          </w:p>
-        </w:tc>
-        <w:tc>
-          <w:tcPr>
-            <w:tcW w:type="dxa" w:w="2087"/>
+              <w:t>市町村分の平均</w:t>
+            </w:r>
+          </w:p>
+        </w:tc>
+        <w:tc>
+          <w:tcPr>
+            <w:tcW w:type="dxa" w:w="2063"/>
             <w:shd w:val="clear" w:fill="1F3864"/>
             <w:vAlign w:val="center"/>
           </w:tcPr>
@@ -7048,7 +7048,7 @@
       <w:tr>
         <w:tc>
           <w:tcPr>
-            <w:tcW w:type="dxa" w:w="3648"/>
+            <w:tcW w:type="dxa" w:w="3590"/>
             <w:vAlign w:val="center"/>
           </w:tcPr>
           <w:p>
@@ -7068,7 +7068,7 @@
         </w:tc>
         <w:tc>
           <w:tcPr>
-            <w:tcW w:type="dxa" w:w="1817"/>
+            <w:tcW w:type="dxa" w:w="1799"/>
             <w:vAlign w:val="center"/>
           </w:tcPr>
           <w:p>
@@ -7088,7 +7088,7 @@
         </w:tc>
         <w:tc>
           <w:tcPr>
-            <w:tcW w:type="dxa" w:w="2087"/>
+            <w:tcW w:type="dxa" w:w="2185"/>
             <w:vAlign w:val="center"/>
           </w:tcPr>
           <w:p>
@@ -7108,7 +7108,7 @@
         </w:tc>
         <w:tc>
           <w:tcPr>
-            <w:tcW w:type="dxa" w:w="2087"/>
+            <w:tcW w:type="dxa" w:w="2063"/>
             <w:vAlign w:val="center"/>
           </w:tcPr>
           <w:p>
@@ -7130,7 +7130,7 @@
       <w:tr>
         <w:tc>
           <w:tcPr>
-            <w:tcW w:type="dxa" w:w="3648"/>
+            <w:tcW w:type="dxa" w:w="3590"/>
             <w:vAlign w:val="center"/>
           </w:tcPr>
           <w:p>
@@ -7150,7 +7150,7 @@
         </w:tc>
         <w:tc>
           <w:tcPr>
-            <w:tcW w:type="dxa" w:w="1817"/>
+            <w:tcW w:type="dxa" w:w="1799"/>
             <w:vAlign w:val="center"/>
           </w:tcPr>
           <w:p>
@@ -7170,7 +7170,7 @@
         </w:tc>
         <w:tc>
           <w:tcPr>
-            <w:tcW w:type="dxa" w:w="2087"/>
+            <w:tcW w:type="dxa" w:w="2185"/>
             <w:vAlign w:val="center"/>
           </w:tcPr>
           <w:p>
@@ -7190,7 +7190,7 @@
         </w:tc>
         <w:tc>
           <w:tcPr>
-            <w:tcW w:type="dxa" w:w="2087"/>
+            <w:tcW w:type="dxa" w:w="2063"/>
             <w:vAlign w:val="center"/>
           </w:tcPr>
           <w:p>
@@ -7212,7 +7212,7 @@
       <w:tr>
         <w:tc>
           <w:tcPr>
-            <w:tcW w:type="dxa" w:w="3648"/>
+            <w:tcW w:type="dxa" w:w="3590"/>
             <w:vAlign w:val="center"/>
           </w:tcPr>
           <w:p>
@@ -7232,7 +7232,7 @@
         </w:tc>
         <w:tc>
           <w:tcPr>
-            <w:tcW w:type="dxa" w:w="1817"/>
+            <w:tcW w:type="dxa" w:w="1799"/>
             <w:vAlign w:val="center"/>
           </w:tcPr>
           <w:p>
@@ -7252,7 +7252,7 @@
         </w:tc>
         <w:tc>
           <w:tcPr>
-            <w:tcW w:type="dxa" w:w="2087"/>
+            <w:tcW w:type="dxa" w:w="2185"/>
             <w:vAlign w:val="center"/>
           </w:tcPr>
           <w:p>
@@ -7272,7 +7272,7 @@
         </w:tc>
         <w:tc>
           <w:tcPr>
-            <w:tcW w:type="dxa" w:w="2087"/>
+            <w:tcW w:type="dxa" w:w="2063"/>
             <w:vAlign w:val="center"/>
           </w:tcPr>
           <w:p>
@@ -7296,6 +7296,39 @@
       <w:pPr>
         <w:spacing w:after="40"/>
       </w:pPr>
+    </w:p>
+    <w:p>
+      <w:pPr>
+        <w:spacing w:before="40" w:after="160"/>
+        <w:ind w:left="113"/>
+      </w:pPr>
+      <w:r>
+        <w:rPr>
+          <w:rFonts w:ascii="BIZ UDPゴシック" w:hAnsi="BIZ UDPゴシック" w:eastAsia="BIZ UDPゴシック"/>
+          <w:b w:val="0"/>
+          <w:i w:val="0"/>
+          <w:sz w:val="16"/>
+        </w:rPr>
+        <w:t>※ 受領したのは市町村分のみで、広域連合分は別表です。</w:t>
+      </w:r>
+      <w:r>
+        <w:rPr>
+          <w:rFonts w:ascii="BIZ UDPゴシック" w:hAnsi="BIZ UDPゴシック" w:eastAsia="BIZ UDPゴシック"/>
+          <w:b/>
+          <w:i w:val="0"/>
+          <w:sz w:val="16"/>
+        </w:rPr>
+        <w:t>「市町村分の平均」は1,536保険者の平均であり、国の公表順位の母数（広域連合を含む1,741保険者）とは異なります。</w:t>
+      </w:r>
+      <w:r>
+        <w:rPr>
+          <w:rFonts w:ascii="BIZ UDPゴシック" w:hAnsi="BIZ UDPゴシック" w:eastAsia="BIZ UDPゴシック"/>
+          <w:b w:val="0"/>
+          <w:i w:val="0"/>
+          <w:sz w:val="16"/>
+        </w:rPr>
+        <w:t>県内は59市町村すべてが同表にあるため、県内順位は完全です。</w:t>
+      </w:r>
     </w:p>
     <w:p>
       <w:pPr>
@@ -7317,7 +7350,7 @@
           <w:i w:val="0"/>
           <w:sz w:val="24"/>
         </w:rPr>
-        <w:t>主要3事業はいずれも実施されており、縦覧点検4帳票の全件点検と医療情報との突合は配点満点です。</w:t>
+        <w:t>該当状況調査に対する町の回答では主要3事業はいずれも実施されており、縦覧点検4帳票の全件点検と医療情報との突合は配点満点です。</w:t>
       </w:r>
       <w:r>
         <w:rPr>
@@ -7340,7 +7373,25 @@
           <w:i w:val="0"/>
           <w:sz w:val="24"/>
         </w:rPr>
-        <w:t>体制・取組（配点68点）は68点＝配点満点です。これは第9期計画に適正化方策と評価指標が書かれていることに支えられており、第10期計画に同じ水準の記載を置かなければ失点します。</w:t>
+        <w:t>体制・取組（配点68点）は68点＝配点満点ですが、その根拠となっている文書が確認できていません。</w:t>
+      </w:r>
+      <w:r>
+        <w:rPr>
+          <w:rFonts w:ascii="BIZ UDPゴシック" w:hAnsi="BIZ UDPゴシック" w:eastAsia="BIZ UDPゴシック"/>
+          <w:b/>
+          <w:i w:val="0"/>
+          <w:sz w:val="24"/>
+        </w:rPr>
+        <w:t>第9期計画本文には主要3事業の記載はあるものの、評価指標が求める「取組の効果を検証するための評価指標」も、毎年度の定量的な目標も書かれていません。</w:t>
+      </w:r>
+      <w:r>
+        <w:rPr>
+          <w:rFonts w:ascii="BIZ UDPゴシック" w:hAnsi="BIZ UDPゴシック" w:eastAsia="BIZ UDPゴシック"/>
+          <w:b/>
+          <w:i w:val="0"/>
+          <w:sz w:val="24"/>
+        </w:rPr>
+        <w:t>別の文書で定めているのか、調査票の回答のみなのかをご教示ください（依頼資料14）。</w:t>
       </w:r>
     </w:p>
     <w:p>
@@ -9043,6 +9094,237 @@
                 <w:sz w:val="22"/>
               </w:rPr>
               <w:t>計画の記載（交付金の68点の維持）</w:t>
+            </w:r>
+          </w:p>
+        </w:tc>
+      </w:tr>
+      <w:tr>
+        <w:tc>
+          <w:tcPr>
+            <w:tcW w:type="dxa" w:w="1151"/>
+            <w:vAlign w:val="center"/>
+          </w:tcPr>
+          <w:p>
+            <w:pPr>
+              <w:spacing w:before="20" w:after="20"/>
+            </w:pPr>
+            <w:r>
+              <w:rPr>
+                <w:rFonts w:ascii="BIZ UDPゴシック" w:hAnsi="BIZ UDPゴシック" w:eastAsia="BIZ UDPゴシック"/>
+                <w:b w:val="0"/>
+                <w:i w:val="0"/>
+                <w:sz w:val="22"/>
+              </w:rPr>
+              <w:t>14</w:t>
+            </w:r>
+          </w:p>
+        </w:tc>
+        <w:tc>
+          <w:tcPr>
+            <w:tcW w:type="dxa" w:w="1799"/>
+            <w:vAlign w:val="center"/>
+          </w:tcPr>
+          <w:p>
+            <w:pPr>
+              <w:spacing w:before="20" w:after="20"/>
+            </w:pPr>
+            <w:r>
+              <w:rPr>
+                <w:rFonts w:ascii="BIZ UDPゴシック" w:hAnsi="BIZ UDPゴシック" w:eastAsia="BIZ UDPゴシック"/>
+                <w:b/>
+                <w:i w:val="0"/>
+                <w:sz w:val="22"/>
+              </w:rPr>
+              <w:t>介護給付費適正化方策と、その評価指標を定めた文書</w:t>
+            </w:r>
+          </w:p>
+        </w:tc>
+        <w:tc>
+          <w:tcPr>
+            <w:tcW w:type="dxa" w:w="1405"/>
+            <w:vAlign w:val="center"/>
+          </w:tcPr>
+          <w:p>
+            <w:pPr>
+              <w:spacing w:before="20" w:after="20"/>
+            </w:pPr>
+            <w:r>
+              <w:rPr>
+                <w:rFonts w:ascii="BIZ UDPゴシック" w:hAnsi="BIZ UDPゴシック" w:eastAsia="BIZ UDPゴシック"/>
+                <w:b/>
+                <w:i w:val="0"/>
+                <w:sz w:val="22"/>
+              </w:rPr>
+              <w:t>至急</w:t>
+            </w:r>
+          </w:p>
+        </w:tc>
+        <w:tc>
+          <w:tcPr>
+            <w:tcW w:type="dxa" w:w="3605"/>
+            <w:vAlign w:val="center"/>
+          </w:tcPr>
+          <w:p>
+            <w:pPr>
+              <w:spacing w:before="20" w:after="20"/>
+            </w:pPr>
+            <w:r>
+              <w:rPr>
+                <w:rFonts w:ascii="BIZ UDPゴシック" w:hAnsi="BIZ UDPゴシック" w:eastAsia="BIZ UDPゴシック"/>
+                <w:b/>
+                <w:i w:val="0"/>
+                <w:sz w:val="22"/>
+              </w:rPr>
+              <w:t>第9期計画本文には、主要3事業の記載はありますが「取組の効果を検証するための評価指標」の記載がありません。</w:t>
+            </w:r>
+            <w:r>
+              <w:rPr>
+                <w:rFonts w:ascii="BIZ UDPゴシック" w:hAnsi="BIZ UDPゴシック" w:eastAsia="BIZ UDPゴシック"/>
+                <w:b/>
+                <w:i w:val="0"/>
+                <w:sz w:val="22"/>
+              </w:rPr>
+              <w:t>交付金の指標1イ（8点）の根拠となっている文書をご教示ください。</w:t>
+            </w:r>
+            <w:r>
+              <w:rPr>
+                <w:rFonts w:ascii="BIZ UDPゴシック" w:hAnsi="BIZ UDPゴシック" w:eastAsia="BIZ UDPゴシック"/>
+                <w:b w:val="0"/>
+                <w:i w:val="0"/>
+                <w:sz w:val="22"/>
+              </w:rPr>
+              <w:t>別の文書がないのであれば、第10期計画に定量目標を書くことで根拠を作ることになります</w:t>
+            </w:r>
+          </w:p>
+        </w:tc>
+        <w:tc>
+          <w:tcPr>
+            <w:tcW w:type="dxa" w:w="1679"/>
+            <w:vAlign w:val="center"/>
+          </w:tcPr>
+          <w:p>
+            <w:pPr>
+              <w:spacing w:before="20" w:after="20"/>
+            </w:pPr>
+            <w:r>
+              <w:rPr>
+                <w:rFonts w:ascii="BIZ UDPゴシック" w:hAnsi="BIZ UDPゴシック" w:eastAsia="BIZ UDPゴシック"/>
+                <w:b w:val="0"/>
+                <w:i w:val="0"/>
+                <w:sz w:val="22"/>
+              </w:rPr>
+              <w:t>決定9（位置づけ）・交付金32点の維持</w:t>
+            </w:r>
+          </w:p>
+        </w:tc>
+      </w:tr>
+      <w:tr>
+        <w:tc>
+          <w:tcPr>
+            <w:tcW w:type="dxa" w:w="1151"/>
+            <w:vAlign w:val="center"/>
+          </w:tcPr>
+          <w:p>
+            <w:pPr>
+              <w:spacing w:before="20" w:after="20"/>
+            </w:pPr>
+            <w:r>
+              <w:rPr>
+                <w:rFonts w:ascii="BIZ UDPゴシック" w:hAnsi="BIZ UDPゴシック" w:eastAsia="BIZ UDPゴシック"/>
+                <w:b w:val="0"/>
+                <w:i w:val="0"/>
+                <w:sz w:val="22"/>
+              </w:rPr>
+              <w:t>15</w:t>
+            </w:r>
+          </w:p>
+        </w:tc>
+        <w:tc>
+          <w:tcPr>
+            <w:tcW w:type="dxa" w:w="1799"/>
+            <w:vAlign w:val="center"/>
+          </w:tcPr>
+          <w:p>
+            <w:pPr>
+              <w:spacing w:before="20" w:after="20"/>
+            </w:pPr>
+            <w:r>
+              <w:rPr>
+                <w:rFonts w:ascii="BIZ UDPゴシック" w:hAnsi="BIZ UDPゴシック" w:eastAsia="BIZ UDPゴシック"/>
+                <w:b w:val="0"/>
+                <w:i w:val="0"/>
+                <w:sz w:val="22"/>
+              </w:rPr>
+              <w:t>広域連合分の該当状況調査票集計表</w:t>
+            </w:r>
+          </w:p>
+        </w:tc>
+        <w:tc>
+          <w:tcPr>
+            <w:tcW w:type="dxa" w:w="1405"/>
+            <w:vAlign w:val="center"/>
+          </w:tcPr>
+          <w:p>
+            <w:pPr>
+              <w:spacing w:before="20" w:after="20"/>
+            </w:pPr>
+            <w:r>
+              <w:rPr>
+                <w:rFonts w:ascii="BIZ UDPゴシック" w:hAnsi="BIZ UDPゴシック" w:eastAsia="BIZ UDPゴシック"/>
+                <w:b w:val="0"/>
+                <w:i w:val="0"/>
+                <w:sz w:val="22"/>
+              </w:rPr>
+              <w:t>随時</w:t>
+            </w:r>
+          </w:p>
+        </w:tc>
+        <w:tc>
+          <w:tcPr>
+            <w:tcW w:type="dxa" w:w="3605"/>
+            <w:vAlign w:val="center"/>
+          </w:tcPr>
+          <w:p>
+            <w:pPr>
+              <w:spacing w:before="20" w:after="20"/>
+            </w:pPr>
+            <w:r>
+              <w:rPr>
+                <w:rFonts w:ascii="BIZ UDPゴシック" w:hAnsi="BIZ UDPゴシック" w:eastAsia="BIZ UDPゴシック"/>
+                <w:b/>
+                <w:i w:val="0"/>
+                <w:sz w:val="22"/>
+              </w:rPr>
+              <w:t>受領したのは市町村分のみです。</w:t>
+            </w:r>
+            <w:r>
+              <w:rPr>
+                <w:rFonts w:ascii="BIZ UDPゴシック" w:hAnsi="BIZ UDPゴシック" w:eastAsia="BIZ UDPゴシック"/>
+                <w:b w:val="0"/>
+                <w:i w:val="0"/>
+                <w:sz w:val="22"/>
+              </w:rPr>
+              <w:t>国の公表順位の母数は広域連合を含む1,741保険者であり、市町村分1,536の中での順位（258位）は公表順位ではありません</w:t>
+            </w:r>
+          </w:p>
+        </w:tc>
+        <w:tc>
+          <w:tcPr>
+            <w:tcW w:type="dxa" w:w="1679"/>
+            <w:vAlign w:val="center"/>
+          </w:tcPr>
+          <w:p>
+            <w:pPr>
+              <w:spacing w:before="20" w:after="20"/>
+            </w:pPr>
+            <w:r>
+              <w:rPr>
+                <w:rFonts w:ascii="BIZ UDPゴシック" w:hAnsi="BIZ UDPゴシック" w:eastAsia="BIZ UDPゴシック"/>
+                <w:b w:val="0"/>
+                <w:i w:val="0"/>
+                <w:sz w:val="22"/>
+              </w:rPr>
+              <w:t>交付金の取りまとめ（順位の記載）</w:t>
             </w:r>
           </w:p>
         </w:tc>

--- a/小野町_引継ぎ_整理済/19_打合せ/小野町_打合せ資料_現在地と論点_20260928.docx
+++ b/小野町_引継ぎ_整理済/19_打合せ/小野町_打合せ資料_現在地と論点_20260928.docx
@@ -176,7 +176,7 @@
                 <w:i w:val="0"/>
                 <w:sz w:val="22"/>
               </w:rPr>
-              <w:t>残る33件は小野町に利用がないサービスが0のまま延びたもので、直す必要はありません</w:t>
+              <w:t>残る33件は、直近年度の実績が0の要介護度区分が0のまま延びたもので、直す必要はありません</w:t>
             </w:r>
             <w:r>
               <w:rPr>
@@ -494,7 +494,7 @@
                 <w:i w:val="0"/>
                 <w:sz w:val="22"/>
               </w:rPr>
-              <w:t>いただきたい資料が15件あります。</w:t>
+              <w:t>いただきたい資料が17件あります。</w:t>
             </w:r>
             <w:r>
               <w:rPr>
@@ -1093,8 +1093,40 @@
           <w:i w:val="0"/>
           <w:sz w:val="24"/>
         </w:rPr>
-        <w:t>残る33件は、訪問リハビリテーション18件・地域密着型通所介護9件・認知症対応型通所介護6件で、いずれも「小野町に提供事業所がない、または該当する利用がない」サービスが0のまま延びたものです。</w:t>
+        <w:t>残る33件は、訪問リハビリテーション18件・地域密着型通所介護9件・認知症対応型通所介護6件です。</w:t>
       </w:r>
+      <w:r>
+        <w:rPr>
+          <w:rFonts w:ascii="BIZ UDPゴシック" w:hAnsi="BIZ UDPゴシック" w:eastAsia="BIZ UDPゴシック"/>
+          <w:b/>
+          <w:i w:val="0"/>
+          <w:sz w:val="24"/>
+        </w:rPr>
+        <w:t>いずれも要介護度の区分ごとのチェックで、直近年度の実績が0の区分が0のまま延びたものです。</w:t>
+      </w:r>
+      <w:r>
+        <w:rPr>
+          <w:rFonts w:ascii="BIZ UDPゴシック" w:hAnsi="BIZ UDPゴシック" w:eastAsia="BIZ UDPゴシック"/>
+          <w:b/>
+          <w:i w:val="0"/>
+          <w:sz w:val="24"/>
+        </w:rPr>
+        <w:t>サービスそのものに利用がないという意味ではありません。</w:t>
+      </w:r>
+      <w:r>
+        <w:rPr>
+          <w:rFonts w:ascii="BIZ UDPゴシック" w:hAnsi="BIZ UDPゴシック" w:eastAsia="BIZ UDPゴシック"/>
+          <w:b w:val="0"/>
+          <w:i w:val="0"/>
+          <w:sz w:val="24"/>
+        </w:rPr>
+        <w:t>認知症対応型通所介護は、サービス全体では令和7年度に115件の実績があり、0なのは要支援1・要介護1の2区分です。</w:t>
+      </w:r>
+    </w:p>
+    <w:p>
+      <w:pPr>
+        <w:spacing w:before="60" w:after="60"/>
+      </w:pPr>
       <w:r>
         <w:rPr>
           <w:rFonts w:ascii="BIZ UDPゴシック" w:hAnsi="BIZ UDPゴシック" w:eastAsia="BIZ UDPゴシック"/>
@@ -1112,6 +1144,38 @@
           <w:sz w:val="24"/>
         </w:rPr>
         <w:t>記述欄に1文添えれば足ります（コメント案をお渡ししてあります）。</w:t>
+      </w:r>
+    </w:p>
+    <w:p>
+      <w:pPr>
+        <w:spacing w:before="60" w:after="60"/>
+      </w:pPr>
+      <w:r>
+        <w:rPr>
+          <w:rFonts w:ascii="BIZ UDPゴシック" w:hAnsi="BIZ UDPゴシック" w:eastAsia="BIZ UDPゴシック"/>
+          <w:b/>
+          <w:i w:val="0"/>
+          <w:sz w:val="24"/>
+        </w:rPr>
+        <w:t>ただし1つ、確かめておきたいことがあります。</w:t>
+      </w:r>
+      <w:r>
+        <w:rPr>
+          <w:rFonts w:ascii="BIZ UDPゴシック" w:hAnsi="BIZ UDPゴシック" w:eastAsia="BIZ UDPゴシック"/>
+          <w:b/>
+          <w:i w:val="0"/>
+          <w:sz w:val="24"/>
+        </w:rPr>
+        <w:t>地域密着型通所介護は、令和3年度14件・令和4年度10件・令和5年度1件と減って、令和6・7年度は0件です。</w:t>
+      </w:r>
+      <w:r>
+        <w:rPr>
+          <w:rFonts w:ascii="BIZ UDPゴシック" w:hAnsi="BIZ UDPゴシック" w:eastAsia="BIZ UDPゴシック"/>
+          <w:b w:val="0"/>
+          <w:i w:val="0"/>
+          <w:sz w:val="24"/>
+        </w:rPr>
+        <w:t>事業所の休廃止によるものか、利用が他のサービスに移ったのかで、第10期の見込量の置き方が変わります（依頼資料16）。</w:t>
       </w:r>
     </w:p>
     <w:p>
@@ -6161,7 +6225,16 @@
           <w:i w:val="0"/>
           <w:sz w:val="24"/>
         </w:rPr>
-        <w:t>9月28日に受領した「（改修版）総合事業の充実に向けたワークシート」により、小野町が訪問型サービスB・通所型サービスB（住民主体）を実施していることが分かりました。</w:t>
+        <w:t>9月28日に受領した「（改修版）総合事業の充実に向けたワークシート」により、小野町に訪問型サービスB・通所型サービスB（住民主体）の担い手が各1団体あることが分かりました</w:t>
+      </w:r>
+      <w:r>
+        <w:rPr>
+          <w:rFonts w:ascii="BIZ UDPゴシック" w:hAnsi="BIZ UDPゴシック" w:eastAsia="BIZ UDPゴシック"/>
+          <w:b w:val="0"/>
+          <w:i w:val="0"/>
+          <w:sz w:val="24"/>
+        </w:rPr>
+        <w:t>（国の実施状況調査で令和元年度〜令和3年度に「実施の有無＝有」と回答され、市町村内の事業所数は平成29年度から令和4年度まで各1）。</w:t>
       </w:r>
       <w:r>
         <w:rPr>
@@ -6170,7 +6243,7 @@
           <w:i w:val="0"/>
           <w:sz w:val="24"/>
         </w:rPr>
-        <w:t>これまで実施の有無が確認できていなかったものです。</w:t>
+        <w:t>ただし令和4年度以降の実施の有無は無回答で、令和5年度の利用者数は訪問型B 24人・通所型B 0人です。まず現在の実施状況をご確認ください（依頼資料14）。</w:t>
       </w:r>
       <w:r>
         <w:rPr>
@@ -7391,7 +7464,7 @@
           <w:i w:val="0"/>
           <w:sz w:val="24"/>
         </w:rPr>
-        <w:t>別の文書で定めているのか、調査票の回答のみなのかをご教示ください（依頼資料14）。</w:t>
+        <w:t>別の文書で定めているのか、調査票の回答のみなのかをご教示ください（依頼資料15）。</w:t>
       </w:r>
     </w:p>
     <w:p>
@@ -7478,16 +7551,16 @@
         </w:tblCellMar>
       </w:tblPr>
       <w:tblGrid>
-        <w:gridCol w:w="1151"/>
-        <w:gridCol w:w="1799"/>
-        <w:gridCol w:w="1405"/>
-        <w:gridCol w:w="3605"/>
-        <w:gridCol w:w="1679"/>
+        <w:gridCol w:w="1148"/>
+        <w:gridCol w:w="1783"/>
+        <w:gridCol w:w="1397"/>
+        <w:gridCol w:w="3551"/>
+        <w:gridCol w:w="1760"/>
       </w:tblGrid>
       <w:tr>
         <w:tc>
           <w:tcPr>
-            <w:tcW w:type="dxa" w:w="1151"/>
+            <w:tcW w:type="dxa" w:w="1148"/>
             <w:shd w:val="clear" w:fill="1F3864"/>
             <w:vAlign w:val="center"/>
           </w:tcPr>
@@ -7510,7 +7583,7 @@
         </w:tc>
         <w:tc>
           <w:tcPr>
-            <w:tcW w:type="dxa" w:w="1799"/>
+            <w:tcW w:type="dxa" w:w="1783"/>
             <w:shd w:val="clear" w:fill="1F3864"/>
             <w:vAlign w:val="center"/>
           </w:tcPr>
@@ -7533,7 +7606,7 @@
         </w:tc>
         <w:tc>
           <w:tcPr>
-            <w:tcW w:type="dxa" w:w="1405"/>
+            <w:tcW w:type="dxa" w:w="1397"/>
             <w:shd w:val="clear" w:fill="1F3864"/>
             <w:vAlign w:val="center"/>
           </w:tcPr>
@@ -7556,7 +7629,7 @@
         </w:tc>
         <w:tc>
           <w:tcPr>
-            <w:tcW w:type="dxa" w:w="3605"/>
+            <w:tcW w:type="dxa" w:w="3551"/>
             <w:shd w:val="clear" w:fill="1F3864"/>
             <w:vAlign w:val="center"/>
           </w:tcPr>
@@ -7579,7 +7652,7 @@
         </w:tc>
         <w:tc>
           <w:tcPr>
-            <w:tcW w:type="dxa" w:w="1679"/>
+            <w:tcW w:type="dxa" w:w="1760"/>
             <w:shd w:val="clear" w:fill="1F3864"/>
             <w:vAlign w:val="center"/>
           </w:tcPr>
@@ -7604,7 +7677,7 @@
       <w:tr>
         <w:tc>
           <w:tcPr>
-            <w:tcW w:type="dxa" w:w="1151"/>
+            <w:tcW w:type="dxa" w:w="1148"/>
             <w:vAlign w:val="center"/>
           </w:tcPr>
           <w:p>
@@ -7624,7 +7697,7 @@
         </w:tc>
         <w:tc>
           <w:tcPr>
-            <w:tcW w:type="dxa" w:w="1799"/>
+            <w:tcW w:type="dxa" w:w="1783"/>
             <w:vAlign w:val="center"/>
           </w:tcPr>
           <w:p>
@@ -7644,7 +7717,7 @@
         </w:tc>
         <w:tc>
           <w:tcPr>
-            <w:tcW w:type="dxa" w:w="1405"/>
+            <w:tcW w:type="dxa" w:w="1397"/>
             <w:vAlign w:val="center"/>
           </w:tcPr>
           <w:p>
@@ -7664,7 +7737,7 @@
         </w:tc>
         <w:tc>
           <w:tcPr>
-            <w:tcW w:type="dxa" w:w="3605"/>
+            <w:tcW w:type="dxa" w:w="3551"/>
             <w:vAlign w:val="center"/>
           </w:tcPr>
           <w:p>
@@ -7693,7 +7766,7 @@
         </w:tc>
         <w:tc>
           <w:tcPr>
-            <w:tcW w:type="dxa" w:w="1679"/>
+            <w:tcW w:type="dxa" w:w="1760"/>
             <w:vAlign w:val="center"/>
           </w:tcPr>
           <w:p>
@@ -7715,7 +7788,7 @@
       <w:tr>
         <w:tc>
           <w:tcPr>
-            <w:tcW w:type="dxa" w:w="1151"/>
+            <w:tcW w:type="dxa" w:w="1148"/>
             <w:vAlign w:val="center"/>
           </w:tcPr>
           <w:p>
@@ -7735,7 +7808,7 @@
         </w:tc>
         <w:tc>
           <w:tcPr>
-            <w:tcW w:type="dxa" w:w="1799"/>
+            <w:tcW w:type="dxa" w:w="1783"/>
             <w:vAlign w:val="center"/>
           </w:tcPr>
           <w:p>
@@ -7755,7 +7828,7 @@
         </w:tc>
         <w:tc>
           <w:tcPr>
-            <w:tcW w:type="dxa" w:w="1405"/>
+            <w:tcW w:type="dxa" w:w="1397"/>
             <w:vAlign w:val="center"/>
           </w:tcPr>
           <w:p>
@@ -7775,7 +7848,7 @@
         </w:tc>
         <w:tc>
           <w:tcPr>
-            <w:tcW w:type="dxa" w:w="3605"/>
+            <w:tcW w:type="dxa" w:w="3551"/>
             <w:vAlign w:val="center"/>
           </w:tcPr>
           <w:p>
@@ -7804,7 +7877,7 @@
         </w:tc>
         <w:tc>
           <w:tcPr>
-            <w:tcW w:type="dxa" w:w="1679"/>
+            <w:tcW w:type="dxa" w:w="1760"/>
             <w:vAlign w:val="center"/>
           </w:tcPr>
           <w:p>
@@ -7826,7 +7899,7 @@
       <w:tr>
         <w:tc>
           <w:tcPr>
-            <w:tcW w:type="dxa" w:w="1151"/>
+            <w:tcW w:type="dxa" w:w="1148"/>
             <w:vAlign w:val="center"/>
           </w:tcPr>
           <w:p>
@@ -7846,7 +7919,7 @@
         </w:tc>
         <w:tc>
           <w:tcPr>
-            <w:tcW w:type="dxa" w:w="1799"/>
+            <w:tcW w:type="dxa" w:w="1783"/>
             <w:vAlign w:val="center"/>
           </w:tcPr>
           <w:p>
@@ -7866,7 +7939,7 @@
         </w:tc>
         <w:tc>
           <w:tcPr>
-            <w:tcW w:type="dxa" w:w="1405"/>
+            <w:tcW w:type="dxa" w:w="1397"/>
             <w:vAlign w:val="center"/>
           </w:tcPr>
           <w:p>
@@ -7886,7 +7959,7 @@
         </w:tc>
         <w:tc>
           <w:tcPr>
-            <w:tcW w:type="dxa" w:w="3605"/>
+            <w:tcW w:type="dxa" w:w="3551"/>
             <w:vAlign w:val="center"/>
           </w:tcPr>
           <w:p>
@@ -7924,7 +7997,7 @@
         </w:tc>
         <w:tc>
           <w:tcPr>
-            <w:tcW w:type="dxa" w:w="1679"/>
+            <w:tcW w:type="dxa" w:w="1760"/>
             <w:vAlign w:val="center"/>
           </w:tcPr>
           <w:p>
@@ -7946,7 +8019,7 @@
       <w:tr>
         <w:tc>
           <w:tcPr>
-            <w:tcW w:type="dxa" w:w="1151"/>
+            <w:tcW w:type="dxa" w:w="1148"/>
             <w:vAlign w:val="center"/>
           </w:tcPr>
           <w:p>
@@ -7966,7 +8039,7 @@
         </w:tc>
         <w:tc>
           <w:tcPr>
-            <w:tcW w:type="dxa" w:w="1799"/>
+            <w:tcW w:type="dxa" w:w="1783"/>
             <w:vAlign w:val="center"/>
           </w:tcPr>
           <w:p>
@@ -7986,7 +8059,7 @@
         </w:tc>
         <w:tc>
           <w:tcPr>
-            <w:tcW w:type="dxa" w:w="1405"/>
+            <w:tcW w:type="dxa" w:w="1397"/>
             <w:vAlign w:val="center"/>
           </w:tcPr>
           <w:p>
@@ -8006,7 +8079,7 @@
         </w:tc>
         <w:tc>
           <w:tcPr>
-            <w:tcW w:type="dxa" w:w="3605"/>
+            <w:tcW w:type="dxa" w:w="3551"/>
             <w:vAlign w:val="center"/>
           </w:tcPr>
           <w:p>
@@ -8044,7 +8117,7 @@
         </w:tc>
         <w:tc>
           <w:tcPr>
-            <w:tcW w:type="dxa" w:w="1679"/>
+            <w:tcW w:type="dxa" w:w="1760"/>
             <w:vAlign w:val="center"/>
           </w:tcPr>
           <w:p>
@@ -8066,7 +8139,7 @@
       <w:tr>
         <w:tc>
           <w:tcPr>
-            <w:tcW w:type="dxa" w:w="1151"/>
+            <w:tcW w:type="dxa" w:w="1148"/>
             <w:vAlign w:val="center"/>
           </w:tcPr>
           <w:p>
@@ -8086,7 +8159,7 @@
         </w:tc>
         <w:tc>
           <w:tcPr>
-            <w:tcW w:type="dxa" w:w="1799"/>
+            <w:tcW w:type="dxa" w:w="1783"/>
             <w:vAlign w:val="center"/>
           </w:tcPr>
           <w:p>
@@ -8106,7 +8179,7 @@
         </w:tc>
         <w:tc>
           <w:tcPr>
-            <w:tcW w:type="dxa" w:w="1405"/>
+            <w:tcW w:type="dxa" w:w="1397"/>
             <w:vAlign w:val="center"/>
           </w:tcPr>
           <w:p>
@@ -8126,7 +8199,7 @@
         </w:tc>
         <w:tc>
           <w:tcPr>
-            <w:tcW w:type="dxa" w:w="3605"/>
+            <w:tcW w:type="dxa" w:w="3551"/>
             <w:vAlign w:val="center"/>
           </w:tcPr>
           <w:p>
@@ -8155,7 +8228,7 @@
         </w:tc>
         <w:tc>
           <w:tcPr>
-            <w:tcW w:type="dxa" w:w="1679"/>
+            <w:tcW w:type="dxa" w:w="1760"/>
             <w:vAlign w:val="center"/>
           </w:tcPr>
           <w:p>
@@ -8177,7 +8250,7 @@
       <w:tr>
         <w:tc>
           <w:tcPr>
-            <w:tcW w:type="dxa" w:w="1151"/>
+            <w:tcW w:type="dxa" w:w="1148"/>
             <w:vAlign w:val="center"/>
           </w:tcPr>
           <w:p>
@@ -8197,7 +8270,7 @@
         </w:tc>
         <w:tc>
           <w:tcPr>
-            <w:tcW w:type="dxa" w:w="1799"/>
+            <w:tcW w:type="dxa" w:w="1783"/>
             <w:vAlign w:val="center"/>
           </w:tcPr>
           <w:p>
@@ -8217,7 +8290,7 @@
         </w:tc>
         <w:tc>
           <w:tcPr>
-            <w:tcW w:type="dxa" w:w="1405"/>
+            <w:tcW w:type="dxa" w:w="1397"/>
             <w:vAlign w:val="center"/>
           </w:tcPr>
           <w:p>
@@ -8237,7 +8310,7 @@
         </w:tc>
         <w:tc>
           <w:tcPr>
-            <w:tcW w:type="dxa" w:w="3605"/>
+            <w:tcW w:type="dxa" w:w="3551"/>
             <w:vAlign w:val="center"/>
           </w:tcPr>
           <w:p>
@@ -8266,7 +8339,7 @@
         </w:tc>
         <w:tc>
           <w:tcPr>
-            <w:tcW w:type="dxa" w:w="1679"/>
+            <w:tcW w:type="dxa" w:w="1760"/>
             <w:vAlign w:val="center"/>
           </w:tcPr>
           <w:p>
@@ -8288,7 +8361,7 @@
       <w:tr>
         <w:tc>
           <w:tcPr>
-            <w:tcW w:type="dxa" w:w="1151"/>
+            <w:tcW w:type="dxa" w:w="1148"/>
             <w:vAlign w:val="center"/>
           </w:tcPr>
           <w:p>
@@ -8308,7 +8381,7 @@
         </w:tc>
         <w:tc>
           <w:tcPr>
-            <w:tcW w:type="dxa" w:w="1799"/>
+            <w:tcW w:type="dxa" w:w="1783"/>
             <w:vAlign w:val="center"/>
           </w:tcPr>
           <w:p>
@@ -8328,7 +8401,7 @@
         </w:tc>
         <w:tc>
           <w:tcPr>
-            <w:tcW w:type="dxa" w:w="1405"/>
+            <w:tcW w:type="dxa" w:w="1397"/>
             <w:vAlign w:val="center"/>
           </w:tcPr>
           <w:p>
@@ -8348,7 +8421,7 @@
         </w:tc>
         <w:tc>
           <w:tcPr>
-            <w:tcW w:type="dxa" w:w="3605"/>
+            <w:tcW w:type="dxa" w:w="3551"/>
             <w:vAlign w:val="center"/>
           </w:tcPr>
           <w:p>
@@ -8377,7 +8450,7 @@
         </w:tc>
         <w:tc>
           <w:tcPr>
-            <w:tcW w:type="dxa" w:w="1679"/>
+            <w:tcW w:type="dxa" w:w="1760"/>
             <w:vAlign w:val="center"/>
           </w:tcPr>
           <w:p>
@@ -8399,7 +8472,7 @@
       <w:tr>
         <w:tc>
           <w:tcPr>
-            <w:tcW w:type="dxa" w:w="1151"/>
+            <w:tcW w:type="dxa" w:w="1148"/>
             <w:vAlign w:val="center"/>
           </w:tcPr>
           <w:p>
@@ -8419,7 +8492,7 @@
         </w:tc>
         <w:tc>
           <w:tcPr>
-            <w:tcW w:type="dxa" w:w="1799"/>
+            <w:tcW w:type="dxa" w:w="1783"/>
             <w:vAlign w:val="center"/>
           </w:tcPr>
           <w:p>
@@ -8439,7 +8512,7 @@
         </w:tc>
         <w:tc>
           <w:tcPr>
-            <w:tcW w:type="dxa" w:w="1405"/>
+            <w:tcW w:type="dxa" w:w="1397"/>
             <w:vAlign w:val="center"/>
           </w:tcPr>
           <w:p>
@@ -8459,7 +8532,7 @@
         </w:tc>
         <w:tc>
           <w:tcPr>
-            <w:tcW w:type="dxa" w:w="3605"/>
+            <w:tcW w:type="dxa" w:w="3551"/>
             <w:vAlign w:val="center"/>
           </w:tcPr>
           <w:p>
@@ -8497,7 +8570,7 @@
         </w:tc>
         <w:tc>
           <w:tcPr>
-            <w:tcW w:type="dxa" w:w="1679"/>
+            <w:tcW w:type="dxa" w:w="1760"/>
             <w:vAlign w:val="center"/>
           </w:tcPr>
           <w:p>
@@ -8519,7 +8592,7 @@
       <w:tr>
         <w:tc>
           <w:tcPr>
-            <w:tcW w:type="dxa" w:w="1151"/>
+            <w:tcW w:type="dxa" w:w="1148"/>
             <w:vAlign w:val="center"/>
           </w:tcPr>
           <w:p>
@@ -8539,7 +8612,7 @@
         </w:tc>
         <w:tc>
           <w:tcPr>
-            <w:tcW w:type="dxa" w:w="1799"/>
+            <w:tcW w:type="dxa" w:w="1783"/>
             <w:vAlign w:val="center"/>
           </w:tcPr>
           <w:p>
@@ -8559,7 +8632,7 @@
         </w:tc>
         <w:tc>
           <w:tcPr>
-            <w:tcW w:type="dxa" w:w="1405"/>
+            <w:tcW w:type="dxa" w:w="1397"/>
             <w:vAlign w:val="center"/>
           </w:tcPr>
           <w:p>
@@ -8579,7 +8652,7 @@
         </w:tc>
         <w:tc>
           <w:tcPr>
-            <w:tcW w:type="dxa" w:w="3605"/>
+            <w:tcW w:type="dxa" w:w="3551"/>
             <w:vAlign w:val="center"/>
           </w:tcPr>
           <w:p>
@@ -8617,7 +8690,7 @@
         </w:tc>
         <w:tc>
           <w:tcPr>
-            <w:tcW w:type="dxa" w:w="1679"/>
+            <w:tcW w:type="dxa" w:w="1760"/>
             <w:vAlign w:val="center"/>
           </w:tcPr>
           <w:p>
@@ -8639,7 +8712,7 @@
       <w:tr>
         <w:tc>
           <w:tcPr>
-            <w:tcW w:type="dxa" w:w="1151"/>
+            <w:tcW w:type="dxa" w:w="1148"/>
             <w:vAlign w:val="center"/>
           </w:tcPr>
           <w:p>
@@ -8659,7 +8732,7 @@
         </w:tc>
         <w:tc>
           <w:tcPr>
-            <w:tcW w:type="dxa" w:w="1799"/>
+            <w:tcW w:type="dxa" w:w="1783"/>
             <w:vAlign w:val="center"/>
           </w:tcPr>
           <w:p>
@@ -8679,7 +8752,7 @@
         </w:tc>
         <w:tc>
           <w:tcPr>
-            <w:tcW w:type="dxa" w:w="1405"/>
+            <w:tcW w:type="dxa" w:w="1397"/>
             <w:vAlign w:val="center"/>
           </w:tcPr>
           <w:p>
@@ -8699,7 +8772,7 @@
         </w:tc>
         <w:tc>
           <w:tcPr>
-            <w:tcW w:type="dxa" w:w="3605"/>
+            <w:tcW w:type="dxa" w:w="3551"/>
             <w:vAlign w:val="center"/>
           </w:tcPr>
           <w:p>
@@ -8737,7 +8810,7 @@
         </w:tc>
         <w:tc>
           <w:tcPr>
-            <w:tcW w:type="dxa" w:w="1679"/>
+            <w:tcW w:type="dxa" w:w="1760"/>
             <w:vAlign w:val="center"/>
           </w:tcPr>
           <w:p>
@@ -8759,7 +8832,7 @@
       <w:tr>
         <w:tc>
           <w:tcPr>
-            <w:tcW w:type="dxa" w:w="1151"/>
+            <w:tcW w:type="dxa" w:w="1148"/>
             <w:vAlign w:val="center"/>
           </w:tcPr>
           <w:p>
@@ -8779,7 +8852,7 @@
         </w:tc>
         <w:tc>
           <w:tcPr>
-            <w:tcW w:type="dxa" w:w="1799"/>
+            <w:tcW w:type="dxa" w:w="1783"/>
             <w:vAlign w:val="center"/>
           </w:tcPr>
           <w:p>
@@ -8799,7 +8872,7 @@
         </w:tc>
         <w:tc>
           <w:tcPr>
-            <w:tcW w:type="dxa" w:w="1405"/>
+            <w:tcW w:type="dxa" w:w="1397"/>
             <w:vAlign w:val="center"/>
           </w:tcPr>
           <w:p>
@@ -8819,7 +8892,7 @@
         </w:tc>
         <w:tc>
           <w:tcPr>
-            <w:tcW w:type="dxa" w:w="3605"/>
+            <w:tcW w:type="dxa" w:w="3551"/>
             <w:vAlign w:val="center"/>
           </w:tcPr>
           <w:p>
@@ -8857,7 +8930,7 @@
         </w:tc>
         <w:tc>
           <w:tcPr>
-            <w:tcW w:type="dxa" w:w="1679"/>
+            <w:tcW w:type="dxa" w:w="1760"/>
             <w:vAlign w:val="center"/>
           </w:tcPr>
           <w:p>
@@ -8879,7 +8952,7 @@
       <w:tr>
         <w:tc>
           <w:tcPr>
-            <w:tcW w:type="dxa" w:w="1151"/>
+            <w:tcW w:type="dxa" w:w="1148"/>
             <w:vAlign w:val="center"/>
           </w:tcPr>
           <w:p>
@@ -8899,7 +8972,7 @@
         </w:tc>
         <w:tc>
           <w:tcPr>
-            <w:tcW w:type="dxa" w:w="1799"/>
+            <w:tcW w:type="dxa" w:w="1783"/>
             <w:vAlign w:val="center"/>
           </w:tcPr>
           <w:p>
@@ -8919,7 +8992,7 @@
         </w:tc>
         <w:tc>
           <w:tcPr>
-            <w:tcW w:type="dxa" w:w="1405"/>
+            <w:tcW w:type="dxa" w:w="1397"/>
             <w:vAlign w:val="center"/>
           </w:tcPr>
           <w:p>
@@ -8939,7 +9012,7 @@
         </w:tc>
         <w:tc>
           <w:tcPr>
-            <w:tcW w:type="dxa" w:w="3605"/>
+            <w:tcW w:type="dxa" w:w="3551"/>
             <w:vAlign w:val="center"/>
           </w:tcPr>
           <w:p>
@@ -8968,7 +9041,7 @@
         </w:tc>
         <w:tc>
           <w:tcPr>
-            <w:tcW w:type="dxa" w:w="1679"/>
+            <w:tcW w:type="dxa" w:w="1760"/>
             <w:vAlign w:val="center"/>
           </w:tcPr>
           <w:p>
@@ -8990,7 +9063,7 @@
       <w:tr>
         <w:tc>
           <w:tcPr>
-            <w:tcW w:type="dxa" w:w="1151"/>
+            <w:tcW w:type="dxa" w:w="1148"/>
             <w:vAlign w:val="center"/>
           </w:tcPr>
           <w:p>
@@ -9010,7 +9083,7 @@
         </w:tc>
         <w:tc>
           <w:tcPr>
-            <w:tcW w:type="dxa" w:w="1799"/>
+            <w:tcW w:type="dxa" w:w="1783"/>
             <w:vAlign w:val="center"/>
           </w:tcPr>
           <w:p>
@@ -9030,7 +9103,7 @@
         </w:tc>
         <w:tc>
           <w:tcPr>
-            <w:tcW w:type="dxa" w:w="1405"/>
+            <w:tcW w:type="dxa" w:w="1397"/>
             <w:vAlign w:val="center"/>
           </w:tcPr>
           <w:p>
@@ -9050,7 +9123,7 @@
         </w:tc>
         <w:tc>
           <w:tcPr>
-            <w:tcW w:type="dxa" w:w="3605"/>
+            <w:tcW w:type="dxa" w:w="3551"/>
             <w:vAlign w:val="center"/>
           </w:tcPr>
           <w:p>
@@ -9079,7 +9152,7 @@
         </w:tc>
         <w:tc>
           <w:tcPr>
-            <w:tcW w:type="dxa" w:w="1679"/>
+            <w:tcW w:type="dxa" w:w="1760"/>
             <w:vAlign w:val="center"/>
           </w:tcPr>
           <w:p>
@@ -9101,7 +9174,7 @@
       <w:tr>
         <w:tc>
           <w:tcPr>
-            <w:tcW w:type="dxa" w:w="1151"/>
+            <w:tcW w:type="dxa" w:w="1148"/>
             <w:vAlign w:val="center"/>
           </w:tcPr>
           <w:p>
@@ -9121,7 +9194,7 @@
         </w:tc>
         <w:tc>
           <w:tcPr>
-            <w:tcW w:type="dxa" w:w="1799"/>
+            <w:tcW w:type="dxa" w:w="1783"/>
             <w:vAlign w:val="center"/>
           </w:tcPr>
           <w:p>
@@ -9135,13 +9208,13 @@
                 <w:i w:val="0"/>
                 <w:sz w:val="22"/>
               </w:rPr>
-              <w:t>介護給付費適正化方策と、その評価指標を定めた文書</w:t>
-            </w:r>
-          </w:p>
-        </w:tc>
-        <w:tc>
-          <w:tcPr>
-            <w:tcW w:type="dxa" w:w="1405"/>
+              <w:t>訪問型サービスB・通所型サービスBの実態</w:t>
+            </w:r>
+          </w:p>
+        </w:tc>
+        <w:tc>
+          <w:tcPr>
+            <w:tcW w:type="dxa" w:w="1397"/>
             <w:vAlign w:val="center"/>
           </w:tcPr>
           <w:p>
@@ -9155,13 +9228,13 @@
                 <w:i w:val="0"/>
                 <w:sz w:val="22"/>
               </w:rPr>
-              <w:t>至急</w:t>
-            </w:r>
-          </w:p>
-        </w:tc>
-        <w:tc>
-          <w:tcPr>
-            <w:tcW w:type="dxa" w:w="3605"/>
+              <w:t>10月中</w:t>
+            </w:r>
+          </w:p>
+        </w:tc>
+        <w:tc>
+          <w:tcPr>
+            <w:tcW w:type="dxa" w:w="3551"/>
             <w:vAlign w:val="center"/>
           </w:tcPr>
           <w:p>
@@ -9175,7 +9248,7 @@
                 <w:i w:val="0"/>
                 <w:sz w:val="22"/>
               </w:rPr>
-              <w:t>第9期計画本文には、主要3事業の記載はありますが「取組の効果を検証するための評価指標」の記載がありません。</w:t>
+              <w:t>実施団体・活動内容・参加者数・委託の有無・現在も実施しているか。</w:t>
             </w:r>
             <w:r>
               <w:rPr>
@@ -9184,7 +9257,7 @@
                 <w:i w:val="0"/>
                 <w:sz w:val="22"/>
               </w:rPr>
-              <w:t>交付金の指標1イ（8点）の根拠となっている文書をご教示ください。</w:t>
+              <w:t>国の調査では令和3年度を最後に実施の有無が無回答で、令和5年度の通所型Bの利用者数は0人です。</w:t>
             </w:r>
             <w:r>
               <w:rPr>
@@ -9193,13 +9266,13 @@
                 <w:i w:val="0"/>
                 <w:sz w:val="22"/>
               </w:rPr>
-              <w:t>別の文書がないのであれば、第10期計画に定量目標を書くことで根拠を作ることになります</w:t>
-            </w:r>
-          </w:p>
-        </w:tc>
-        <w:tc>
-          <w:tcPr>
-            <w:tcW w:type="dxa" w:w="1679"/>
+              <w:t>第10期で広げるか（決定7）の前提になります</w:t>
+            </w:r>
+          </w:p>
+        </w:tc>
+        <w:tc>
+          <w:tcPr>
+            <w:tcW w:type="dxa" w:w="1760"/>
             <w:vAlign w:val="center"/>
           </w:tcPr>
           <w:p>
@@ -9213,7 +9286,7 @@
                 <w:i w:val="0"/>
                 <w:sz w:val="22"/>
               </w:rPr>
-              <w:t>決定9（位置づけ）・交付金32点の維持</w:t>
+              <w:t>決定7（サービスBの拡充）・第4章 基本目標1</w:t>
             </w:r>
           </w:p>
         </w:tc>
@@ -9221,7 +9294,7 @@
       <w:tr>
         <w:tc>
           <w:tcPr>
-            <w:tcW w:type="dxa" w:w="1151"/>
+            <w:tcW w:type="dxa" w:w="1148"/>
             <w:vAlign w:val="center"/>
           </w:tcPr>
           <w:p>
@@ -9241,13 +9314,71 @@
         </w:tc>
         <w:tc>
           <w:tcPr>
-            <w:tcW w:type="dxa" w:w="1799"/>
-            <w:vAlign w:val="center"/>
-          </w:tcPr>
-          <w:p>
-            <w:pPr>
-              <w:spacing w:before="20" w:after="20"/>
-            </w:pPr>
+            <w:tcW w:type="dxa" w:w="1783"/>
+            <w:vAlign w:val="center"/>
+          </w:tcPr>
+          <w:p>
+            <w:pPr>
+              <w:spacing w:before="20" w:after="20"/>
+            </w:pPr>
+            <w:r>
+              <w:rPr>
+                <w:rFonts w:ascii="BIZ UDPゴシック" w:hAnsi="BIZ UDPゴシック" w:eastAsia="BIZ UDPゴシック"/>
+                <w:b/>
+                <w:i w:val="0"/>
+                <w:sz w:val="22"/>
+              </w:rPr>
+              <w:t>介護給付費適正化方策と、その評価指標を定めた文書</w:t>
+            </w:r>
+          </w:p>
+        </w:tc>
+        <w:tc>
+          <w:tcPr>
+            <w:tcW w:type="dxa" w:w="1397"/>
+            <w:vAlign w:val="center"/>
+          </w:tcPr>
+          <w:p>
+            <w:pPr>
+              <w:spacing w:before="20" w:after="20"/>
+            </w:pPr>
+            <w:r>
+              <w:rPr>
+                <w:rFonts w:ascii="BIZ UDPゴシック" w:hAnsi="BIZ UDPゴシック" w:eastAsia="BIZ UDPゴシック"/>
+                <w:b/>
+                <w:i w:val="0"/>
+                <w:sz w:val="22"/>
+              </w:rPr>
+              <w:t>至急</w:t>
+            </w:r>
+          </w:p>
+        </w:tc>
+        <w:tc>
+          <w:tcPr>
+            <w:tcW w:type="dxa" w:w="3551"/>
+            <w:vAlign w:val="center"/>
+          </w:tcPr>
+          <w:p>
+            <w:pPr>
+              <w:spacing w:before="20" w:after="20"/>
+            </w:pPr>
+            <w:r>
+              <w:rPr>
+                <w:rFonts w:ascii="BIZ UDPゴシック" w:hAnsi="BIZ UDPゴシック" w:eastAsia="BIZ UDPゴシック"/>
+                <w:b/>
+                <w:i w:val="0"/>
+                <w:sz w:val="22"/>
+              </w:rPr>
+              <w:t>第9期計画本文には、主要3事業の記載はありますが「取組の効果を検証するための評価指標」の記載がありません。</w:t>
+            </w:r>
+            <w:r>
+              <w:rPr>
+                <w:rFonts w:ascii="BIZ UDPゴシック" w:hAnsi="BIZ UDPゴシック" w:eastAsia="BIZ UDPゴシック"/>
+                <w:b/>
+                <w:i w:val="0"/>
+                <w:sz w:val="22"/>
+              </w:rPr>
+              <w:t>交付金の指標1イ（8点）の根拠となっている文書をご教示ください。</w:t>
+            </w:r>
             <w:r>
               <w:rPr>
                 <w:rFonts w:ascii="BIZ UDPゴシック" w:hAnsi="BIZ UDPゴシック" w:eastAsia="BIZ UDPゴシック"/>
@@ -9255,13 +9386,186 @@
                 <w:i w:val="0"/>
                 <w:sz w:val="22"/>
               </w:rPr>
+              <w:t>別の文書がないのであれば、第10期計画に定量目標を書くことで根拠を作ることになります</w:t>
+            </w:r>
+          </w:p>
+        </w:tc>
+        <w:tc>
+          <w:tcPr>
+            <w:tcW w:type="dxa" w:w="1760"/>
+            <w:vAlign w:val="center"/>
+          </w:tcPr>
+          <w:p>
+            <w:pPr>
+              <w:spacing w:before="20" w:after="20"/>
+            </w:pPr>
+            <w:r>
+              <w:rPr>
+                <w:rFonts w:ascii="BIZ UDPゴシック" w:hAnsi="BIZ UDPゴシック" w:eastAsia="BIZ UDPゴシック"/>
+                <w:b w:val="0"/>
+                <w:i w:val="0"/>
+                <w:sz w:val="22"/>
+              </w:rPr>
+              <w:t>決定9（位置づけ）・交付金32点の維持</w:t>
+            </w:r>
+          </w:p>
+        </w:tc>
+      </w:tr>
+      <w:tr>
+        <w:tc>
+          <w:tcPr>
+            <w:tcW w:type="dxa" w:w="1148"/>
+            <w:vAlign w:val="center"/>
+          </w:tcPr>
+          <w:p>
+            <w:pPr>
+              <w:spacing w:before="20" w:after="20"/>
+            </w:pPr>
+            <w:r>
+              <w:rPr>
+                <w:rFonts w:ascii="BIZ UDPゴシック" w:hAnsi="BIZ UDPゴシック" w:eastAsia="BIZ UDPゴシック"/>
+                <w:b w:val="0"/>
+                <w:i w:val="0"/>
+                <w:sz w:val="22"/>
+              </w:rPr>
+              <w:t>16</w:t>
+            </w:r>
+          </w:p>
+        </w:tc>
+        <w:tc>
+          <w:tcPr>
+            <w:tcW w:type="dxa" w:w="1783"/>
+            <w:vAlign w:val="center"/>
+          </w:tcPr>
+          <w:p>
+            <w:pPr>
+              <w:spacing w:before="20" w:after="20"/>
+            </w:pPr>
+            <w:r>
+              <w:rPr>
+                <w:rFonts w:ascii="BIZ UDPゴシック" w:hAnsi="BIZ UDPゴシック" w:eastAsia="BIZ UDPゴシック"/>
+                <w:b/>
+                <w:i w:val="0"/>
+                <w:sz w:val="22"/>
+              </w:rPr>
+              <w:t>地域密着型通所介護の実績が0になった経緯</w:t>
+            </w:r>
+          </w:p>
+        </w:tc>
+        <w:tc>
+          <w:tcPr>
+            <w:tcW w:type="dxa" w:w="1397"/>
+            <w:vAlign w:val="center"/>
+          </w:tcPr>
+          <w:p>
+            <w:pPr>
+              <w:spacing w:before="20" w:after="20"/>
+            </w:pPr>
+            <w:r>
+              <w:rPr>
+                <w:rFonts w:ascii="BIZ UDPゴシック" w:hAnsi="BIZ UDPゴシック" w:eastAsia="BIZ UDPゴシック"/>
+                <w:b w:val="0"/>
+                <w:i w:val="0"/>
+                <w:sz w:val="22"/>
+              </w:rPr>
+              <w:t>10月中</w:t>
+            </w:r>
+          </w:p>
+        </w:tc>
+        <w:tc>
+          <w:tcPr>
+            <w:tcW w:type="dxa" w:w="3551"/>
+            <w:vAlign w:val="center"/>
+          </w:tcPr>
+          <w:p>
+            <w:pPr>
+              <w:spacing w:before="20" w:after="20"/>
+            </w:pPr>
+            <w:r>
+              <w:rPr>
+                <w:rFonts w:ascii="BIZ UDPゴシック" w:hAnsi="BIZ UDPゴシック" w:eastAsia="BIZ UDPゴシック"/>
+                <w:b/>
+                <w:i w:val="0"/>
+                <w:sz w:val="22"/>
+              </w:rPr>
+              <w:t>令和3年度14件・令和4年度10件・令和5年度1件と減って、令和6・7年度は0件です。</w:t>
+            </w:r>
+            <w:r>
+              <w:rPr>
+                <w:rFonts w:ascii="BIZ UDPゴシック" w:hAnsi="BIZ UDPゴシック" w:eastAsia="BIZ UDPゴシック"/>
+                <w:b w:val="0"/>
+                <w:i w:val="0"/>
+                <w:sz w:val="22"/>
+              </w:rPr>
+              <w:t>事業所の休廃止によるものか、利用が他のサービスに移ったのかで、第10期の見込量の置き方が変わります</w:t>
+            </w:r>
+          </w:p>
+        </w:tc>
+        <w:tc>
+          <w:tcPr>
+            <w:tcW w:type="dxa" w:w="1760"/>
+            <w:vAlign w:val="center"/>
+          </w:tcPr>
+          <w:p>
+            <w:pPr>
+              <w:spacing w:before="20" w:after="20"/>
+            </w:pPr>
+            <w:r>
+              <w:rPr>
+                <w:rFonts w:ascii="BIZ UDPゴシック" w:hAnsi="BIZ UDPゴシック" w:eastAsia="BIZ UDPゴシック"/>
+                <w:b w:val="0"/>
+                <w:i w:val="0"/>
+                <w:sz w:val="22"/>
+              </w:rPr>
+              <w:t>見込量（地域密着型サービス）</w:t>
+            </w:r>
+          </w:p>
+        </w:tc>
+      </w:tr>
+      <w:tr>
+        <w:tc>
+          <w:tcPr>
+            <w:tcW w:type="dxa" w:w="1148"/>
+            <w:vAlign w:val="center"/>
+          </w:tcPr>
+          <w:p>
+            <w:pPr>
+              <w:spacing w:before="20" w:after="20"/>
+            </w:pPr>
+            <w:r>
+              <w:rPr>
+                <w:rFonts w:ascii="BIZ UDPゴシック" w:hAnsi="BIZ UDPゴシック" w:eastAsia="BIZ UDPゴシック"/>
+                <w:b w:val="0"/>
+                <w:i w:val="0"/>
+                <w:sz w:val="22"/>
+              </w:rPr>
+              <w:t>17</w:t>
+            </w:r>
+          </w:p>
+        </w:tc>
+        <w:tc>
+          <w:tcPr>
+            <w:tcW w:type="dxa" w:w="1783"/>
+            <w:vAlign w:val="center"/>
+          </w:tcPr>
+          <w:p>
+            <w:pPr>
+              <w:spacing w:before="20" w:after="20"/>
+            </w:pPr>
+            <w:r>
+              <w:rPr>
+                <w:rFonts w:ascii="BIZ UDPゴシック" w:hAnsi="BIZ UDPゴシック" w:eastAsia="BIZ UDPゴシック"/>
+                <w:b w:val="0"/>
+                <w:i w:val="0"/>
+                <w:sz w:val="22"/>
+              </w:rPr>
               <w:t>広域連合分の該当状況調査票集計表</w:t>
             </w:r>
           </w:p>
         </w:tc>
         <w:tc>
           <w:tcPr>
-            <w:tcW w:type="dxa" w:w="1405"/>
+            <w:tcW w:type="dxa" w:w="1397"/>
             <w:vAlign w:val="center"/>
           </w:tcPr>
           <w:p>
@@ -9281,7 +9585,7 @@
         </w:tc>
         <w:tc>
           <w:tcPr>
-            <w:tcW w:type="dxa" w:w="3605"/>
+            <w:tcW w:type="dxa" w:w="3551"/>
             <w:vAlign w:val="center"/>
           </w:tcPr>
           <w:p>
@@ -9310,7 +9614,7 @@
         </w:tc>
         <w:tc>
           <w:tcPr>
-            <w:tcW w:type="dxa" w:w="1679"/>
+            <w:tcW w:type="dxa" w:w="1760"/>
             <w:vAlign w:val="center"/>
           </w:tcPr>
           <w:p>

--- a/小野町_引継ぎ_整理済/19_打合せ/小野町_打合せ資料_現在地と論点_20260928.docx
+++ b/小野町_引継ぎ_整理済/19_打合せ/小野町_打合せ資料_現在地と論点_20260928.docx
@@ -494,7 +494,7 @@
                 <w:i w:val="0"/>
                 <w:sz w:val="22"/>
               </w:rPr>
-              <w:t>いただきたい資料が17件あります。</w:t>
+              <w:t>いただきたい資料が18件あります。</w:t>
             </w:r>
             <w:r>
               <w:rPr>
@@ -7551,16 +7551,16 @@
         </w:tblCellMar>
       </w:tblPr>
       <w:tblGrid>
-        <w:gridCol w:w="1148"/>
-        <w:gridCol w:w="1783"/>
-        <w:gridCol w:w="1397"/>
-        <w:gridCol w:w="3551"/>
-        <w:gridCol w:w="1760"/>
+        <w:gridCol w:w="1147"/>
+        <w:gridCol w:w="1778"/>
+        <w:gridCol w:w="1394"/>
+        <w:gridCol w:w="3563"/>
+        <w:gridCol w:w="1755"/>
       </w:tblGrid>
       <w:tr>
         <w:tc>
           <w:tcPr>
-            <w:tcW w:type="dxa" w:w="1148"/>
+            <w:tcW w:type="dxa" w:w="1147"/>
             <w:shd w:val="clear" w:fill="1F3864"/>
             <w:vAlign w:val="center"/>
           </w:tcPr>
@@ -7583,7 +7583,7 @@
         </w:tc>
         <w:tc>
           <w:tcPr>
-            <w:tcW w:type="dxa" w:w="1783"/>
+            <w:tcW w:type="dxa" w:w="1778"/>
             <w:shd w:val="clear" w:fill="1F3864"/>
             <w:vAlign w:val="center"/>
           </w:tcPr>
@@ -7606,7 +7606,7 @@
         </w:tc>
         <w:tc>
           <w:tcPr>
-            <w:tcW w:type="dxa" w:w="1397"/>
+            <w:tcW w:type="dxa" w:w="1394"/>
             <w:shd w:val="clear" w:fill="1F3864"/>
             <w:vAlign w:val="center"/>
           </w:tcPr>
@@ -7629,7 +7629,7 @@
         </w:tc>
         <w:tc>
           <w:tcPr>
-            <w:tcW w:type="dxa" w:w="3551"/>
+            <w:tcW w:type="dxa" w:w="3563"/>
             <w:shd w:val="clear" w:fill="1F3864"/>
             <w:vAlign w:val="center"/>
           </w:tcPr>
@@ -7652,7 +7652,7 @@
         </w:tc>
         <w:tc>
           <w:tcPr>
-            <w:tcW w:type="dxa" w:w="1760"/>
+            <w:tcW w:type="dxa" w:w="1755"/>
             <w:shd w:val="clear" w:fill="1F3864"/>
             <w:vAlign w:val="center"/>
           </w:tcPr>
@@ -7677,7 +7677,7 @@
       <w:tr>
         <w:tc>
           <w:tcPr>
-            <w:tcW w:type="dxa" w:w="1148"/>
+            <w:tcW w:type="dxa" w:w="1147"/>
             <w:vAlign w:val="center"/>
           </w:tcPr>
           <w:p>
@@ -7697,7 +7697,7 @@
         </w:tc>
         <w:tc>
           <w:tcPr>
-            <w:tcW w:type="dxa" w:w="1783"/>
+            <w:tcW w:type="dxa" w:w="1778"/>
             <w:vAlign w:val="center"/>
           </w:tcPr>
           <w:p>
@@ -7717,7 +7717,7 @@
         </w:tc>
         <w:tc>
           <w:tcPr>
-            <w:tcW w:type="dxa" w:w="1397"/>
+            <w:tcW w:type="dxa" w:w="1394"/>
             <w:vAlign w:val="center"/>
           </w:tcPr>
           <w:p>
@@ -7737,7 +7737,7 @@
         </w:tc>
         <w:tc>
           <w:tcPr>
-            <w:tcW w:type="dxa" w:w="3551"/>
+            <w:tcW w:type="dxa" w:w="3563"/>
             <w:vAlign w:val="center"/>
           </w:tcPr>
           <w:p>
@@ -7766,7 +7766,7 @@
         </w:tc>
         <w:tc>
           <w:tcPr>
-            <w:tcW w:type="dxa" w:w="1760"/>
+            <w:tcW w:type="dxa" w:w="1755"/>
             <w:vAlign w:val="center"/>
           </w:tcPr>
           <w:p>
@@ -7788,7 +7788,7 @@
       <w:tr>
         <w:tc>
           <w:tcPr>
-            <w:tcW w:type="dxa" w:w="1148"/>
+            <w:tcW w:type="dxa" w:w="1147"/>
             <w:vAlign w:val="center"/>
           </w:tcPr>
           <w:p>
@@ -7808,7 +7808,7 @@
         </w:tc>
         <w:tc>
           <w:tcPr>
-            <w:tcW w:type="dxa" w:w="1783"/>
+            <w:tcW w:type="dxa" w:w="1778"/>
             <w:vAlign w:val="center"/>
           </w:tcPr>
           <w:p>
@@ -7828,7 +7828,7 @@
         </w:tc>
         <w:tc>
           <w:tcPr>
-            <w:tcW w:type="dxa" w:w="1397"/>
+            <w:tcW w:type="dxa" w:w="1394"/>
             <w:vAlign w:val="center"/>
           </w:tcPr>
           <w:p>
@@ -7848,7 +7848,7 @@
         </w:tc>
         <w:tc>
           <w:tcPr>
-            <w:tcW w:type="dxa" w:w="3551"/>
+            <w:tcW w:type="dxa" w:w="3563"/>
             <w:vAlign w:val="center"/>
           </w:tcPr>
           <w:p>
@@ -7877,7 +7877,7 @@
         </w:tc>
         <w:tc>
           <w:tcPr>
-            <w:tcW w:type="dxa" w:w="1760"/>
+            <w:tcW w:type="dxa" w:w="1755"/>
             <w:vAlign w:val="center"/>
           </w:tcPr>
           <w:p>
@@ -7899,7 +7899,7 @@
       <w:tr>
         <w:tc>
           <w:tcPr>
-            <w:tcW w:type="dxa" w:w="1148"/>
+            <w:tcW w:type="dxa" w:w="1147"/>
             <w:vAlign w:val="center"/>
           </w:tcPr>
           <w:p>
@@ -7919,7 +7919,7 @@
         </w:tc>
         <w:tc>
           <w:tcPr>
-            <w:tcW w:type="dxa" w:w="1783"/>
+            <w:tcW w:type="dxa" w:w="1778"/>
             <w:vAlign w:val="center"/>
           </w:tcPr>
           <w:p>
@@ -7939,7 +7939,7 @@
         </w:tc>
         <w:tc>
           <w:tcPr>
-            <w:tcW w:type="dxa" w:w="1397"/>
+            <w:tcW w:type="dxa" w:w="1394"/>
             <w:vAlign w:val="center"/>
           </w:tcPr>
           <w:p>
@@ -7959,7 +7959,7 @@
         </w:tc>
         <w:tc>
           <w:tcPr>
-            <w:tcW w:type="dxa" w:w="3551"/>
+            <w:tcW w:type="dxa" w:w="3563"/>
             <w:vAlign w:val="center"/>
           </w:tcPr>
           <w:p>
@@ -7997,7 +7997,7 @@
         </w:tc>
         <w:tc>
           <w:tcPr>
-            <w:tcW w:type="dxa" w:w="1760"/>
+            <w:tcW w:type="dxa" w:w="1755"/>
             <w:vAlign w:val="center"/>
           </w:tcPr>
           <w:p>
@@ -8019,7 +8019,7 @@
       <w:tr>
         <w:tc>
           <w:tcPr>
-            <w:tcW w:type="dxa" w:w="1148"/>
+            <w:tcW w:type="dxa" w:w="1147"/>
             <w:vAlign w:val="center"/>
           </w:tcPr>
           <w:p>
@@ -8039,7 +8039,7 @@
         </w:tc>
         <w:tc>
           <w:tcPr>
-            <w:tcW w:type="dxa" w:w="1783"/>
+            <w:tcW w:type="dxa" w:w="1778"/>
             <w:vAlign w:val="center"/>
           </w:tcPr>
           <w:p>
@@ -8059,7 +8059,7 @@
         </w:tc>
         <w:tc>
           <w:tcPr>
-            <w:tcW w:type="dxa" w:w="1397"/>
+            <w:tcW w:type="dxa" w:w="1394"/>
             <w:vAlign w:val="center"/>
           </w:tcPr>
           <w:p>
@@ -8079,7 +8079,7 @@
         </w:tc>
         <w:tc>
           <w:tcPr>
-            <w:tcW w:type="dxa" w:w="3551"/>
+            <w:tcW w:type="dxa" w:w="3563"/>
             <w:vAlign w:val="center"/>
           </w:tcPr>
           <w:p>
@@ -8117,7 +8117,7 @@
         </w:tc>
         <w:tc>
           <w:tcPr>
-            <w:tcW w:type="dxa" w:w="1760"/>
+            <w:tcW w:type="dxa" w:w="1755"/>
             <w:vAlign w:val="center"/>
           </w:tcPr>
           <w:p>
@@ -8139,7 +8139,7 @@
       <w:tr>
         <w:tc>
           <w:tcPr>
-            <w:tcW w:type="dxa" w:w="1148"/>
+            <w:tcW w:type="dxa" w:w="1147"/>
             <w:vAlign w:val="center"/>
           </w:tcPr>
           <w:p>
@@ -8159,7 +8159,7 @@
         </w:tc>
         <w:tc>
           <w:tcPr>
-            <w:tcW w:type="dxa" w:w="1783"/>
+            <w:tcW w:type="dxa" w:w="1778"/>
             <w:vAlign w:val="center"/>
           </w:tcPr>
           <w:p>
@@ -8179,7 +8179,7 @@
         </w:tc>
         <w:tc>
           <w:tcPr>
-            <w:tcW w:type="dxa" w:w="1397"/>
+            <w:tcW w:type="dxa" w:w="1394"/>
             <w:vAlign w:val="center"/>
           </w:tcPr>
           <w:p>
@@ -8199,7 +8199,7 @@
         </w:tc>
         <w:tc>
           <w:tcPr>
-            <w:tcW w:type="dxa" w:w="3551"/>
+            <w:tcW w:type="dxa" w:w="3563"/>
             <w:vAlign w:val="center"/>
           </w:tcPr>
           <w:p>
@@ -8228,7 +8228,7 @@
         </w:tc>
         <w:tc>
           <w:tcPr>
-            <w:tcW w:type="dxa" w:w="1760"/>
+            <w:tcW w:type="dxa" w:w="1755"/>
             <w:vAlign w:val="center"/>
           </w:tcPr>
           <w:p>
@@ -8250,7 +8250,7 @@
       <w:tr>
         <w:tc>
           <w:tcPr>
-            <w:tcW w:type="dxa" w:w="1148"/>
+            <w:tcW w:type="dxa" w:w="1147"/>
             <w:vAlign w:val="center"/>
           </w:tcPr>
           <w:p>
@@ -8270,7 +8270,7 @@
         </w:tc>
         <w:tc>
           <w:tcPr>
-            <w:tcW w:type="dxa" w:w="1783"/>
+            <w:tcW w:type="dxa" w:w="1778"/>
             <w:vAlign w:val="center"/>
           </w:tcPr>
           <w:p>
@@ -8290,7 +8290,7 @@
         </w:tc>
         <w:tc>
           <w:tcPr>
-            <w:tcW w:type="dxa" w:w="1397"/>
+            <w:tcW w:type="dxa" w:w="1394"/>
             <w:vAlign w:val="center"/>
           </w:tcPr>
           <w:p>
@@ -8310,7 +8310,7 @@
         </w:tc>
         <w:tc>
           <w:tcPr>
-            <w:tcW w:type="dxa" w:w="3551"/>
+            <w:tcW w:type="dxa" w:w="3563"/>
             <w:vAlign w:val="center"/>
           </w:tcPr>
           <w:p>
@@ -8339,7 +8339,7 @@
         </w:tc>
         <w:tc>
           <w:tcPr>
-            <w:tcW w:type="dxa" w:w="1760"/>
+            <w:tcW w:type="dxa" w:w="1755"/>
             <w:vAlign w:val="center"/>
           </w:tcPr>
           <w:p>
@@ -8361,7 +8361,7 @@
       <w:tr>
         <w:tc>
           <w:tcPr>
-            <w:tcW w:type="dxa" w:w="1148"/>
+            <w:tcW w:type="dxa" w:w="1147"/>
             <w:vAlign w:val="center"/>
           </w:tcPr>
           <w:p>
@@ -8381,7 +8381,7 @@
         </w:tc>
         <w:tc>
           <w:tcPr>
-            <w:tcW w:type="dxa" w:w="1783"/>
+            <w:tcW w:type="dxa" w:w="1778"/>
             <w:vAlign w:val="center"/>
           </w:tcPr>
           <w:p>
@@ -8401,7 +8401,7 @@
         </w:tc>
         <w:tc>
           <w:tcPr>
-            <w:tcW w:type="dxa" w:w="1397"/>
+            <w:tcW w:type="dxa" w:w="1394"/>
             <w:vAlign w:val="center"/>
           </w:tcPr>
           <w:p>
@@ -8421,7 +8421,7 @@
         </w:tc>
         <w:tc>
           <w:tcPr>
-            <w:tcW w:type="dxa" w:w="3551"/>
+            <w:tcW w:type="dxa" w:w="3563"/>
             <w:vAlign w:val="center"/>
           </w:tcPr>
           <w:p>
@@ -8450,7 +8450,7 @@
         </w:tc>
         <w:tc>
           <w:tcPr>
-            <w:tcW w:type="dxa" w:w="1760"/>
+            <w:tcW w:type="dxa" w:w="1755"/>
             <w:vAlign w:val="center"/>
           </w:tcPr>
           <w:p>
@@ -8472,7 +8472,7 @@
       <w:tr>
         <w:tc>
           <w:tcPr>
-            <w:tcW w:type="dxa" w:w="1148"/>
+            <w:tcW w:type="dxa" w:w="1147"/>
             <w:vAlign w:val="center"/>
           </w:tcPr>
           <w:p>
@@ -8492,7 +8492,7 @@
         </w:tc>
         <w:tc>
           <w:tcPr>
-            <w:tcW w:type="dxa" w:w="1783"/>
+            <w:tcW w:type="dxa" w:w="1778"/>
             <w:vAlign w:val="center"/>
           </w:tcPr>
           <w:p>
@@ -8512,7 +8512,7 @@
         </w:tc>
         <w:tc>
           <w:tcPr>
-            <w:tcW w:type="dxa" w:w="1397"/>
+            <w:tcW w:type="dxa" w:w="1394"/>
             <w:vAlign w:val="center"/>
           </w:tcPr>
           <w:p>
@@ -8532,7 +8532,7 @@
         </w:tc>
         <w:tc>
           <w:tcPr>
-            <w:tcW w:type="dxa" w:w="3551"/>
+            <w:tcW w:type="dxa" w:w="3563"/>
             <w:vAlign w:val="center"/>
           </w:tcPr>
           <w:p>
@@ -8570,7 +8570,7 @@
         </w:tc>
         <w:tc>
           <w:tcPr>
-            <w:tcW w:type="dxa" w:w="1760"/>
+            <w:tcW w:type="dxa" w:w="1755"/>
             <w:vAlign w:val="center"/>
           </w:tcPr>
           <w:p>
@@ -8592,7 +8592,7 @@
       <w:tr>
         <w:tc>
           <w:tcPr>
-            <w:tcW w:type="dxa" w:w="1148"/>
+            <w:tcW w:type="dxa" w:w="1147"/>
             <w:vAlign w:val="center"/>
           </w:tcPr>
           <w:p>
@@ -8612,7 +8612,7 @@
         </w:tc>
         <w:tc>
           <w:tcPr>
-            <w:tcW w:type="dxa" w:w="1783"/>
+            <w:tcW w:type="dxa" w:w="1778"/>
             <w:vAlign w:val="center"/>
           </w:tcPr>
           <w:p>
@@ -8632,7 +8632,7 @@
         </w:tc>
         <w:tc>
           <w:tcPr>
-            <w:tcW w:type="dxa" w:w="1397"/>
+            <w:tcW w:type="dxa" w:w="1394"/>
             <w:vAlign w:val="center"/>
           </w:tcPr>
           <w:p>
@@ -8652,7 +8652,7 @@
         </w:tc>
         <w:tc>
           <w:tcPr>
-            <w:tcW w:type="dxa" w:w="3551"/>
+            <w:tcW w:type="dxa" w:w="3563"/>
             <w:vAlign w:val="center"/>
           </w:tcPr>
           <w:p>
@@ -8690,7 +8690,7 @@
         </w:tc>
         <w:tc>
           <w:tcPr>
-            <w:tcW w:type="dxa" w:w="1760"/>
+            <w:tcW w:type="dxa" w:w="1755"/>
             <w:vAlign w:val="center"/>
           </w:tcPr>
           <w:p>
@@ -8712,7 +8712,7 @@
       <w:tr>
         <w:tc>
           <w:tcPr>
-            <w:tcW w:type="dxa" w:w="1148"/>
+            <w:tcW w:type="dxa" w:w="1147"/>
             <w:vAlign w:val="center"/>
           </w:tcPr>
           <w:p>
@@ -8732,7 +8732,7 @@
         </w:tc>
         <w:tc>
           <w:tcPr>
-            <w:tcW w:type="dxa" w:w="1783"/>
+            <w:tcW w:type="dxa" w:w="1778"/>
             <w:vAlign w:val="center"/>
           </w:tcPr>
           <w:p>
@@ -8752,7 +8752,7 @@
         </w:tc>
         <w:tc>
           <w:tcPr>
-            <w:tcW w:type="dxa" w:w="1397"/>
+            <w:tcW w:type="dxa" w:w="1394"/>
             <w:vAlign w:val="center"/>
           </w:tcPr>
           <w:p>
@@ -8772,7 +8772,7 @@
         </w:tc>
         <w:tc>
           <w:tcPr>
-            <w:tcW w:type="dxa" w:w="3551"/>
+            <w:tcW w:type="dxa" w:w="3563"/>
             <w:vAlign w:val="center"/>
           </w:tcPr>
           <w:p>
@@ -8810,7 +8810,7 @@
         </w:tc>
         <w:tc>
           <w:tcPr>
-            <w:tcW w:type="dxa" w:w="1760"/>
+            <w:tcW w:type="dxa" w:w="1755"/>
             <w:vAlign w:val="center"/>
           </w:tcPr>
           <w:p>
@@ -8832,7 +8832,7 @@
       <w:tr>
         <w:tc>
           <w:tcPr>
-            <w:tcW w:type="dxa" w:w="1148"/>
+            <w:tcW w:type="dxa" w:w="1147"/>
             <w:vAlign w:val="center"/>
           </w:tcPr>
           <w:p>
@@ -8852,7 +8852,7 @@
         </w:tc>
         <w:tc>
           <w:tcPr>
-            <w:tcW w:type="dxa" w:w="1783"/>
+            <w:tcW w:type="dxa" w:w="1778"/>
             <w:vAlign w:val="center"/>
           </w:tcPr>
           <w:p>
@@ -8872,7 +8872,7 @@
         </w:tc>
         <w:tc>
           <w:tcPr>
-            <w:tcW w:type="dxa" w:w="1397"/>
+            <w:tcW w:type="dxa" w:w="1394"/>
             <w:vAlign w:val="center"/>
           </w:tcPr>
           <w:p>
@@ -8892,7 +8892,7 @@
         </w:tc>
         <w:tc>
           <w:tcPr>
-            <w:tcW w:type="dxa" w:w="3551"/>
+            <w:tcW w:type="dxa" w:w="3563"/>
             <w:vAlign w:val="center"/>
           </w:tcPr>
           <w:p>
@@ -8930,7 +8930,7 @@
         </w:tc>
         <w:tc>
           <w:tcPr>
-            <w:tcW w:type="dxa" w:w="1760"/>
+            <w:tcW w:type="dxa" w:w="1755"/>
             <w:vAlign w:val="center"/>
           </w:tcPr>
           <w:p>
@@ -8952,7 +8952,7 @@
       <w:tr>
         <w:tc>
           <w:tcPr>
-            <w:tcW w:type="dxa" w:w="1148"/>
+            <w:tcW w:type="dxa" w:w="1147"/>
             <w:vAlign w:val="center"/>
           </w:tcPr>
           <w:p>
@@ -8972,7 +8972,7 @@
         </w:tc>
         <w:tc>
           <w:tcPr>
-            <w:tcW w:type="dxa" w:w="1783"/>
+            <w:tcW w:type="dxa" w:w="1778"/>
             <w:vAlign w:val="center"/>
           </w:tcPr>
           <w:p>
@@ -8992,7 +8992,7 @@
         </w:tc>
         <w:tc>
           <w:tcPr>
-            <w:tcW w:type="dxa" w:w="1397"/>
+            <w:tcW w:type="dxa" w:w="1394"/>
             <w:vAlign w:val="center"/>
           </w:tcPr>
           <w:p>
@@ -9012,7 +9012,7 @@
         </w:tc>
         <w:tc>
           <w:tcPr>
-            <w:tcW w:type="dxa" w:w="3551"/>
+            <w:tcW w:type="dxa" w:w="3563"/>
             <w:vAlign w:val="center"/>
           </w:tcPr>
           <w:p>
@@ -9041,7 +9041,7 @@
         </w:tc>
         <w:tc>
           <w:tcPr>
-            <w:tcW w:type="dxa" w:w="1760"/>
+            <w:tcW w:type="dxa" w:w="1755"/>
             <w:vAlign w:val="center"/>
           </w:tcPr>
           <w:p>
@@ -9063,7 +9063,7 @@
       <w:tr>
         <w:tc>
           <w:tcPr>
-            <w:tcW w:type="dxa" w:w="1148"/>
+            <w:tcW w:type="dxa" w:w="1147"/>
             <w:vAlign w:val="center"/>
           </w:tcPr>
           <w:p>
@@ -9083,7 +9083,7 @@
         </w:tc>
         <w:tc>
           <w:tcPr>
-            <w:tcW w:type="dxa" w:w="1783"/>
+            <w:tcW w:type="dxa" w:w="1778"/>
             <w:vAlign w:val="center"/>
           </w:tcPr>
           <w:p>
@@ -9103,7 +9103,7 @@
         </w:tc>
         <w:tc>
           <w:tcPr>
-            <w:tcW w:type="dxa" w:w="1397"/>
+            <w:tcW w:type="dxa" w:w="1394"/>
             <w:vAlign w:val="center"/>
           </w:tcPr>
           <w:p>
@@ -9123,7 +9123,7 @@
         </w:tc>
         <w:tc>
           <w:tcPr>
-            <w:tcW w:type="dxa" w:w="3551"/>
+            <w:tcW w:type="dxa" w:w="3563"/>
             <w:vAlign w:val="center"/>
           </w:tcPr>
           <w:p>
@@ -9152,7 +9152,7 @@
         </w:tc>
         <w:tc>
           <w:tcPr>
-            <w:tcW w:type="dxa" w:w="1760"/>
+            <w:tcW w:type="dxa" w:w="1755"/>
             <w:vAlign w:val="center"/>
           </w:tcPr>
           <w:p>
@@ -9174,7 +9174,7 @@
       <w:tr>
         <w:tc>
           <w:tcPr>
-            <w:tcW w:type="dxa" w:w="1148"/>
+            <w:tcW w:type="dxa" w:w="1147"/>
             <w:vAlign w:val="center"/>
           </w:tcPr>
           <w:p>
@@ -9194,7 +9194,7 @@
         </w:tc>
         <w:tc>
           <w:tcPr>
-            <w:tcW w:type="dxa" w:w="1783"/>
+            <w:tcW w:type="dxa" w:w="1778"/>
             <w:vAlign w:val="center"/>
           </w:tcPr>
           <w:p>
@@ -9214,7 +9214,7 @@
         </w:tc>
         <w:tc>
           <w:tcPr>
-            <w:tcW w:type="dxa" w:w="1397"/>
+            <w:tcW w:type="dxa" w:w="1394"/>
             <w:vAlign w:val="center"/>
           </w:tcPr>
           <w:p>
@@ -9234,7 +9234,7 @@
         </w:tc>
         <w:tc>
           <w:tcPr>
-            <w:tcW w:type="dxa" w:w="3551"/>
+            <w:tcW w:type="dxa" w:w="3563"/>
             <w:vAlign w:val="center"/>
           </w:tcPr>
           <w:p>
@@ -9272,7 +9272,7 @@
         </w:tc>
         <w:tc>
           <w:tcPr>
-            <w:tcW w:type="dxa" w:w="1760"/>
+            <w:tcW w:type="dxa" w:w="1755"/>
             <w:vAlign w:val="center"/>
           </w:tcPr>
           <w:p>
@@ -9294,7 +9294,7 @@
       <w:tr>
         <w:tc>
           <w:tcPr>
-            <w:tcW w:type="dxa" w:w="1148"/>
+            <w:tcW w:type="dxa" w:w="1147"/>
             <w:vAlign w:val="center"/>
           </w:tcPr>
           <w:p>
@@ -9314,7 +9314,7 @@
         </w:tc>
         <w:tc>
           <w:tcPr>
-            <w:tcW w:type="dxa" w:w="1783"/>
+            <w:tcW w:type="dxa" w:w="1778"/>
             <w:vAlign w:val="center"/>
           </w:tcPr>
           <w:p>
@@ -9334,7 +9334,7 @@
         </w:tc>
         <w:tc>
           <w:tcPr>
-            <w:tcW w:type="dxa" w:w="1397"/>
+            <w:tcW w:type="dxa" w:w="1394"/>
             <w:vAlign w:val="center"/>
           </w:tcPr>
           <w:p>
@@ -9354,7 +9354,7 @@
         </w:tc>
         <w:tc>
           <w:tcPr>
-            <w:tcW w:type="dxa" w:w="3551"/>
+            <w:tcW w:type="dxa" w:w="3563"/>
             <w:vAlign w:val="center"/>
           </w:tcPr>
           <w:p>
@@ -9392,7 +9392,7 @@
         </w:tc>
         <w:tc>
           <w:tcPr>
-            <w:tcW w:type="dxa" w:w="1760"/>
+            <w:tcW w:type="dxa" w:w="1755"/>
             <w:vAlign w:val="center"/>
           </w:tcPr>
           <w:p>
@@ -9414,7 +9414,7 @@
       <w:tr>
         <w:tc>
           <w:tcPr>
-            <w:tcW w:type="dxa" w:w="1148"/>
+            <w:tcW w:type="dxa" w:w="1147"/>
             <w:vAlign w:val="center"/>
           </w:tcPr>
           <w:p>
@@ -9434,7 +9434,7 @@
         </w:tc>
         <w:tc>
           <w:tcPr>
-            <w:tcW w:type="dxa" w:w="1783"/>
+            <w:tcW w:type="dxa" w:w="1778"/>
             <w:vAlign w:val="center"/>
           </w:tcPr>
           <w:p>
@@ -9454,7 +9454,7 @@
         </w:tc>
         <w:tc>
           <w:tcPr>
-            <w:tcW w:type="dxa" w:w="1397"/>
+            <w:tcW w:type="dxa" w:w="1394"/>
             <w:vAlign w:val="center"/>
           </w:tcPr>
           <w:p>
@@ -9474,7 +9474,7 @@
         </w:tc>
         <w:tc>
           <w:tcPr>
-            <w:tcW w:type="dxa" w:w="3551"/>
+            <w:tcW w:type="dxa" w:w="3563"/>
             <w:vAlign w:val="center"/>
           </w:tcPr>
           <w:p>
@@ -9503,7 +9503,7 @@
         </w:tc>
         <w:tc>
           <w:tcPr>
-            <w:tcW w:type="dxa" w:w="1760"/>
+            <w:tcW w:type="dxa" w:w="1755"/>
             <w:vAlign w:val="center"/>
           </w:tcPr>
           <w:p>
@@ -9525,7 +9525,7 @@
       <w:tr>
         <w:tc>
           <w:tcPr>
-            <w:tcW w:type="dxa" w:w="1148"/>
+            <w:tcW w:type="dxa" w:w="1147"/>
             <w:vAlign w:val="center"/>
           </w:tcPr>
           <w:p>
@@ -9545,7 +9545,27 @@
         </w:tc>
         <w:tc>
           <w:tcPr>
-            <w:tcW w:type="dxa" w:w="1783"/>
+            <w:tcW w:type="dxa" w:w="1778"/>
+            <w:vAlign w:val="center"/>
+          </w:tcPr>
+          <w:p>
+            <w:pPr>
+              <w:spacing w:before="20" w:after="20"/>
+            </w:pPr>
+            <w:r>
+              <w:rPr>
+                <w:rFonts w:ascii="BIZ UDPゴシック" w:hAnsi="BIZ UDPゴシック" w:eastAsia="BIZ UDPゴシック"/>
+                <w:b/>
+                <w:i w:val="0"/>
+                <w:sz w:val="22"/>
+              </w:rPr>
+              <w:t>見える化システム「要介護認定率」の県内比較の出力</w:t>
+            </w:r>
+          </w:p>
+        </w:tc>
+        <w:tc>
+          <w:tcPr>
+            <w:tcW w:type="dxa" w:w="1394"/>
             <w:vAlign w:val="center"/>
           </w:tcPr>
           <w:p>
@@ -9559,13 +9579,113 @@
                 <w:i w:val="0"/>
                 <w:sz w:val="22"/>
               </w:rPr>
+              <w:t>10月中</w:t>
+            </w:r>
+          </w:p>
+        </w:tc>
+        <w:tc>
+          <w:tcPr>
+            <w:tcW w:type="dxa" w:w="3563"/>
+            <w:vAlign w:val="center"/>
+          </w:tcPr>
+          <w:p>
+            <w:pPr>
+              <w:spacing w:before="20" w:after="20"/>
+            </w:pPr>
+            <w:r>
+              <w:rPr>
+                <w:rFonts w:ascii="BIZ UDPゴシック" w:hAnsi="BIZ UDPゴシック" w:eastAsia="BIZ UDPゴシック"/>
+                <w:b/>
+                <w:i w:val="0"/>
+                <w:sz w:val="22"/>
+              </w:rPr>
+              <w:t>成果品で「認定率は県内でも高い方にある」としている裏づけです。</w:t>
+            </w:r>
+            <w:r>
+              <w:rPr>
+                <w:rFonts w:ascii="BIZ UDPゴシック" w:hAnsi="BIZ UDPゴシック" w:eastAsia="BIZ UDPゴシック"/>
+                <w:b/>
+                <w:i w:val="0"/>
+                <w:sz w:val="22"/>
+              </w:rPr>
+              <w:t>当方の手元にあるのは小野町の値（性・年齢調整後の地域差指数1.24）と令和7年3月末の県内2位までで、令和8年3月末の県内順位の出力がありません。</w:t>
+            </w:r>
+            <w:r>
+              <w:rPr>
+                <w:rFonts w:ascii="BIZ UDPゴシック" w:hAnsi="BIZ UDPゴシック" w:eastAsia="BIZ UDPゴシック"/>
+                <w:b w:val="0"/>
+                <w:i w:val="0"/>
+                <w:sz w:val="22"/>
+              </w:rPr>
+              <w:t>見える化の地域別画面（B4系）の出力でお願いします</w:t>
+            </w:r>
+          </w:p>
+        </w:tc>
+        <w:tc>
+          <w:tcPr>
+            <w:tcW w:type="dxa" w:w="1755"/>
+            <w:vAlign w:val="center"/>
+          </w:tcPr>
+          <w:p>
+            <w:pPr>
+              <w:spacing w:before="20" w:after="20"/>
+            </w:pPr>
+            <w:r>
+              <w:rPr>
+                <w:rFonts w:ascii="BIZ UDPゴシック" w:hAnsi="BIZ UDPゴシック" w:eastAsia="BIZ UDPゴシック"/>
+                <w:b w:val="0"/>
+                <w:i w:val="0"/>
+                <w:sz w:val="22"/>
+              </w:rPr>
+              <w:t>第2章3（全国・県内との比較）</w:t>
+            </w:r>
+          </w:p>
+        </w:tc>
+      </w:tr>
+      <w:tr>
+        <w:tc>
+          <w:tcPr>
+            <w:tcW w:type="dxa" w:w="1147"/>
+            <w:vAlign w:val="center"/>
+          </w:tcPr>
+          <w:p>
+            <w:pPr>
+              <w:spacing w:before="20" w:after="20"/>
+            </w:pPr>
+            <w:r>
+              <w:rPr>
+                <w:rFonts w:ascii="BIZ UDPゴシック" w:hAnsi="BIZ UDPゴシック" w:eastAsia="BIZ UDPゴシック"/>
+                <w:b w:val="0"/>
+                <w:i w:val="0"/>
+                <w:sz w:val="22"/>
+              </w:rPr>
+              <w:t>18</w:t>
+            </w:r>
+          </w:p>
+        </w:tc>
+        <w:tc>
+          <w:tcPr>
+            <w:tcW w:type="dxa" w:w="1778"/>
+            <w:vAlign w:val="center"/>
+          </w:tcPr>
+          <w:p>
+            <w:pPr>
+              <w:spacing w:before="20" w:after="20"/>
+            </w:pPr>
+            <w:r>
+              <w:rPr>
+                <w:rFonts w:ascii="BIZ UDPゴシック" w:hAnsi="BIZ UDPゴシック" w:eastAsia="BIZ UDPゴシック"/>
+                <w:b w:val="0"/>
+                <w:i w:val="0"/>
+                <w:sz w:val="22"/>
+              </w:rPr>
               <w:t>広域連合分の該当状況調査票集計表</w:t>
             </w:r>
           </w:p>
         </w:tc>
         <w:tc>
           <w:tcPr>
-            <w:tcW w:type="dxa" w:w="1397"/>
+            <w:tcW w:type="dxa" w:w="1394"/>
             <w:vAlign w:val="center"/>
           </w:tcPr>
           <w:p>
@@ -9585,7 +9705,7 @@
         </w:tc>
         <w:tc>
           <w:tcPr>
-            <w:tcW w:type="dxa" w:w="3551"/>
+            <w:tcW w:type="dxa" w:w="3563"/>
             <w:vAlign w:val="center"/>
           </w:tcPr>
           <w:p>
@@ -9614,7 +9734,7 @@
         </w:tc>
         <w:tc>
           <w:tcPr>
-            <w:tcW w:type="dxa" w:w="1760"/>
+            <w:tcW w:type="dxa" w:w="1755"/>
             <w:vAlign w:val="center"/>
           </w:tcPr>
           <w:p>
